--- a/downloads/workbook/ai-5-week-03.docx
+++ b/downloads/workbook/ai-5-week-03.docx
@@ -920,6 +920,178 @@
         <w:t>Project connection: For your Image-pattern Network Investigation, save the input, procedure, observed result and limitation of this check. Label this worked example as practice; use a different, previously unreviewed case when checking independent understanding.</w:t>
       </w:r>
     </w:p>
+    <w:p>
+      <w:pPr>
+        <w:pStyle w:val="Heading1"/>
+      </w:pPr>
+      <w:r>
+        <w:t>13. Project portfolio milestone</w:t>
+      </w:r>
+    </w:p>
+    <w:p>
+      <w:r>
+        <w:t>Project: Image-pattern Network Investigation</w:t>
+      </w:r>
+    </w:p>
+    <w:p>
+      <w:r>
+        <w:t>Current milestone: Frame the need. Name the user, the problem, allowed inputs and a safe simple starting method.</w:t>
+      </w:r>
+    </w:p>
+    <w:p>
+      <w:r>
+        <w:t>For your Image-pattern Network Investigation, save the input, procedure, observed result and limitation of this check. Label this worked example as practice; use a different, previously unreviewed case when checking independent understanding.</w:t>
+      </w:r>
+    </w:p>
+    <w:tbl>
+      <w:tblPr>
+        <w:tblStyle w:val="LightShading-Accent1"/>
+        <w:tblW w:type="auto" w:w="0"/>
+        <w:tblLook w:firstColumn="1" w:firstRow="1" w:lastColumn="0" w:lastRow="0" w:noHBand="0" w:noVBand="1" w:val="04A0"/>
+      </w:tblPr>
+      <w:tblGrid>
+        <w:gridCol w:w="5112"/>
+        <w:gridCol w:w="5112"/>
+      </w:tblGrid>
+      <w:tr>
+        <w:trPr>
+          <w:tblHeader/>
+        </w:trPr>
+        <w:tc>
+          <w:tcPr>
+            <w:tcW w:type="dxa" w:w="5112"/>
+          </w:tcPr>
+          <w:p>
+            <w:r>
+              <w:t>Evidence to keep</w:t>
+            </w:r>
+          </w:p>
+        </w:tc>
+        <w:tc>
+          <w:tcPr>
+            <w:tcW w:type="dxa" w:w="5112"/>
+          </w:tcPr>
+          <w:p>
+            <w:r>
+              <w:t>My record</w:t>
+            </w:r>
+          </w:p>
+        </w:tc>
+      </w:tr>
+      <w:tr>
+        <w:tc>
+          <w:tcPr>
+            <w:tcW w:type="dxa" w:w="5112"/>
+          </w:tcPr>
+          <w:p>
+            <w:r>
+              <w:t>This week’s input and deciding step</w:t>
+            </w:r>
+          </w:p>
+        </w:tc>
+        <w:tc>
+          <w:tcPr>
+            <w:tcW w:type="dxa" w:w="5112"/>
+          </w:tcPr>
+          <w:p>
+            <w:r/>
+          </w:p>
+        </w:tc>
+      </w:tr>
+      <w:tr>
+        <w:tc>
+          <w:tcPr>
+            <w:tcW w:type="dxa" w:w="5112"/>
+          </w:tcPr>
+          <w:p>
+            <w:r>
+              <w:t>Prediction and actual result (or labelled paper trace)</w:t>
+            </w:r>
+          </w:p>
+        </w:tc>
+        <w:tc>
+          <w:tcPr>
+            <w:tcW w:type="dxa" w:w="5112"/>
+          </w:tcPr>
+          <w:p>
+            <w:r/>
+          </w:p>
+        </w:tc>
+      </w:tr>
+      <w:tr>
+        <w:tc>
+          <w:tcPr>
+            <w:tcW w:type="dxa" w:w="5112"/>
+          </w:tcPr>
+          <w:p>
+            <w:r>
+              <w:t>One change since the previous checkpoint and why</w:t>
+            </w:r>
+          </w:p>
+        </w:tc>
+        <w:tc>
+          <w:tcPr>
+            <w:tcW w:type="dxa" w:w="5112"/>
+          </w:tcPr>
+          <w:p>
+            <w:r/>
+          </w:p>
+        </w:tc>
+      </w:tr>
+      <w:tr>
+        <w:tc>
+          <w:tcPr>
+            <w:tcW w:type="dxa" w:w="5112"/>
+          </w:tcPr>
+          <w:p>
+            <w:r>
+              <w:t>One error or limit and the next test</w:t>
+            </w:r>
+          </w:p>
+        </w:tc>
+        <w:tc>
+          <w:tcPr>
+            <w:tcW w:type="dxa" w:w="5112"/>
+          </w:tcPr>
+          <w:p>
+            <w:r/>
+          </w:p>
+        </w:tc>
+      </w:tr>
+    </w:tbl>
+    <w:p>
+      <w:pPr>
+        <w:pStyle w:val="Heading3"/>
+      </w:pPr>
+      <w:r>
+        <w:t>Explain what this week adds to your project. Reuse last week’s record rather than starting again.</w:t>
+      </w:r>
+    </w:p>
+    <w:p>
+      <w:r>
+        <w:t>________________________________________________________________</w:t>
+      </w:r>
+    </w:p>
+    <w:p>
+      <w:r>
+        <w:t>________________________________________________________________</w:t>
+      </w:r>
+    </w:p>
+    <w:p>
+      <w:r>
+        <w:t>________________________________________________________________</w:t>
+      </w:r>
+    </w:p>
+    <w:p>
+      <w:r>
+        <w:t>________________________________________________________________</w:t>
+      </w:r>
+    </w:p>
+    <w:p>
+      <w:r>
+        <w:t>________________________________________________________________</w:t>
+      </w:r>
+    </w:p>
     <w:sectPr>
       <w:pgSz w:w="12240" w:h="15840"/>
       <w:pgMar w:top="936" w:right="1008" w:bottom="936" w:left="1008" w:header="720" w:footer="720" w:gutter="0"/>

--- a/downloads/workbook/ai-5-week-03.docx
+++ b/downloads/workbook/ai-5-week-03.docx
@@ -1092,6 +1092,238 @@
         <w:t>________________________________________________________________</w:t>
       </w:r>
     </w:p>
+    <w:p>
+      <w:pPr>
+        <w:pStyle w:val="Heading1"/>
+      </w:pPr>
+      <w:r>
+        <w:t>14. Supported practice and learning evidence</w:t>
+      </w:r>
+    </w:p>
+    <w:p>
+      <w:r>
+        <w:t>Use this supported practice once, in the browser or on paper. Keep the reserved independent assessment for a separate first attempt before teacher feedback.</w:t>
+      </w:r>
+    </w:p>
+    <w:p>
+      <w:r>
+        <w:t>Move a toy boundary with a bias while keeping its input weights fixed.</w:t>
+      </w:r>
+    </w:p>
+    <w:p>
+      <w:pPr>
+        <w:pStyle w:val="Heading3"/>
+      </w:pPr>
+      <w:r>
+        <w:t>Practice 1: explain the deciding evidence</w:t>
+      </w:r>
+    </w:p>
+    <w:p>
+      <w:r>
+        <w:t>Which labelled step matches this detail? The boundary is v=2u-3; the bias sets its position.</w:t>
+      </w:r>
+    </w:p>
+    <w:p>
+      <w:r>
+        <w:t>1. Trace input A</w:t>
+      </w:r>
+    </w:p>
+    <w:p>
+      <w:r>
+        <w:t>2. Read boundary</w:t>
+      </w:r>
+    </w:p>
+    <w:p>
+      <w:r>
+        <w:t>3. Trace input B</w:t>
+      </w:r>
+    </w:p>
+    <w:p>
+      <w:pPr>
+        <w:pStyle w:val="Heading3"/>
+      </w:pPr>
+      <w:r>
+        <w:t>My selected conclusion, deciding fact and explanation</w:t>
+      </w:r>
+    </w:p>
+    <w:p>
+      <w:r>
+        <w:t>________________________________________________________________</w:t>
+      </w:r>
+    </w:p>
+    <w:p>
+      <w:r>
+        <w:t>________________________________________________________________</w:t>
+      </w:r>
+    </w:p>
+    <w:p>
+      <w:r>
+        <w:t>________________________________________________________________</w:t>
+      </w:r>
+    </w:p>
+    <w:p>
+      <w:r>
+        <w:t>________________________________________________________________</w:t>
+      </w:r>
+    </w:p>
+    <w:p>
+      <w:r>
+        <w:t>________________________________________________________________</w:t>
+      </w:r>
+    </w:p>
+    <w:p>
+      <w:r>
+        <w:t>Hint if needed: Read the steps in the pictorial case. Match the supplied detail to the stage that performs or records it.</w:t>
+      </w:r>
+    </w:p>
+    <w:p>
+      <w:r>
+        <w:t>After your attempt, compare with the supported explanation: Read boundary The boundary is v=2u-3; the bias sets its position. The bias adds the same offset after the input contributions. It moves the dividing line without changing the weights that set the line’s orientation. Class 1 includes score zero under our stated rule. That is why B changes class when the bias rises by two: its score moves from minus two onto the included boundary.</w:t>
+      </w:r>
+    </w:p>
+    <w:p>
+      <w:pPr>
+        <w:pStyle w:val="Heading3"/>
+      </w:pPr>
+      <w:r>
+        <w:t>Practice 2: explain the deciding evidence</w:t>
+      </w:r>
+    </w:p>
+    <w:p>
+      <w:r>
+        <w:t>Changed-case practice: Change bias from-3 to-1. Which conclusion is supported by the supplied facts?</w:t>
+      </w:r>
+    </w:p>
+    <w:p>
+      <w:r>
+        <w:t>1. We can decide the result without examining the changed input or the procedure.</w:t>
+      </w:r>
+    </w:p>
+    <w:p>
+      <w:r>
+        <w:t>2. This one example guarantees correct results for every future input.</w:t>
+      </w:r>
+    </w:p>
+    <w:p>
+      <w:r>
+        <w:t>3. A score becomes2 and B score 0; both predict class 1.</w:t>
+      </w:r>
+    </w:p>
+    <w:p>
+      <w:pPr>
+        <w:pStyle w:val="Heading3"/>
+      </w:pPr>
+      <w:r>
+        <w:t>My selected conclusion, deciding fact and explanation</w:t>
+      </w:r>
+    </w:p>
+    <w:p>
+      <w:r>
+        <w:t>________________________________________________________________</w:t>
+      </w:r>
+    </w:p>
+    <w:p>
+      <w:r>
+        <w:t>________________________________________________________________</w:t>
+      </w:r>
+    </w:p>
+    <w:p>
+      <w:r>
+        <w:t>________________________________________________________________</w:t>
+      </w:r>
+    </w:p>
+    <w:p>
+      <w:r>
+        <w:t>________________________________________________________________</w:t>
+      </w:r>
+    </w:p>
+    <w:p>
+      <w:r>
+        <w:t>________________________________________________________________</w:t>
+      </w:r>
+    </w:p>
+    <w:p>
+      <w:r>
+        <w:t>Hint if needed: Use the changed condition and the deciding step in the pictorial trace. The answer must say what follows from those facts.</w:t>
+      </w:r>
+    </w:p>
+    <w:p>
+      <w:r>
+        <w:t>After your attempt, compare with the supported explanation: A score becomes2 and B score 0; both predict class 1. Increasing bias by2 adds2 to every score without changing the weights.</w:t>
+      </w:r>
+    </w:p>
+    <w:p>
+      <w:pPr>
+        <w:pStyle w:val="Heading3"/>
+      </w:pPr>
+      <w:r>
+        <w:t>Repair a missing building block</w:t>
+      </w:r>
+    </w:p>
+    <w:p>
+      <w:r>
+        <w:t>Review Dot products and weighted sums (ai-5/2). Goal: Calculate a dot product by matching feature positions. Short practice: Which connection explains why more right brightness lowers this score? Point to the relevant step in the picture, then write the changed result and the rule or evidence that supports it.. Return to this week and explain what you changed.</w:t>
+      </w:r>
+    </w:p>
+    <w:p>
+      <w:pPr>
+        <w:pStyle w:val="Heading3"/>
+      </w:pPr>
+      <w:r>
+        <w:t>Predict, run and debug</w:t>
+      </w:r>
+    </w:p>
+    <w:p>
+      <w:r>
+        <w:t>The browser lab lets you edit the supported Python examples already included in this lesson. Predict first, run, inspect the actual output or error, change one input, then run again. Keep code, predictions, actual results and a reasoned revision together. On paper, label your result as a trace rather than an execution.</w:t>
+      </w:r>
+    </w:p>
+    <w:p>
+      <w:pPr>
+        <w:pStyle w:val="Heading3"/>
+      </w:pPr>
+      <w:r>
+        <w:t>Keep your completed work</w:t>
+      </w:r>
+    </w:p>
+    <w:p>
+      <w:r>
+        <w:t>Use Download completed work in the hosted lesson to export your answers, reflections, practice feedback and code-run evidence. Open the HTML copy to read or print it. Drafts stay in this browser when storage is available; clear drafts on a shared device.</w:t>
+      </w:r>
+    </w:p>
+    <w:p>
+      <w:pPr>
+        <w:pStyle w:val="Heading3"/>
+      </w:pPr>
+      <w:r>
+        <w:t>What I repaired, the evidence I kept and the next test</w:t>
+      </w:r>
+    </w:p>
+    <w:p>
+      <w:r>
+        <w:t>________________________________________________________________</w:t>
+      </w:r>
+    </w:p>
+    <w:p>
+      <w:r>
+        <w:t>________________________________________________________________</w:t>
+      </w:r>
+    </w:p>
+    <w:p>
+      <w:r>
+        <w:t>________________________________________________________________</w:t>
+      </w:r>
+    </w:p>
+    <w:p>
+      <w:r>
+        <w:t>________________________________________________________________</w:t>
+      </w:r>
+    </w:p>
+    <w:p>
+      <w:r>
+        <w:t>________________________________________________________________</w:t>
+      </w:r>
+    </w:p>
     <w:sectPr>
       <w:pgSz w:w="12240" w:h="15840"/>
       <w:pgMar w:top="936" w:right="1008" w:bottom="936" w:left="1008" w:header="720" w:footer="720" w:gutter="0"/>

--- a/downloads/workbook/ai-5-week-03.docx
+++ b/downloads/workbook/ai-5-week-03.docx
@@ -30,33 +30,45 @@
     </w:p>
     <w:p>
       <w:r>
-        <w:t>Try the recall before opening notes. Then use a different colour or a labelled second line to correct your explanation.</w:t>
+        <w:t>Record your starting explanation for Bias terms and decision boundaries before opening notes. Show any later correction separately.</w:t>
       </w:r>
     </w:p>
     <w:p>
       <w:pPr>
-        <w:pStyle w:val="Heading3"/>
-      </w:pPr>
-      <w:r>
-        <w:t>Dot products and weighted sums</w:t>
+        <w:spacing w:line="336" w:lineRule="auto" w:after="180"/>
+      </w:pPr>
+      <w:r>
+        <w:rPr>
+          <w:b w:val="0"/>
+        </w:rPr>
+        <w:t>Try the recall before opening notes. Then use a different colour or a labelled second line to correct your explanation.</w:t>
       </w:r>
     </w:p>
     <w:p>
-      <w:r>
-        <w:t>Without opening the old lesson, explain one key idea from Dot products and weighted sums. Give an example and a mistake that the idea helps you avoid.</w:t>
+      <w:pPr>
+        <w:pStyle w:val="Heading3"/>
+      </w:pPr>
+      <w:r>
+        <w:t>Dot products and weighted sums</w:t>
       </w:r>
     </w:p>
     <w:p>
       <w:pPr>
-        <w:pStyle w:val="Heading3"/>
-      </w:pPr>
-      <w:r>
-        <w:t>My remembered idea, example and correction</w:t>
+        <w:spacing w:line="336" w:lineRule="auto" w:after="180"/>
+      </w:pPr>
+      <w:r>
+        <w:rPr>
+          <w:b w:val="0"/>
+        </w:rPr>
+        <w:t>Without opening the old lesson, explain one key idea from Dot products and weighted sums. Give an example and a mistake that the idea helps you avoid.</w:t>
       </w:r>
     </w:p>
     <w:p>
-      <w:r>
-        <w:t>________________________________________________________________</w:t>
+      <w:pPr>
+        <w:pStyle w:val="Heading3"/>
+      </w:pPr>
+      <w:r>
+        <w:t>My remembered idea, example and correction</w:t>
       </w:r>
     </w:p>
     <w:p>
@@ -70,16 +82,44 @@
       </w:r>
     </w:p>
     <w:p>
-      <w:pPr>
-        <w:pStyle w:val="Heading1"/>
-      </w:pPr>
-      <w:r>
-        <w:t>02. Practise with fading help</w:t>
+      <w:r>
+        <w:t>________________________________________________________________</w:t>
       </w:r>
     </w:p>
     <w:p>
-      <w:r>
-        <w:t>Use W2: Plot and label the boundary for Bias terms and decision boundaries. Record the answer once; the lesson and workbook refer to the same attempt.</w:t>
+      <w:pPr>
+        <w:pStyle w:val="Heading1"/>
+      </w:pPr>
+      <w:r>
+        <w:t>02. Practise with fading help</w:t>
+      </w:r>
+    </w:p>
+    <w:p>
+      <w:r>
+        <w:t>Complete the supported Bias terms and decision boundaries trace and record the first step you can explain without help.</w:t>
+      </w:r>
+    </w:p>
+    <w:p>
+      <w:pPr>
+        <w:spacing w:line="336" w:lineRule="auto" w:after="180"/>
+      </w:pPr>
+      <w:r>
+        <w:rPr>
+          <w:b w:val="0"/>
+        </w:rPr>
+        <w:t xml:space="preserve">Use W2: Plot and label the boundary for </w:t>
+      </w:r>
+      <w:r>
+        <w:rPr>
+          <w:b/>
+        </w:rPr>
+        <w:t>Bias term</w:t>
+      </w:r>
+      <w:r>
+        <w:rPr>
+          <w:b w:val="0"/>
+        </w:rPr>
+        <w:t>s and decision boundaries. Record the answer once; the lesson and workbook refer to the same attempt.</w:t>
       </w:r>
     </w:p>
     <w:tbl>
@@ -207,25 +247,49 @@
     </w:p>
     <w:p>
       <w:r>
-        <w:t>Use the worked case for Bias terms and decision boundaries. Proposed explanation: “Add bias to each contribution”. Decide whether this explanation is supported. Point to the step or supplied fact that decides; explain your repair if needed.</w:t>
+        <w:t>Check the proposed Bias terms and decision boundaries explanation against the supplied facts before discussing it.</w:t>
       </w:r>
     </w:p>
     <w:p>
       <w:pPr>
-        <w:pStyle w:val="Heading3"/>
-      </w:pPr>
-      <w:r>
-        <w:t>My explanation before partner discussion</w:t>
+        <w:spacing w:line="336" w:lineRule="auto" w:after="180"/>
+      </w:pPr>
+      <w:r>
+        <w:rPr>
+          <w:b w:val="0"/>
+        </w:rPr>
+        <w:t xml:space="preserve">Use the worked case for </w:t>
+      </w:r>
+      <w:r>
+        <w:rPr>
+          <w:b/>
+        </w:rPr>
+        <w:t>Bias term</w:t>
+      </w:r>
+      <w:r>
+        <w:rPr>
+          <w:b w:val="0"/>
+        </w:rPr>
+        <w:t>s and decision boundaries. Proposed explanation: “Add bias to each contribution”. Decide whether this explanation is supported.</w:t>
       </w:r>
     </w:p>
     <w:p>
-      <w:r>
-        <w:t>________________________________________________________________</w:t>
+      <w:pPr>
+        <w:spacing w:line="336" w:lineRule="auto" w:after="180"/>
+      </w:pPr>
+      <w:r>
+        <w:rPr>
+          <w:b w:val="0"/>
+        </w:rPr>
+        <w:t>Point to the step or supplied fact that decides; explain your repair if needed.</w:t>
       </w:r>
     </w:p>
     <w:p>
-      <w:r>
-        <w:t>________________________________________________________________</w:t>
+      <w:pPr>
+        <w:pStyle w:val="Heading3"/>
+      </w:pPr>
+      <w:r>
+        <w:t>My explanation before partner discussion</w:t>
       </w:r>
     </w:p>
     <w:p>
@@ -239,47 +303,65 @@
       </w:r>
     </w:p>
     <w:p>
-      <w:pPr>
-        <w:pStyle w:val="Heading1"/>
-      </w:pPr>
-      <w:r>
-        <w:t>04. Independent transfer case</w:t>
+      <w:r>
+        <w:t>________________________________________________________________</w:t>
       </w:r>
     </w:p>
     <w:p>
-      <w:pPr>
-        <w:pStyle w:val="Heading3"/>
-      </w:pPr>
-      <w:r>
-        <w:t>Independent case: Analyse a new model independently</w:t>
+      <w:r>
+        <w:t>________________________________________________________________</w:t>
       </w:r>
     </w:p>
     <w:p>
-      <w:r>
-        <w:t>A new model has w = [-1, 2], b = -2, inputs [u, v] and class 1 when z &gt;= 0. Calculate scores and classes for [2, 1], [2, 2], [2, 3]. Write the boundary as v in terms of u. Then change only b to 0 and recompute [2, 1].</w:t>
+      <w:pPr>
+        <w:pStyle w:val="Heading1"/>
+      </w:pPr>
+      <w:r>
+        <w:t>04. Independent transfer case</w:t>
       </w:r>
     </w:p>
     <w:p>
-      <w:pPr>
-        <w:pStyle w:val="Heading3"/>
-      </w:pPr>
-      <w:r>
-        <w:t>My independent explanation, trace and limits</w:t>
+      <w:r>
+        <w:t>Write one first attempt at the reserved independent case before feedback. Repeated copies of that case refer to the same recorded attempt.</w:t>
       </w:r>
     </w:p>
     <w:p>
-      <w:r>
-        <w:t>________________________________________________________________</w:t>
+      <w:pPr>
+        <w:pStyle w:val="Heading3"/>
+      </w:pPr>
+      <w:r>
+        <w:t>Independent case: Analyse a new model independently</w:t>
       </w:r>
     </w:p>
     <w:p>
-      <w:r>
-        <w:t>________________________________________________________________</w:t>
+      <w:pPr>
+        <w:spacing w:line="336" w:lineRule="auto" w:after="180"/>
+      </w:pPr>
+      <w:r>
+        <w:rPr>
+          <w:b w:val="0"/>
+        </w:rPr>
+        <w:t xml:space="preserve">A new model has w = [-1, 2], b = -2, </w:t>
+      </w:r>
+      <w:r>
+        <w:rPr>
+          <w:b/>
+        </w:rPr>
+        <w:t>input</w:t>
+      </w:r>
+      <w:r>
+        <w:rPr>
+          <w:b w:val="0"/>
+        </w:rPr>
+        <w:t>s [u, v] and class 1 when z &gt;= 0. Calculate scores and classes for [2, 1], [2, 2], [2, 3]. Write the boundary as v in terms of u. Then change only b to 0 and recompute [2, 1].</w:t>
       </w:r>
     </w:p>
     <w:p>
-      <w:r>
-        <w:t>________________________________________________________________</w:t>
+      <w:pPr>
+        <w:pStyle w:val="Heading3"/>
+      </w:pPr>
+      <w:r>
+        <w:t>My independent explanation, trace and limits</w:t>
       </w:r>
     </w:p>
     <w:p>
@@ -304,48 +386,72 @@
     </w:p>
     <w:p>
       <w:r>
-        <w:t>Attempt this case before feedback. Record any help. Earlier examples below are further practice; a case already practised with feedback cannot establish fresh transfer.</w:t>
+        <w:t>________________________________________________________________</w:t>
       </w:r>
     </w:p>
     <w:p>
-      <w:pPr>
-        <w:pStyle w:val="Heading1"/>
-      </w:pPr>
-      <w:r>
-        <w:t>05. W1 Trace the bias once</w:t>
+      <w:r>
+        <w:t>________________________________________________________________</w:t>
       </w:r>
     </w:p>
     <w:p>
       <w:r>
-        <w:t>Use z = 2 times width - height - 3 at [5, 4]. Give the weighted sum, bias, final score and prediction under z &gt;= 0.</w:t>
+        <w:t>________________________________________________________________</w:t>
       </w:r>
     </w:p>
     <w:p>
       <w:pPr>
-        <w:pStyle w:val="Heading3"/>
-      </w:pPr>
-      <w:r>
-        <w:t>My reasoning and evidence</w:t>
+        <w:spacing w:line="336" w:lineRule="auto" w:after="180"/>
+      </w:pPr>
+      <w:r>
+        <w:rPr>
+          <w:b w:val="0"/>
+        </w:rPr>
+        <w:t>Attempt this case before feedback. Record any help. Earlier examples below are further practice; a case already practised with feedback cannot establish fresh transfer.</w:t>
       </w:r>
     </w:p>
     <w:p>
-      <w:r>
-        <w:t>________________________________________________________________</w:t>
+      <w:pPr>
+        <w:pStyle w:val="Heading1"/>
+      </w:pPr>
+      <w:r>
+        <w:t>05. W1 Trace the bias once</w:t>
       </w:r>
     </w:p>
     <w:p>
       <w:r>
-        <w:t>________________________________________________________________</w:t>
+        <w:t>Trace the bias once. Apply the supplied Bias terms and decision boundaries facts and keep your reasoning.</w:t>
       </w:r>
     </w:p>
     <w:p>
-      <w:r>
-        <w:t>________________________________________________________________</w:t>
+      <w:pPr>
+        <w:spacing w:line="336" w:lineRule="auto" w:after="180"/>
+      </w:pPr>
+      <w:r>
+        <w:rPr>
+          <w:b w:val="0"/>
+        </w:rPr>
+        <w:t xml:space="preserve">Use z = 2 times width - height - 3 at [5, 4]. Give the weighted sum, bias, final score and </w:t>
+      </w:r>
+      <w:r>
+        <w:rPr>
+          <w:b/>
+        </w:rPr>
+        <w:t>prediction</w:t>
+      </w:r>
+      <w:r>
+        <w:rPr>
+          <w:b w:val="0"/>
+        </w:rPr>
+        <w:t xml:space="preserve"> under z &gt;= 0.</w:t>
       </w:r>
     </w:p>
     <w:p>
-      <w:r>
-        <w:t>________________________________________________________________</w:t>
+      <w:pPr>
+        <w:pStyle w:val="Heading3"/>
+      </w:pPr>
+      <w:r>
+        <w:t>My reasoning and evidence</w:t>
       </w:r>
     </w:p>
     <w:p>
@@ -359,24 +465,18 @@
       </w:r>
     </w:p>
     <w:p>
-      <w:pPr>
-        <w:pStyle w:val="Heading1"/>
-      </w:pPr>
-      <w:r>
-        <w:t>06. W2 Plot and label the boundary</w:t>
+      <w:r>
+        <w:t>________________________________________________________________</w:t>
       </w:r>
     </w:p>
     <w:p>
       <w:r>
-        <w:t>For the worked model, find boundary points at width 2 and width 4. Test [4, 4] and [4, 6] to identify the class on each side.</w:t>
+        <w:t>________________________________________________________________</w:t>
       </w:r>
     </w:p>
     <w:p>
-      <w:pPr>
-        <w:pStyle w:val="Heading3"/>
-      </w:pPr>
-      <w:r>
-        <w:t>My reasoning and evidence</w:t>
+      <w:r>
+        <w:t>________________________________________________________________</w:t>
       </w:r>
     </w:p>
     <w:p>
@@ -385,23 +485,35 @@
       </w:r>
     </w:p>
     <w:p>
-      <w:r>
-        <w:t>________________________________________________________________</w:t>
+      <w:pPr>
+        <w:pStyle w:val="Heading1"/>
+      </w:pPr>
+      <w:r>
+        <w:t>06. W2 Plot and label the boundary</w:t>
       </w:r>
     </w:p>
     <w:p>
       <w:r>
-        <w:t>________________________________________________________________</w:t>
+        <w:t>Plot and label the boundary. Apply the supplied Bias terms and decision boundaries facts and keep your reasoning.</w:t>
       </w:r>
     </w:p>
     <w:p>
-      <w:r>
-        <w:t>________________________________________________________________</w:t>
+      <w:pPr>
+        <w:spacing w:line="336" w:lineRule="auto" w:after="180"/>
+      </w:pPr>
+      <w:r>
+        <w:rPr>
+          <w:b w:val="0"/>
+        </w:rPr>
+        <w:t>For the worked model, find boundary points at width 2 and width 4. Test [4, 4] and [4, 6] to identify the class on each side.</w:t>
       </w:r>
     </w:p>
     <w:p>
-      <w:r>
-        <w:t>________________________________________________________________</w:t>
+      <w:pPr>
+        <w:pStyle w:val="Heading3"/>
+      </w:pPr>
+      <w:r>
+        <w:t>My reasoning and evidence</w:t>
       </w:r>
     </w:p>
     <w:p>
@@ -410,24 +522,18 @@
       </w:r>
     </w:p>
     <w:p>
-      <w:pPr>
-        <w:pStyle w:val="Heading1"/>
-      </w:pPr>
-      <w:r>
-        <w:t>07. W3 Check the equality rule</w:t>
+      <w:r>
+        <w:t>________________________________________________________________</w:t>
       </w:r>
     </w:p>
     <w:p>
       <w:r>
-        <w:t>At [3, 3], compare prediction under z &gt;= 0 with prediction under z &gt; 0. Does changing this comparison move the zero line?</w:t>
+        <w:t>________________________________________________________________</w:t>
       </w:r>
     </w:p>
     <w:p>
-      <w:pPr>
-        <w:pStyle w:val="Heading3"/>
-      </w:pPr>
-      <w:r>
-        <w:t>My reasoning and evidence</w:t>
+      <w:r>
+        <w:t>________________________________________________________________</w:t>
       </w:r>
     </w:p>
     <w:p>
@@ -441,44 +547,75 @@
       </w:r>
     </w:p>
     <w:p>
-      <w:r>
-        <w:t>________________________________________________________________</w:t>
+      <w:pPr>
+        <w:pStyle w:val="Heading1"/>
+      </w:pPr>
+      <w:r>
+        <w:t>07. W3 Check the equality rule</w:t>
       </w:r>
     </w:p>
     <w:p>
       <w:r>
-        <w:t>________________________________________________________________</w:t>
+        <w:t>Check the equality rule. Apply the supplied Bias terms and decision boundaries facts and keep your reasoning.</w:t>
       </w:r>
     </w:p>
     <w:p>
-      <w:r>
-        <w:t>________________________________________________________________</w:t>
+      <w:pPr>
+        <w:spacing w:line="336" w:lineRule="auto" w:after="180"/>
+        <w:shd w:fill="F5F1FB"/>
+      </w:pPr>
+      <w:r>
+        <w:rPr>
+          <w:b w:val="0"/>
+        </w:rPr>
+        <w:t xml:space="preserve">At [3, 3], compare </w:t>
+      </w:r>
+      <w:r>
+        <w:rPr>
+          <w:b/>
+        </w:rPr>
+        <w:t>prediction</w:t>
+      </w:r>
+      <w:r>
+        <w:rPr>
+          <w:b w:val="0"/>
+        </w:rPr>
+        <w:t xml:space="preserve"> under z &gt;= 0 with </w:t>
+      </w:r>
+      <w:r>
+        <w:rPr>
+          <w:b/>
+        </w:rPr>
+        <w:t>prediction</w:t>
+      </w:r>
+      <w:r>
+        <w:rPr>
+          <w:b w:val="0"/>
+        </w:rPr>
+        <w:t xml:space="preserve"> under z &gt; 0. Does changing this comparison move the zero line?</w:t>
       </w:r>
     </w:p>
     <w:p>
-      <w:r>
-        <w:t>________________________________________________________________</w:t>
+      <w:pPr>
+        <w:pStyle w:val="Heading3"/>
+      </w:pPr>
+      <w:r>
+        <w:t>My reasoning and evidence</w:t>
       </w:r>
     </w:p>
     <w:p>
-      <w:pPr>
-        <w:pStyle w:val="Heading1"/>
-      </w:pPr>
-      <w:r>
-        <w:t>08. W4 Analyse a new model independently</w:t>
+      <w:r>
+        <w:t>________________________________________________________________</w:t>
       </w:r>
     </w:p>
     <w:p>
       <w:r>
-        <w:t>A new model has w = [-1, 2], b = -2, inputs [u, v] and class 1 when z &gt;= 0. Calculate scores and classes for [2, 1], [2, 2], [2, 3]. Write the boundary as v in terms of u. Then change only b to 0 and recompute [2, 1].</w:t>
+        <w:t>________________________________________________________________</w:t>
       </w:r>
     </w:p>
     <w:p>
-      <w:pPr>
-        <w:pStyle w:val="Heading3"/>
-      </w:pPr>
-      <w:r>
-        <w:t>My reasoning and evidence</w:t>
+      <w:r>
+        <w:t>________________________________________________________________</w:t>
       </w:r>
     </w:p>
     <w:p>
@@ -497,23 +634,47 @@
       </w:r>
     </w:p>
     <w:p>
-      <w:r>
-        <w:t>________________________________________________________________</w:t>
+      <w:pPr>
+        <w:pStyle w:val="Heading1"/>
+      </w:pPr>
+      <w:r>
+        <w:t>08. W4 Analyse a new model independently</w:t>
       </w:r>
     </w:p>
     <w:p>
       <w:r>
-        <w:t>________________________________________________________________</w:t>
+        <w:t>Attempt before feedback. If this repeats the selected independent case, reuse that first attempt; otherwise keep a separate record. Analyse a new model independently. Apply the supplied Bias terms and decision boundaries facts and keep your reasoning.</w:t>
       </w:r>
     </w:p>
     <w:p>
-      <w:r>
-        <w:t>________________________________________________________________</w:t>
+      <w:pPr>
+        <w:spacing w:line="336" w:lineRule="auto" w:after="180"/>
+      </w:pPr>
+      <w:r>
+        <w:rPr>
+          <w:b w:val="0"/>
+        </w:rPr>
+        <w:t xml:space="preserve">A new model has w = [-1, 2], b = -2, </w:t>
+      </w:r>
+      <w:r>
+        <w:rPr>
+          <w:b/>
+        </w:rPr>
+        <w:t>input</w:t>
+      </w:r>
+      <w:r>
+        <w:rPr>
+          <w:b w:val="0"/>
+        </w:rPr>
+        <w:t>s [u, v] and class 1 when z &gt;= 0. Calculate scores and classes for [2, 1], [2, 2], [2, 3]. Write the boundary as v in terms of u. Then change only b to 0 and recompute [2, 1].</w:t>
       </w:r>
     </w:p>
     <w:p>
-      <w:r>
-        <w:t>________________________________________________________________</w:t>
+      <w:pPr>
+        <w:pStyle w:val="Heading3"/>
+      </w:pPr>
+      <w:r>
+        <w:t>My reasoning and evidence</w:t>
       </w:r>
     </w:p>
     <w:p>
@@ -522,24 +683,18 @@
       </w:r>
     </w:p>
     <w:p>
-      <w:pPr>
-        <w:pStyle w:val="Heading1"/>
-      </w:pPr>
-      <w:r>
-        <w:t>09. W5 Require evidence of improvement</w:t>
+      <w:r>
+        <w:t>________________________________________________________________</w:t>
       </w:r>
     </w:p>
     <w:p>
       <w:r>
-        <w:t>A teammate says that raising b must improve the model because all scores rise. What information is needed before accepting an improvement claim?</w:t>
+        <w:t>________________________________________________________________</w:t>
       </w:r>
     </w:p>
     <w:p>
-      <w:pPr>
-        <w:pStyle w:val="Heading3"/>
-      </w:pPr>
-      <w:r>
-        <w:t>My reasoning and evidence</w:t>
+      <w:r>
+        <w:t>________________________________________________________________</w:t>
       </w:r>
     </w:p>
     <w:p>
@@ -563,34 +718,41 @@
       </w:r>
     </w:p>
     <w:p>
-      <w:r>
-        <w:t>________________________________________________________________</w:t>
+      <w:pPr>
+        <w:pStyle w:val="Heading1"/>
+      </w:pPr>
+      <w:r>
+        <w:t>09. W5 Require evidence of improvement</w:t>
       </w:r>
     </w:p>
     <w:p>
       <w:r>
-        <w:t>________________________________________________________________</w:t>
+        <w:t>Require evidence of improvement. Apply the supplied Bias terms and decision boundaries facts and keep your reasoning.</w:t>
       </w:r>
     </w:p>
     <w:p>
       <w:pPr>
-        <w:pStyle w:val="Heading1"/>
-      </w:pPr>
-      <w:r>
-        <w:t>10. Project checkpoint and reflection</w:t>
+        <w:spacing w:line="336" w:lineRule="auto" w:after="180"/>
+        <w:shd w:fill="F5F1FB"/>
+      </w:pPr>
+      <w:r>
+        <w:rPr>
+          <w:b w:val="0"/>
+        </w:rPr>
+        <w:t>A teammate says that raising b must improve the model because all scores rise. What information is needed before accepting an improvement claim?</w:t>
       </w:r>
     </w:p>
     <w:p>
-      <w:r>
-        <w:t>Add a labelled bias terms and decision boundaries evidence sheet to Image-pattern Network Investigation. Show how you can calculate a weighted score with a bias term. Use the supplied fictional case and keep its inputs, intermediate steps, calculation or prediction, and limitation. Connect this record to last week’s record; a matching answer without a trace is insufficient.</w:t>
+      <w:pPr>
+        <w:pStyle w:val="Heading3"/>
+      </w:pPr>
+      <w:r>
+        <w:t>My reasoning and evidence</w:t>
       </w:r>
     </w:p>
     <w:p>
-      <w:pPr>
-        <w:pStyle w:val="Heading3"/>
-      </w:pPr>
-      <w:r>
-        <w:t>My project change, supporting evidence and remaining limit</w:t>
+      <w:r>
+        <w:t>________________________________________________________________</w:t>
       </w:r>
     </w:p>
     <w:p>
@@ -619,16 +781,149 @@
       </w:r>
     </w:p>
     <w:p>
-      <w:r>
-        <w:t>________________________________________________________________</w:t>
+      <w:pPr>
+        <w:pStyle w:val="Heading1"/>
+      </w:pPr>
+      <w:r>
+        <w:t>10. Project checkpoint and reflection</w:t>
       </w:r>
     </w:p>
     <w:p>
+      <w:r>
+        <w:t>Connect Bias terms and decision boundaries to Image-pattern Network Investigation, identify a limit and choose the next useful test.</w:t>
+      </w:r>
+    </w:p>
+    <w:p>
+      <w:pPr>
+        <w:spacing w:line="336" w:lineRule="auto" w:after="180"/>
+      </w:pPr>
+      <w:r>
+        <w:rPr>
+          <w:b w:val="0"/>
+        </w:rPr>
+        <w:t xml:space="preserve">Add a labelled </w:t>
+      </w:r>
+      <w:r>
+        <w:rPr>
+          <w:b/>
+        </w:rPr>
+        <w:t>bias term</w:t>
+      </w:r>
+      <w:r>
+        <w:rPr>
+          <w:b w:val="0"/>
+        </w:rPr>
+        <w:t xml:space="preserve">s and decision boundaries </w:t>
+      </w:r>
+      <w:r>
+        <w:rPr>
+          <w:b/>
+        </w:rPr>
+        <w:t>evidence</w:t>
+      </w:r>
+      <w:r>
+        <w:rPr>
+          <w:b w:val="0"/>
+        </w:rPr>
+        <w:t xml:space="preserve"> sheet to Image-pattern Network Investigation. Show how you can calculate a weighted score with a </w:t>
+      </w:r>
+      <w:r>
+        <w:rPr>
+          <w:b/>
+        </w:rPr>
+        <w:t>bias term</w:t>
+      </w:r>
+      <w:r>
+        <w:rPr>
+          <w:b w:val="0"/>
+        </w:rPr>
+        <w:t>.</w:t>
+      </w:r>
+    </w:p>
+    <w:p>
+      <w:pPr>
+        <w:spacing w:line="336" w:lineRule="auto" w:after="180"/>
+      </w:pPr>
+      <w:r>
+        <w:rPr>
+          <w:b w:val="0"/>
+        </w:rPr>
+        <w:t xml:space="preserve">Use the supplied fictional case and keep its </w:t>
+      </w:r>
+      <w:r>
+        <w:rPr>
+          <w:b/>
+        </w:rPr>
+        <w:t>input</w:t>
+      </w:r>
+      <w:r>
+        <w:rPr>
+          <w:b w:val="0"/>
+        </w:rPr>
+        <w:t xml:space="preserve">s, intermediate steps, calculation or </w:t>
+      </w:r>
+      <w:r>
+        <w:rPr>
+          <w:b/>
+        </w:rPr>
+        <w:t>prediction</w:t>
+      </w:r>
+      <w:r>
+        <w:rPr>
+          <w:b w:val="0"/>
+        </w:rPr>
+        <w:t>, and limitation. Connect this record to last week’s record; a matching answer without a trace is insufficient.</w:t>
+      </w:r>
+    </w:p>
+    <w:p>
+      <w:pPr>
+        <w:pStyle w:val="Heading3"/>
+      </w:pPr>
+      <w:r>
+        <w:t>My project change, supporting evidence and remaining limit</w:t>
+      </w:r>
+    </w:p>
+    <w:p>
+      <w:r>
+        <w:t>________________________________________________________________</w:t>
+      </w:r>
+    </w:p>
+    <w:p>
+      <w:r>
+        <w:t>________________________________________________________________</w:t>
+      </w:r>
+    </w:p>
+    <w:p>
+      <w:r>
+        <w:t>________________________________________________________________</w:t>
+      </w:r>
+    </w:p>
+    <w:p>
+      <w:r>
+        <w:t>________________________________________________________________</w:t>
+      </w:r>
+    </w:p>
+    <w:p>
+      <w:r>
+        <w:t>________________________________________________________________</w:t>
+      </w:r>
+    </w:p>
+    <w:p>
+      <w:r>
+        <w:t>________________________________________________________________</w:t>
+      </w:r>
+    </w:p>
+    <w:p>
       <w:pPr>
         <w:pStyle w:val="Heading1"/>
       </w:pPr>
       <w:r>
         <w:t>11. Feedback, return check and learning record</w:t>
+      </w:r>
+    </w:p>
+    <w:p>
+      <w:r>
+        <w:t>Record the first repaired step and a different case to revisit after a delay.</w:t>
       </w:r>
     </w:p>
     <w:tbl>
@@ -768,7 +1063,13 @@
       </w:tr>
     </w:tbl>
     <w:p>
-      <w:r>
+      <w:pPr>
+        <w:spacing w:line="336" w:lineRule="auto" w:after="180"/>
+      </w:pPr>
+      <w:r>
+        <w:rPr>
+          <w:b w:val="0"/>
+        </w:rPr>
         <w:t>Revisit this idea with your teacher after a delay. Familiarity is different from explaining and using it on a changed case.</w:t>
       </w:r>
     </w:p>
@@ -782,17 +1083,76 @@
     </w:p>
     <w:p>
       <w:r>
-        <w:t>Move a toy boundary with a bias while keeping its input weights fixed.</w:t>
+        <w:t>Move a toy boundary with a bias while keeping its input weights fixed. Explain the labelled step before checking the changed condition.</w:t>
       </w:r>
     </w:p>
     <w:p>
-      <w:r>
-        <w:t>Score z=2u-v-3; predict class 1 when z&gt;=0. InputsA=[2, 1], B=[1, 1].</w:t>
+      <w:pPr>
+        <w:spacing w:line="336" w:lineRule="auto" w:after="180"/>
+      </w:pPr>
+      <w:r>
+        <w:rPr>
+          <w:b w:val="0"/>
+        </w:rPr>
+        <w:t xml:space="preserve">Move a toy boundary with a bias while keeping its </w:t>
+      </w:r>
+      <w:r>
+        <w:rPr>
+          <w:b/>
+        </w:rPr>
+        <w:t>input</w:t>
+      </w:r>
+      <w:r>
+        <w:rPr>
+          <w:b w:val="0"/>
+        </w:rPr>
+        <w:t xml:space="preserve"> weights fixed.</w:t>
       </w:r>
     </w:p>
     <w:p>
-      <w:r>
-        <w:t>All inputs and outcomes in this worked example are invented classroom data; no real model run is claimed.</w:t>
+      <w:pPr>
+        <w:spacing w:line="336" w:lineRule="auto" w:after="180"/>
+      </w:pPr>
+      <w:r>
+        <w:rPr>
+          <w:b w:val="0"/>
+        </w:rPr>
+        <w:t xml:space="preserve">Score z=2u-v-3; predict class 1 when z&gt;=0. </w:t>
+      </w:r>
+      <w:r>
+        <w:rPr>
+          <w:b/>
+        </w:rPr>
+        <w:t>Input</w:t>
+      </w:r>
+      <w:r>
+        <w:rPr>
+          <w:b w:val="0"/>
+        </w:rPr>
+        <w:t>sA=[2, 1], B=[1, 1].</w:t>
+      </w:r>
+    </w:p>
+    <w:p>
+      <w:pPr>
+        <w:spacing w:line="336" w:lineRule="auto" w:after="180"/>
+      </w:pPr>
+      <w:r>
+        <w:rPr>
+          <w:b w:val="0"/>
+        </w:rPr>
+        <w:t xml:space="preserve">All </w:t>
+      </w:r>
+      <w:r>
+        <w:rPr>
+          <w:b/>
+        </w:rPr>
+        <w:t>input</w:t>
+      </w:r>
+      <w:r>
+        <w:rPr>
+          <w:b w:val="0"/>
+        </w:rPr>
+        <w:t>s and outcomes in this worked example are invented classroom data; no real model run is claimed.</w:t>
       </w:r>
     </w:p>
     <w:p>
@@ -868,8 +1228,26 @@
       </w:r>
     </w:p>
     <w:p>
-      <w:r>
-        <w:t>Is B positive under the original or changed model? Point to the relevant step in the picture, then write the changed result and the rule or evidence that supports it.</w:t>
+      <w:pPr>
+        <w:spacing w:line="336" w:lineRule="auto" w:after="180"/>
+      </w:pPr>
+      <w:r>
+        <w:rPr>
+          <w:b w:val="0"/>
+        </w:rPr>
+        <w:t xml:space="preserve">Is B positive under the original or changed model? Point to the relevant step in the picture, then write the changed result and the rule or </w:t>
+      </w:r>
+      <w:r>
+        <w:rPr>
+          <w:b/>
+        </w:rPr>
+        <w:t>evidence</w:t>
+      </w:r>
+      <w:r>
+        <w:rPr>
+          <w:b w:val="0"/>
+        </w:rPr>
+        <w:t xml:space="preserve"> that supports it.</w:t>
       </w:r>
     </w:p>
     <w:p>
@@ -911,36 +1289,150 @@
       </w:r>
     </w:p>
     <w:p>
-      <w:r>
-        <w:t>Support used: alone / hint / worked example. This record is practice evidence.</w:t>
+      <w:pPr>
+        <w:pStyle w:val="Heading3"/>
+      </w:pPr>
+      <w:r>
+        <w:t>Record the help used</w:t>
       </w:r>
     </w:p>
     <w:p>
-      <w:r>
-        <w:t>Project connection: For your Image-pattern Network Investigation, save the input, procedure, observed result and limitation of this check. Label this worked example as practice; use a different, previously unreviewed case when checking independent understanding.</w:t>
+      <w:pPr>
+        <w:spacing w:line="336" w:lineRule="auto" w:after="180"/>
+        <w:shd w:fill="F1F6F8"/>
+      </w:pPr>
+      <w:r>
+        <w:rPr>
+          <w:b w:val="0"/>
+        </w:rPr>
+        <w:t xml:space="preserve">Support used: alone / hint / worked example. This record is practice </w:t>
+      </w:r>
+      <w:r>
+        <w:rPr>
+          <w:b/>
+        </w:rPr>
+        <w:t>evidence</w:t>
+      </w:r>
+      <w:r>
+        <w:rPr>
+          <w:b w:val="0"/>
+        </w:rPr>
+        <w:t>.</w:t>
       </w:r>
     </w:p>
     <w:p>
       <w:pPr>
-        <w:pStyle w:val="Heading1"/>
-      </w:pPr>
-      <w:r>
-        <w:t>13. Project portfolio milestone</w:t>
+        <w:spacing w:line="336" w:lineRule="auto" w:after="180"/>
+      </w:pPr>
+      <w:r>
+        <w:rPr>
+          <w:b w:val="0"/>
+        </w:rPr>
+        <w:t xml:space="preserve">Project connection: For your Image-pattern Network Investigation, save the </w:t>
+      </w:r>
+      <w:r>
+        <w:rPr>
+          <w:b/>
+        </w:rPr>
+        <w:t>input</w:t>
+      </w:r>
+      <w:r>
+        <w:rPr>
+          <w:b w:val="0"/>
+        </w:rPr>
+        <w:t>, procedure, observed result and limitation of this check.</w:t>
       </w:r>
     </w:p>
     <w:p>
-      <w:r>
-        <w:t>Project: Image-pattern Network Investigation</w:t>
+      <w:pPr>
+        <w:spacing w:line="336" w:lineRule="auto" w:after="180"/>
+      </w:pPr>
+      <w:r>
+        <w:rPr>
+          <w:b w:val="0"/>
+        </w:rPr>
+        <w:t>Label this worked example as practice; use a different, previously unreviewed case when checking independent understanding.</w:t>
       </w:r>
     </w:p>
     <w:p>
-      <w:r>
-        <w:t>Current milestone: Frame the need. Name the user, the problem, allowed inputs and a safe simple starting method.</w:t>
+      <w:pPr>
+        <w:pStyle w:val="Heading1"/>
+      </w:pPr>
+      <w:r>
+        <w:t>13. Project portfolio milestone</w:t>
       </w:r>
     </w:p>
     <w:p>
       <w:r>
-        <w:t>For your Image-pattern Network Investigation, save the input, procedure, observed result and limitation of this check. Label this worked example as practice; use a different, previously unreviewed case when checking independent understanding.</w:t>
+        <w:t>Keep this week’s input, deciding step, result and limit together in the Image-pattern Network Investigation record.</w:t>
+      </w:r>
+    </w:p>
+    <w:p>
+      <w:pPr>
+        <w:spacing w:line="336" w:lineRule="auto" w:after="180"/>
+      </w:pPr>
+      <w:r>
+        <w:rPr>
+          <w:b w:val="0"/>
+        </w:rPr>
+        <w:t>Project: Image-pattern Network Investigation</w:t>
+      </w:r>
+    </w:p>
+    <w:p>
+      <w:pPr>
+        <w:spacing w:line="336" w:lineRule="auto" w:after="180"/>
+      </w:pPr>
+      <w:r>
+        <w:rPr>
+          <w:b w:val="0"/>
+        </w:rPr>
+        <w:t xml:space="preserve">Current milestone: Frame the need. Name the user, the problem, allowed </w:t>
+      </w:r>
+      <w:r>
+        <w:rPr>
+          <w:b/>
+        </w:rPr>
+        <w:t>input</w:t>
+      </w:r>
+      <w:r>
+        <w:rPr>
+          <w:b w:val="0"/>
+        </w:rPr>
+        <w:t>s and a safe simple starting method.</w:t>
+      </w:r>
+    </w:p>
+    <w:p>
+      <w:pPr>
+        <w:spacing w:line="336" w:lineRule="auto" w:after="180"/>
+      </w:pPr>
+      <w:r>
+        <w:rPr>
+          <w:b w:val="0"/>
+        </w:rPr>
+        <w:t xml:space="preserve">For your Image-pattern Network Investigation, save the </w:t>
+      </w:r>
+      <w:r>
+        <w:rPr>
+          <w:b/>
+        </w:rPr>
+        <w:t>input</w:t>
+      </w:r>
+      <w:r>
+        <w:rPr>
+          <w:b w:val="0"/>
+        </w:rPr>
+        <w:t>, procedure, observed result and limitation of this check.</w:t>
+      </w:r>
+    </w:p>
+    <w:p>
+      <w:pPr>
+        <w:spacing w:line="336" w:lineRule="auto" w:after="180"/>
+      </w:pPr>
+      <w:r>
+        <w:rPr>
+          <w:b w:val="0"/>
+        </w:rPr>
+        <w:t>Label this worked example as practice; use a different, previously unreviewed case when checking independent understanding.</w:t>
       </w:r>
     </w:p>
     <w:tbl>
@@ -1102,53 +1594,128 @@
     </w:p>
     <w:p>
       <w:r>
-        <w:t>Use this supported practice once, in the browser or on paper. Keep the reserved independent assessment for a separate first attempt before teacher feedback.</w:t>
+        <w:t>Try the supported questions before comparing with hints and feedback. Record what you repaired and the evidence you retained.</w:t>
       </w:r>
     </w:p>
     <w:p>
-      <w:r>
-        <w:t>Move a toy boundary with a bias while keeping its input weights fixed.</w:t>
+      <w:pPr>
+        <w:spacing w:line="336" w:lineRule="auto" w:after="180"/>
+      </w:pPr>
+      <w:r>
+        <w:rPr>
+          <w:b w:val="0"/>
+        </w:rPr>
+        <w:t>Use this supported practice once, in the browser or on paper. Keep the reserved independent assessment for a separate first attempt before teacher feedback.</w:t>
       </w:r>
     </w:p>
     <w:p>
       <w:pPr>
-        <w:pStyle w:val="Heading3"/>
-      </w:pPr>
-      <w:r>
-        <w:t>Practice 1: explain the deciding evidence</w:t>
+        <w:spacing w:line="336" w:lineRule="auto" w:after="180"/>
+      </w:pPr>
+      <w:r>
+        <w:rPr>
+          <w:b w:val="0"/>
+        </w:rPr>
+        <w:t xml:space="preserve">Move a toy boundary with a bias while keeping its </w:t>
+      </w:r>
+      <w:r>
+        <w:rPr>
+          <w:b/>
+        </w:rPr>
+        <w:t>input</w:t>
+      </w:r>
+      <w:r>
+        <w:rPr>
+          <w:b w:val="0"/>
+        </w:rPr>
+        <w:t xml:space="preserve"> weights fixed.</w:t>
       </w:r>
     </w:p>
     <w:p>
-      <w:r>
-        <w:t>Which labelled step matches this detail? The boundary is v=2u-3; the bias sets its position.</w:t>
+      <w:pPr>
+        <w:pStyle w:val="Heading3"/>
+      </w:pPr>
+      <w:r>
+        <w:t>Practice 1: explain the deciding evidence</w:t>
       </w:r>
     </w:p>
     <w:p>
-      <w:r>
-        <w:t>1. Trace input A</w:t>
+      <w:pPr>
+        <w:spacing w:line="336" w:lineRule="auto" w:after="180"/>
+      </w:pPr>
+      <w:r>
+        <w:rPr>
+          <w:b w:val="0"/>
+        </w:rPr>
+        <w:t>Which labelled step matches this detail? The boundary is v=2u-3; the bias sets its position.</w:t>
       </w:r>
     </w:p>
     <w:p>
-      <w:r>
-        <w:t>2. Read boundary</w:t>
+      <w:pPr>
+        <w:spacing w:line="336" w:lineRule="auto" w:after="180"/>
+        <w:shd w:fill="F4F9FC"/>
+      </w:pPr>
+      <w:r>
+        <w:rPr>
+          <w:b w:val="0"/>
+        </w:rPr>
+        <w:t xml:space="preserve">1. Trace </w:t>
+      </w:r>
+      <w:r>
+        <w:rPr>
+          <w:b/>
+        </w:rPr>
+        <w:t>input</w:t>
+      </w:r>
+      <w:r>
+        <w:rPr>
+          <w:b w:val="0"/>
+        </w:rPr>
+        <w:t xml:space="preserve"> A</w:t>
       </w:r>
     </w:p>
     <w:p>
-      <w:r>
-        <w:t>3. Trace input B</w:t>
+      <w:pPr>
+        <w:spacing w:line="336" w:lineRule="auto" w:after="180"/>
+        <w:shd w:fill="F4F9FC"/>
+      </w:pPr>
+      <w:r>
+        <w:rPr>
+          <w:b w:val="0"/>
+        </w:rPr>
+        <w:t>2. Read boundary</w:t>
       </w:r>
     </w:p>
     <w:p>
       <w:pPr>
-        <w:pStyle w:val="Heading3"/>
-      </w:pPr>
-      <w:r>
-        <w:t>My selected conclusion, deciding fact and explanation</w:t>
+        <w:spacing w:line="336" w:lineRule="auto" w:after="180"/>
+        <w:shd w:fill="F4F9FC"/>
+      </w:pPr>
+      <w:r>
+        <w:rPr>
+          <w:b w:val="0"/>
+        </w:rPr>
+        <w:t xml:space="preserve">3. Trace </w:t>
+      </w:r>
+      <w:r>
+        <w:rPr>
+          <w:b/>
+        </w:rPr>
+        <w:t>input</w:t>
+      </w:r>
+      <w:r>
+        <w:rPr>
+          <w:b w:val="0"/>
+        </w:rPr>
+        <w:t xml:space="preserve"> B</w:t>
       </w:r>
     </w:p>
     <w:p>
-      <w:r>
-        <w:t>________________________________________________________________</w:t>
+      <w:pPr>
+        <w:pStyle w:val="Heading3"/>
+      </w:pPr>
+      <w:r>
+        <w:t>My selected conclusion, deciding fact and explanation</w:t>
       </w:r>
     </w:p>
     <w:p>
@@ -1173,40 +1740,83 @@
     </w:p>
     <w:p>
       <w:r>
-        <w:t>Hint if needed: Read the steps in the pictorial case. Match the supplied detail to the stage that performs or records it.</w:t>
+        <w:t>________________________________________________________________</w:t>
       </w:r>
     </w:p>
     <w:p>
-      <w:r>
-        <w:t>After your attempt, compare with the supported explanation: Read boundary The boundary is v=2u-3; the bias sets its position. The bias adds the same offset after the input contributions. It moves the dividing line without changing the weights that set the line’s orientation. Class 1 includes score zero under our stated rule. That is why B changes class when the bias rises by two: its score moves from minus two onto the included boundary.</w:t>
+      <w:pPr>
+        <w:pStyle w:val="Heading3"/>
+      </w:pPr>
+      <w:r>
+        <w:t>Hint · try first</w:t>
       </w:r>
     </w:p>
     <w:p>
       <w:pPr>
-        <w:pStyle w:val="Heading3"/>
-      </w:pPr>
-      <w:r>
-        <w:t>Practice 2: explain the deciding evidence</w:t>
+        <w:spacing w:line="336" w:lineRule="auto" w:after="180"/>
+        <w:shd w:fill="F1F6F8"/>
+      </w:pPr>
+      <w:r>
+        <w:rPr>
+          <w:b w:val="0"/>
+        </w:rPr>
+        <w:t>Hint if needed: Read the steps in the pictorial case. Match the supplied detail to the stage that performs or records it.</w:t>
       </w:r>
     </w:p>
     <w:p>
-      <w:r>
-        <w:t>Changed-case practice: Change bias from-3 to-1. Which conclusion is supported by the supplied facts?</w:t>
+      <w:pPr>
+        <w:pStyle w:val="Heading3"/>
+      </w:pPr>
+      <w:r>
+        <w:t>Feedback · compare after trying</w:t>
       </w:r>
     </w:p>
     <w:p>
-      <w:r>
-        <w:t>1. We can decide the result without examining the changed input or the procedure.</w:t>
+      <w:pPr>
+        <w:spacing w:line="336" w:lineRule="auto" w:after="180"/>
+        <w:shd w:fill="F1F6FC"/>
+      </w:pPr>
+      <w:r>
+        <w:rPr>
+          <w:b w:val="0"/>
+        </w:rPr>
+        <w:t xml:space="preserve">After your attempt, compare with the supported explanation: Read boundary The boundary is v=2u-3; the bias sets its position. The bias adds the same offset after the </w:t>
+      </w:r>
+      <w:r>
+        <w:rPr>
+          <w:b/>
+        </w:rPr>
+        <w:t>input</w:t>
+      </w:r>
+      <w:r>
+        <w:rPr>
+          <w:b w:val="0"/>
+        </w:rPr>
+        <w:t xml:space="preserve"> contributions.</w:t>
       </w:r>
     </w:p>
     <w:p>
-      <w:r>
-        <w:t>2. This one example guarantees correct results for every future input.</w:t>
+      <w:pPr>
+        <w:spacing w:line="336" w:lineRule="auto" w:after="180"/>
+        <w:shd w:fill="F1F6FC"/>
+      </w:pPr>
+      <w:r>
+        <w:rPr>
+          <w:b w:val="0"/>
+        </w:rPr>
+        <w:t>It moves the dividing line without changing the weights that set the line’s orientation. Class 1 includes score zero under our stated rule.</w:t>
       </w:r>
     </w:p>
     <w:p>
-      <w:r>
-        <w:t>3. A score becomes2 and B score 0; both predict class 1.</w:t>
+      <w:pPr>
+        <w:spacing w:line="336" w:lineRule="auto" w:after="180"/>
+        <w:shd w:fill="F1F6FC"/>
+      </w:pPr>
+      <w:r>
+        <w:rPr>
+          <w:b w:val="0"/>
+        </w:rPr>
+        <w:t>That is why B changes class when the bias rises by two: its score moves from minus two onto the included boundary.</w:t>
       </w:r>
     </w:p>
     <w:p>
@@ -1214,68 +1824,120 @@
         <w:pStyle w:val="Heading3"/>
       </w:pPr>
       <w:r>
-        <w:t>My selected conclusion, deciding fact and explanation</w:t>
+        <w:t>Practice 2: explain the deciding evidence</w:t>
       </w:r>
     </w:p>
     <w:p>
-      <w:r>
-        <w:t>________________________________________________________________</w:t>
+      <w:pPr>
+        <w:pStyle w:val="Heading3"/>
+      </w:pPr>
+      <w:r>
+        <w:t>Changed case · predict first</w:t>
       </w:r>
     </w:p>
     <w:p>
-      <w:r>
-        <w:t>________________________________________________________________</w:t>
+      <w:pPr>
+        <w:spacing w:line="336" w:lineRule="auto" w:after="180"/>
+        <w:shd w:fill="F5F1FB"/>
+      </w:pPr>
+      <w:r>
+        <w:rPr>
+          <w:b w:val="0"/>
+        </w:rPr>
+        <w:t>Changed-case practice: Change bias from-3 to-1. Which conclusion is supported by the supplied facts?</w:t>
       </w:r>
     </w:p>
     <w:p>
-      <w:r>
-        <w:t>________________________________________________________________</w:t>
+      <w:pPr>
+        <w:spacing w:line="336" w:lineRule="auto" w:after="180"/>
+        <w:shd w:fill="F4F9FC"/>
+      </w:pPr>
+      <w:r>
+        <w:rPr>
+          <w:b w:val="0"/>
+        </w:rPr>
+        <w:t xml:space="preserve">1. We can decide the result without examining the changed </w:t>
+      </w:r>
+      <w:r>
+        <w:rPr>
+          <w:b/>
+        </w:rPr>
+        <w:t>input</w:t>
+      </w:r>
+      <w:r>
+        <w:rPr>
+          <w:b w:val="0"/>
+        </w:rPr>
+        <w:t xml:space="preserve"> or the procedure.</w:t>
       </w:r>
     </w:p>
     <w:p>
-      <w:r>
-        <w:t>________________________________________________________________</w:t>
+      <w:pPr>
+        <w:spacing w:line="336" w:lineRule="auto" w:after="180"/>
+        <w:shd w:fill="F4F9FC"/>
+      </w:pPr>
+      <w:r>
+        <w:rPr>
+          <w:b w:val="0"/>
+        </w:rPr>
+        <w:t xml:space="preserve">2. This one example guarantees correct results for every future </w:t>
+      </w:r>
+      <w:r>
+        <w:rPr>
+          <w:b/>
+        </w:rPr>
+        <w:t>input</w:t>
+      </w:r>
+      <w:r>
+        <w:rPr>
+          <w:b w:val="0"/>
+        </w:rPr>
+        <w:t>.</w:t>
       </w:r>
     </w:p>
     <w:p>
-      <w:r>
-        <w:t>________________________________________________________________</w:t>
+      <w:pPr>
+        <w:spacing w:line="336" w:lineRule="auto" w:after="180"/>
+        <w:shd w:fill="F4F9FC"/>
+      </w:pPr>
+      <w:r>
+        <w:rPr>
+          <w:b w:val="0"/>
+        </w:rPr>
+        <w:t>3. A score becomes2 and B score 0; both predict class 1.</w:t>
       </w:r>
     </w:p>
     <w:p>
-      <w:r>
-        <w:t>Hint if needed: Use the changed condition and the deciding step in the pictorial trace. The answer must say what follows from those facts.</w:t>
+      <w:pPr>
+        <w:pStyle w:val="Heading3"/>
+      </w:pPr>
+      <w:r>
+        <w:t>My selected conclusion, deciding fact and explanation</w:t>
       </w:r>
     </w:p>
     <w:p>
       <w:r>
-        <w:t>After your attempt, compare with the supported explanation: A score becomes2 and B score 0; both predict class 1. Increasing bias by2 adds2 to every score without changing the weights.</w:t>
+        <w:t>________________________________________________________________</w:t>
       </w:r>
     </w:p>
     <w:p>
-      <w:pPr>
-        <w:pStyle w:val="Heading3"/>
-      </w:pPr>
-      <w:r>
-        <w:t>Repair a missing building block</w:t>
+      <w:r>
+        <w:t>________________________________________________________________</w:t>
       </w:r>
     </w:p>
     <w:p>
       <w:r>
-        <w:t>Review Dot products and weighted sums (ai-5/2). Goal: Calculate a dot product by matching feature positions. Short practice: Which connection explains why more right brightness lowers this score? Point to the relevant step in the picture, then write the changed result and the rule or evidence that supports it.. Return to this week and explain what you changed.</w:t>
+        <w:t>________________________________________________________________</w:t>
       </w:r>
     </w:p>
     <w:p>
-      <w:pPr>
-        <w:pStyle w:val="Heading3"/>
-      </w:pPr>
-      <w:r>
-        <w:t>Predict, run and debug</w:t>
+      <w:r>
+        <w:t>________________________________________________________________</w:t>
       </w:r>
     </w:p>
     <w:p>
       <w:r>
-        <w:t>The browser lab lets you edit the supported Python examples already included in this lesson. Predict first, run, inspect the actual output or error, change one input, then run again. Keep code, predictions, actual results and a reasoned revision together. On paper, label your result as a trace rather than an execution.</w:t>
+        <w:t>________________________________________________________________</w:t>
       </w:r>
     </w:p>
     <w:p>
@@ -1283,12 +1945,19 @@
         <w:pStyle w:val="Heading3"/>
       </w:pPr>
       <w:r>
-        <w:t>Keep your completed work</w:t>
+        <w:t>Hint · try first</w:t>
       </w:r>
     </w:p>
     <w:p>
-      <w:r>
-        <w:t>Use Download completed work in the hosted lesson to export your answers, reflections, practice feedback and code-run evidence. Open the HTML copy to read or print it. Drafts stay in this browser when storage is available; clear drafts on a shared device.</w:t>
+      <w:pPr>
+        <w:spacing w:line="336" w:lineRule="auto" w:after="180"/>
+        <w:shd w:fill="F1F6F8"/>
+      </w:pPr>
+      <w:r>
+        <w:rPr>
+          <w:b w:val="0"/>
+        </w:rPr>
+        <w:t>Hint if needed: Use the changed condition and the deciding step in the pictorial trace. The answer must say what follows from those facts.</w:t>
       </w:r>
     </w:p>
     <w:p>
@@ -1296,12 +1965,993 @@
         <w:pStyle w:val="Heading3"/>
       </w:pPr>
       <w:r>
-        <w:t>What I repaired, the evidence I kept and the next test</w:t>
+        <w:t>Feedback · compare after trying</w:t>
       </w:r>
     </w:p>
     <w:p>
+      <w:pPr>
+        <w:spacing w:line="336" w:lineRule="auto" w:after="180"/>
+        <w:shd w:fill="F1F6FC"/>
+      </w:pPr>
+      <w:r>
+        <w:rPr>
+          <w:b w:val="0"/>
+        </w:rPr>
+        <w:t>After your attempt, compare with the supported explanation: A score becomes2 and B score 0; both predict class 1. Increasing bias by2 adds2 to every score without changing the weights.</w:t>
+      </w:r>
+    </w:p>
+    <w:p>
+      <w:pPr>
+        <w:pStyle w:val="Heading3"/>
+      </w:pPr>
+      <w:r>
+        <w:t>Repair a missing building block</w:t>
+      </w:r>
+    </w:p>
+    <w:p>
+      <w:pPr>
+        <w:spacing w:line="336" w:lineRule="auto" w:after="180"/>
+      </w:pPr>
+      <w:r>
+        <w:rPr>
+          <w:b w:val="0"/>
+        </w:rPr>
+        <w:t>Review Dot products and weighted sums (ai-5/2). Goal: Calculate a dot product by matching feature positions. Short practice: Which connection explains why more right brightness lowers this score?</w:t>
+      </w:r>
+    </w:p>
+    <w:p>
+      <w:pPr>
+        <w:spacing w:line="336" w:lineRule="auto" w:after="180"/>
+      </w:pPr>
+      <w:r>
+        <w:rPr>
+          <w:b w:val="0"/>
+        </w:rPr>
+        <w:t xml:space="preserve">Point to the relevant step in the picture, then write the changed result and the rule or </w:t>
+      </w:r>
+      <w:r>
+        <w:rPr>
+          <w:b/>
+        </w:rPr>
+        <w:t>evidence</w:t>
+      </w:r>
+      <w:r>
+        <w:rPr>
+          <w:b w:val="0"/>
+        </w:rPr>
+        <w:t xml:space="preserve"> that supports it.. Return to this week and explain what you changed.</w:t>
+      </w:r>
+    </w:p>
+    <w:p>
+      <w:pPr>
+        <w:pStyle w:val="Heading3"/>
+      </w:pPr>
+      <w:r>
+        <w:t>Predict, run and debug</w:t>
+      </w:r>
+    </w:p>
+    <w:p>
+      <w:pPr>
+        <w:spacing w:line="336" w:lineRule="auto" w:after="180"/>
+      </w:pPr>
+      <w:r>
+        <w:rPr>
+          <w:b w:val="0"/>
+        </w:rPr>
+        <w:t xml:space="preserve">The browser lab lets you edit the supported Python examples already included in this lesson. Predict first, run, inspect the actual </w:t>
+      </w:r>
+      <w:r>
+        <w:rPr>
+          <w:b/>
+        </w:rPr>
+        <w:t>output</w:t>
+      </w:r>
+      <w:r>
+        <w:rPr>
+          <w:b w:val="0"/>
+        </w:rPr>
+        <w:t xml:space="preserve"> or error, change one </w:t>
+      </w:r>
+      <w:r>
+        <w:rPr>
+          <w:b/>
+        </w:rPr>
+        <w:t>input</w:t>
+      </w:r>
+      <w:r>
+        <w:rPr>
+          <w:b w:val="0"/>
+        </w:rPr>
+        <w:t>, then run again.</w:t>
+      </w:r>
+    </w:p>
+    <w:p>
+      <w:pPr>
+        <w:spacing w:line="336" w:lineRule="auto" w:after="180"/>
+      </w:pPr>
+      <w:r>
+        <w:rPr>
+          <w:b w:val="0"/>
+        </w:rPr>
+        <w:t xml:space="preserve">Keep code, </w:t>
+      </w:r>
+      <w:r>
+        <w:rPr>
+          <w:b/>
+        </w:rPr>
+        <w:t>prediction</w:t>
+      </w:r>
+      <w:r>
+        <w:rPr>
+          <w:b w:val="0"/>
+        </w:rPr>
+        <w:t>s, actual results and a reasoned revision together. On paper, label your result as a trace rather than an execution.</w:t>
+      </w:r>
+    </w:p>
+    <w:p>
+      <w:pPr>
+        <w:pStyle w:val="Heading3"/>
+      </w:pPr>
+      <w:r>
+        <w:t>Keep your completed work</w:t>
+      </w:r>
+    </w:p>
+    <w:p>
+      <w:pPr>
+        <w:spacing w:line="336" w:lineRule="auto" w:after="180"/>
+      </w:pPr>
+      <w:r>
+        <w:rPr>
+          <w:b w:val="0"/>
+        </w:rPr>
+        <w:t xml:space="preserve">Use Download completed work in the hosted lesson to export your answers, reflections, practice feedback and code-run </w:t>
+      </w:r>
+      <w:r>
+        <w:rPr>
+          <w:b/>
+        </w:rPr>
+        <w:t>evidence</w:t>
+      </w:r>
+      <w:r>
+        <w:rPr>
+          <w:b w:val="0"/>
+        </w:rPr>
+        <w:t>. Open the HTML copy to read or print it.</w:t>
+      </w:r>
+    </w:p>
+    <w:p>
+      <w:pPr>
+        <w:spacing w:line="336" w:lineRule="auto" w:after="180"/>
+      </w:pPr>
+      <w:r>
+        <w:rPr>
+          <w:b w:val="0"/>
+        </w:rPr>
+        <w:t>Drafts stay in this browser when storage is available; clear drafts on a shared device.</w:t>
+      </w:r>
+    </w:p>
+    <w:p>
+      <w:pPr>
+        <w:pStyle w:val="Heading3"/>
+      </w:pPr>
+      <w:r>
+        <w:t>What I repaired, the evidence I kept and the next test</w:t>
+      </w:r>
+    </w:p>
+    <w:p>
       <w:r>
         <w:t>________________________________________________________________</w:t>
+      </w:r>
+    </w:p>
+    <w:p>
+      <w:r>
+        <w:t>________________________________________________________________</w:t>
+      </w:r>
+    </w:p>
+    <w:p>
+      <w:r>
+        <w:t>________________________________________________________________</w:t>
+      </w:r>
+    </w:p>
+    <w:p>
+      <w:r>
+        <w:t>________________________________________________________________</w:t>
+      </w:r>
+    </w:p>
+    <w:p>
+      <w:r>
+        <w:t>________________________________________________________________</w:t>
+      </w:r>
+    </w:p>
+    <w:p>
+      <w:pPr>
+        <w:pStyle w:val="Heading1"/>
+      </w:pPr>
+      <w:r>
+        <w:t>15. Visual concept journey</w:t>
+      </w:r>
+    </w:p>
+    <w:p>
+      <w:r>
+        <w:t>Explain each Bias terms and decision boundaries picture from its labels, then record a relevant limit.</w:t>
+      </w:r>
+    </w:p>
+    <w:p>
+      <w:pPr>
+        <w:pStyle w:val="Heading3"/>
+      </w:pPr>
+      <w:r>
+        <w:t>01. Bias terms and decision boundaries: the case</w:t>
+      </w:r>
+    </w:p>
+    <w:p>
+      <w:r>
+        <w:drawing>
+          <wp:inline xmlns:a="http://schemas.openxmlformats.org/drawingml/2006/main" xmlns:pic="http://schemas.openxmlformats.org/drawingml/2006/picture">
+            <wp:extent cx="5486400" cy="2990088"/>
+            <wp:docPr id="3" name="Picture 3" descr="Move a toy boundary with a bias while keeping its input weights fixed. Supplied facts: Score z=2u-v-3; predict class 1 when z&gt;=0. InputsA=[2, 1], B=[1, 1]. All inputs and outcomes in this worked example are invented classroom data; no real model run is claimed."/>
+            <wp:cNvGraphicFramePr>
+              <a:graphicFrameLocks noChangeAspect="1"/>
+            </wp:cNvGraphicFramePr>
+            <a:graphic>
+              <a:graphicData uri="http://schemas.openxmlformats.org/drawingml/2006/picture">
+                <pic:pic>
+                  <pic:nvPicPr>
+                    <pic:cNvPr id="0" name="academy-story-ai-5-3-01.png"/>
+                    <pic:cNvPicPr/>
+                  </pic:nvPicPr>
+                  <pic:blipFill>
+                    <a:blip r:embed="rId11"/>
+                    <a:stretch>
+                      <a:fillRect/>
+                    </a:stretch>
+                  </pic:blipFill>
+                  <pic:spPr>
+                    <a:xfrm>
+                      <a:off x="0" y="0"/>
+                      <a:ext cx="5486400" cy="2990088"/>
+                    </a:xfrm>
+                    <a:prstGeom prst="rect"/>
+                  </pic:spPr>
+                </pic:pic>
+              </a:graphicData>
+            </a:graphic>
+          </wp:inline>
+        </w:drawing>
+      </w:r>
+    </w:p>
+    <w:p>
+      <w:pPr>
+        <w:spacing w:line="336" w:lineRule="auto" w:after="180"/>
+      </w:pPr>
+      <w:r>
+        <w:rPr>
+          <w:b w:val="0"/>
+        </w:rPr>
+        <w:t xml:space="preserve">Move a toy boundary with a bias while keeping its </w:t>
+      </w:r>
+      <w:r>
+        <w:rPr>
+          <w:b/>
+        </w:rPr>
+        <w:t>input</w:t>
+      </w:r>
+      <w:r>
+        <w:rPr>
+          <w:b w:val="0"/>
+        </w:rPr>
+        <w:t xml:space="preserve"> weights fixed. Supplied facts: Score z=2u-v-3; predict class 1 when z&gt;=0. </w:t>
+      </w:r>
+      <w:r>
+        <w:rPr>
+          <w:b/>
+        </w:rPr>
+        <w:t>Input</w:t>
+      </w:r>
+      <w:r>
+        <w:rPr>
+          <w:b w:val="0"/>
+        </w:rPr>
+        <w:t>sA=[2, 1], B=[1, 1].</w:t>
+      </w:r>
+    </w:p>
+    <w:p>
+      <w:pPr>
+        <w:spacing w:line="336" w:lineRule="auto" w:after="180"/>
+      </w:pPr>
+      <w:r>
+        <w:rPr>
+          <w:b w:val="0"/>
+        </w:rPr>
+        <w:t xml:space="preserve">All </w:t>
+      </w:r>
+      <w:r>
+        <w:rPr>
+          <w:b/>
+        </w:rPr>
+        <w:t>input</w:t>
+      </w:r>
+      <w:r>
+        <w:rPr>
+          <w:b w:val="0"/>
+        </w:rPr>
+        <w:t>s and outcomes in this worked example are invented classroom data; no real model run is claimed.</w:t>
+      </w:r>
+    </w:p>
+    <w:p>
+      <w:pPr>
+        <w:spacing w:line="336" w:lineRule="auto" w:after="180"/>
+        <w:shd w:fill="F5F1FB"/>
+      </w:pPr>
+      <w:r>
+        <w:rPr>
+          <w:b w:val="0"/>
+        </w:rPr>
+        <w:t>Point to the given fact that matters most. Explain why it matters.</w:t>
+      </w:r>
+    </w:p>
+    <w:p>
+      <w:pPr>
+        <w:pStyle w:val="Heading3"/>
+      </w:pPr>
+      <w:r>
+        <w:t>My picture explanation, deciding evidence and one limit</w:t>
+      </w:r>
+    </w:p>
+    <w:p>
+      <w:r>
+        <w:t>________________________________________________________________</w:t>
+      </w:r>
+    </w:p>
+    <w:p>
+      <w:r>
+        <w:t>________________________________________________________________</w:t>
+      </w:r>
+    </w:p>
+    <w:p>
+      <w:r>
+        <w:t>________________________________________________________________</w:t>
+      </w:r>
+    </w:p>
+    <w:p>
+      <w:r>
+        <w:t>________________________________________________________________</w:t>
+      </w:r>
+    </w:p>
+    <w:p>
+      <w:pPr>
+        <w:pStyle w:val="Heading3"/>
+      </w:pPr>
+      <w:r>
+        <w:t>02. Follow the deciding steps</w:t>
+      </w:r>
+    </w:p>
+    <w:p>
+      <w:r>
+        <w:drawing>
+          <wp:inline xmlns:a="http://schemas.openxmlformats.org/drawingml/2006/main" xmlns:pic="http://schemas.openxmlformats.org/drawingml/2006/picture">
+            <wp:extent cx="5486400" cy="3182112"/>
+            <wp:docPr id="4" name="Picture 4" descr="Trace input A: A score=4-1-3=0, so class 1 at the declared inclusive boundary. → Trace input B: B score=2-1-3=-2, so class 0. → Read boundary: The boundary is v=2u-3; the bias sets its position."/>
+            <wp:cNvGraphicFramePr>
+              <a:graphicFrameLocks noChangeAspect="1"/>
+            </wp:cNvGraphicFramePr>
+            <a:graphic>
+              <a:graphicData uri="http://schemas.openxmlformats.org/drawingml/2006/picture">
+                <pic:pic>
+                  <pic:nvPicPr>
+                    <pic:cNvPr id="0" name="academy-story-ai-5-3-02.png"/>
+                    <pic:cNvPicPr/>
+                  </pic:nvPicPr>
+                  <pic:blipFill>
+                    <a:blip r:embed="rId12"/>
+                    <a:stretch>
+                      <a:fillRect/>
+                    </a:stretch>
+                  </pic:blipFill>
+                  <pic:spPr>
+                    <a:xfrm>
+                      <a:off x="0" y="0"/>
+                      <a:ext cx="5486400" cy="3182112"/>
+                    </a:xfrm>
+                    <a:prstGeom prst="rect"/>
+                  </pic:spPr>
+                </pic:pic>
+              </a:graphicData>
+            </a:graphic>
+          </wp:inline>
+        </w:drawing>
+      </w:r>
+    </w:p>
+    <w:p>
+      <w:pPr>
+        <w:spacing w:line="336" w:lineRule="auto" w:after="180"/>
+      </w:pPr>
+      <w:r>
+        <w:rPr>
+          <w:b w:val="0"/>
+        </w:rPr>
+        <w:t xml:space="preserve">Trace </w:t>
+      </w:r>
+      <w:r>
+        <w:rPr>
+          <w:b/>
+        </w:rPr>
+        <w:t>input</w:t>
+      </w:r>
+      <w:r>
+        <w:rPr>
+          <w:b w:val="0"/>
+        </w:rPr>
+        <w:t xml:space="preserve"> A: A score=4-1-3=0, so class 1 at the declared inclusive boundary. → Trace </w:t>
+      </w:r>
+      <w:r>
+        <w:rPr>
+          <w:b/>
+        </w:rPr>
+        <w:t>input</w:t>
+      </w:r>
+      <w:r>
+        <w:rPr>
+          <w:b w:val="0"/>
+        </w:rPr>
+        <w:t xml:space="preserve"> B: B score=2-1-3=-2, so class 0. → Read boundary: The boundary is v=2u-3; the bias sets its position.</w:t>
+      </w:r>
+    </w:p>
+    <w:p>
+      <w:pPr>
+        <w:spacing w:line="336" w:lineRule="auto" w:after="180"/>
+        <w:shd w:fill="F5F1FB"/>
+      </w:pPr>
+      <w:r>
+        <w:rPr>
+          <w:b w:val="0"/>
+        </w:rPr>
+        <w:t xml:space="preserve">Point to each numbered stage and explain which recorded </w:t>
+      </w:r>
+      <w:r>
+        <w:rPr>
+          <w:b/>
+        </w:rPr>
+        <w:t>input</w:t>
+      </w:r>
+      <w:r>
+        <w:rPr>
+          <w:b w:val="0"/>
+        </w:rPr>
+        <w:t xml:space="preserve"> it uses.</w:t>
+      </w:r>
+    </w:p>
+    <w:p>
+      <w:pPr>
+        <w:pStyle w:val="Heading3"/>
+      </w:pPr>
+      <w:r>
+        <w:t>My picture explanation, deciding evidence and one limit</w:t>
+      </w:r>
+    </w:p>
+    <w:p>
+      <w:r>
+        <w:t>________________________________________________________________</w:t>
+      </w:r>
+    </w:p>
+    <w:p>
+      <w:r>
+        <w:t>________________________________________________________________</w:t>
+      </w:r>
+    </w:p>
+    <w:p>
+      <w:r>
+        <w:t>________________________________________________________________</w:t>
+      </w:r>
+    </w:p>
+    <w:p>
+      <w:r>
+        <w:t>________________________________________________________________</w:t>
+      </w:r>
+    </w:p>
+    <w:p>
+      <w:pPr>
+        <w:pStyle w:val="Heading3"/>
+      </w:pPr>
+      <w:r>
+        <w:t>03. Input A reaches the inclusive boundary</w:t>
+      </w:r>
+    </w:p>
+    <w:p>
+      <w:r>
+        <w:drawing>
+          <wp:inline xmlns:a="http://schemas.openxmlformats.org/drawingml/2006/main" xmlns:pic="http://schemas.openxmlformats.org/drawingml/2006/picture">
+            <wp:extent cx="5486400" cy="3224784"/>
+            <wp:docPr id="5" name="Picture 5" descr="Input A reaches the inclusive boundary. Inputs: [2, 1]; weights: [2, -1]; bias: -3; activation: identity; output: 0."/>
+            <wp:cNvGraphicFramePr>
+              <a:graphicFrameLocks noChangeAspect="1"/>
+            </wp:cNvGraphicFramePr>
+            <a:graphic>
+              <a:graphicData uri="http://schemas.openxmlformats.org/drawingml/2006/picture">
+                <pic:pic>
+                  <pic:nvPicPr>
+                    <pic:cNvPr id="0" name="academy-story-ai-5-3-03.png"/>
+                    <pic:cNvPicPr/>
+                  </pic:nvPicPr>
+                  <pic:blipFill>
+                    <a:blip r:embed="rId13"/>
+                    <a:stretch>
+                      <a:fillRect/>
+                    </a:stretch>
+                  </pic:blipFill>
+                  <pic:spPr>
+                    <a:xfrm>
+                      <a:off x="0" y="0"/>
+                      <a:ext cx="5486400" cy="3224784"/>
+                    </a:xfrm>
+                    <a:prstGeom prst="rect"/>
+                  </pic:spPr>
+                </pic:pic>
+              </a:graphicData>
+            </a:graphic>
+          </wp:inline>
+        </w:drawing>
+      </w:r>
+    </w:p>
+    <w:p>
+      <w:pPr>
+        <w:spacing w:line="336" w:lineRule="auto" w:after="180"/>
+      </w:pPr>
+      <w:r>
+        <w:rPr>
+          <w:b/>
+        </w:rPr>
+        <w:t>Input</w:t>
+      </w:r>
+      <w:r>
+        <w:rPr>
+          <w:b w:val="0"/>
+        </w:rPr>
+        <w:t xml:space="preserve"> A reaches the inclusive boundary. </w:t>
+      </w:r>
+      <w:r>
+        <w:rPr>
+          <w:b/>
+        </w:rPr>
+        <w:t>Input</w:t>
+      </w:r>
+      <w:r>
+        <w:rPr>
+          <w:b w:val="0"/>
+        </w:rPr>
+        <w:t xml:space="preserve">s: [2, 1]; weights: [2, -1]; bias: -3; activation: identity; </w:t>
+      </w:r>
+      <w:r>
+        <w:rPr>
+          <w:b/>
+        </w:rPr>
+        <w:t>output</w:t>
+      </w:r>
+      <w:r>
+        <w:rPr>
+          <w:b w:val="0"/>
+        </w:rPr>
+        <w:t>: 0.</w:t>
+      </w:r>
+    </w:p>
+    <w:p>
+      <w:pPr>
+        <w:spacing w:line="336" w:lineRule="auto" w:after="180"/>
+        <w:shd w:fill="F5F1FB"/>
+      </w:pPr>
+      <w:r>
+        <w:rPr>
+          <w:b w:val="0"/>
+        </w:rPr>
+        <w:t>Read the labels and values. Explain the relationship the model shows.</w:t>
+      </w:r>
+    </w:p>
+    <w:p>
+      <w:pPr>
+        <w:pStyle w:val="Heading3"/>
+      </w:pPr>
+      <w:r>
+        <w:t>My picture explanation, deciding evidence and one limit</w:t>
+      </w:r>
+    </w:p>
+    <w:p>
+      <w:r>
+        <w:t>________________________________________________________________</w:t>
+      </w:r>
+    </w:p>
+    <w:p>
+      <w:r>
+        <w:t>________________________________________________________________</w:t>
+      </w:r>
+    </w:p>
+    <w:p>
+      <w:r>
+        <w:t>________________________________________________________________</w:t>
+      </w:r>
+    </w:p>
+    <w:p>
+      <w:r>
+        <w:t>________________________________________________________________</w:t>
+      </w:r>
+    </w:p>
+    <w:p>
+      <w:pPr>
+        <w:pStyle w:val="Heading3"/>
+      </w:pPr>
+      <w:r>
+        <w:t>04. Change one thing. Trace what follows.</w:t>
+      </w:r>
+    </w:p>
+    <w:p>
+      <w:r>
+        <w:drawing>
+          <wp:inline xmlns:a="http://schemas.openxmlformats.org/drawingml/2006/main" xmlns:pic="http://schemas.openxmlformats.org/drawingml/2006/picture">
+            <wp:extent cx="5486400" cy="3026664"/>
+            <wp:docPr id="6" name="Picture 6" descr="Original case: The boundary is v=2u-3; the bias sets its position. Changed condition: Change bias from-3 to-1. Expected result: A score becomes2 and B score 0; both predict class 1. Reason: Increasing bias by2 adds2 to every score without changing the weights."/>
+            <wp:cNvGraphicFramePr>
+              <a:graphicFrameLocks noChangeAspect="1"/>
+            </wp:cNvGraphicFramePr>
+            <a:graphic>
+              <a:graphicData uri="http://schemas.openxmlformats.org/drawingml/2006/picture">
+                <pic:pic>
+                  <pic:nvPicPr>
+                    <pic:cNvPr id="0" name="academy-story-ai-5-3-04.png"/>
+                    <pic:cNvPicPr/>
+                  </pic:nvPicPr>
+                  <pic:blipFill>
+                    <a:blip r:embed="rId14"/>
+                    <a:stretch>
+                      <a:fillRect/>
+                    </a:stretch>
+                  </pic:blipFill>
+                  <pic:spPr>
+                    <a:xfrm>
+                      <a:off x="0" y="0"/>
+                      <a:ext cx="5486400" cy="3026664"/>
+                    </a:xfrm>
+                    <a:prstGeom prst="rect"/>
+                  </pic:spPr>
+                </pic:pic>
+              </a:graphicData>
+            </a:graphic>
+          </wp:inline>
+        </w:drawing>
+      </w:r>
+    </w:p>
+    <w:p>
+      <w:pPr>
+        <w:spacing w:line="336" w:lineRule="auto" w:after="180"/>
+      </w:pPr>
+      <w:r>
+        <w:rPr>
+          <w:b w:val="0"/>
+        </w:rPr>
+        <w:t>Original case: The boundary is v=2u-3; the bias sets its position. Changed condition: Change bias from-3 to-1. Expected result: A score becomes2 and B score 0; both predict class 1.</w:t>
+      </w:r>
+    </w:p>
+    <w:p>
+      <w:pPr>
+        <w:spacing w:line="336" w:lineRule="auto" w:after="180"/>
+      </w:pPr>
+      <w:r>
+        <w:rPr>
+          <w:b w:val="0"/>
+        </w:rPr>
+        <w:t>Reason: Increasing bias by2 adds2 to every score without changing the weights.</w:t>
+      </w:r>
+    </w:p>
+    <w:p>
+      <w:pPr>
+        <w:spacing w:line="336" w:lineRule="auto" w:after="180"/>
+        <w:shd w:fill="F5F1FB"/>
+      </w:pPr>
+      <w:r>
+        <w:rPr>
+          <w:b w:val="0"/>
+        </w:rPr>
+        <w:t>Predict before checking the worked changed-case result. Name what changed and what the supplied facts allow you to conclude.</w:t>
+      </w:r>
+    </w:p>
+    <w:p>
+      <w:pPr>
+        <w:pStyle w:val="Heading3"/>
+      </w:pPr>
+      <w:r>
+        <w:t>My picture explanation, deciding evidence and one limit</w:t>
+      </w:r>
+    </w:p>
+    <w:p>
+      <w:r>
+        <w:t>________________________________________________________________</w:t>
+      </w:r>
+    </w:p>
+    <w:p>
+      <w:r>
+        <w:t>________________________________________________________________</w:t>
+      </w:r>
+    </w:p>
+    <w:p>
+      <w:r>
+        <w:t>________________________________________________________________</w:t>
+      </w:r>
+    </w:p>
+    <w:p>
+      <w:r>
+        <w:t>________________________________________________________________</w:t>
+      </w:r>
+    </w:p>
+    <w:p>
+      <w:pPr>
+        <w:pStyle w:val="Heading3"/>
+      </w:pPr>
+      <w:r>
+        <w:t>05. Connect the explanation to its limit</w:t>
+      </w:r>
+    </w:p>
+    <w:p>
+      <w:r>
+        <w:drawing>
+          <wp:inline xmlns:a="http://schemas.openxmlformats.org/drawingml/2006/main" xmlns:pic="http://schemas.openxmlformats.org/drawingml/2006/picture">
+            <wp:extent cx="5486400" cy="2834640"/>
+            <wp:docPr id="7" name="Picture 7" descr="The bias adds the same offset after the input contributions. It moves the dividing line without changing the weights that set the line’s orientation. Class 1 includes score zero under our stated rule. That is why B changes class when the bias rises by two: its score moves from minus two onto the included boundary. Limit: A linear boundary is a toy classifier rule. Raw score size does not automatically describe confidence or probability."/>
+            <wp:cNvGraphicFramePr>
+              <a:graphicFrameLocks noChangeAspect="1"/>
+            </wp:cNvGraphicFramePr>
+            <a:graphic>
+              <a:graphicData uri="http://schemas.openxmlformats.org/drawingml/2006/picture">
+                <pic:pic>
+                  <pic:nvPicPr>
+                    <pic:cNvPr id="0" name="academy-story-ai-5-3-05.png"/>
+                    <pic:cNvPicPr/>
+                  </pic:nvPicPr>
+                  <pic:blipFill>
+                    <a:blip r:embed="rId15"/>
+                    <a:stretch>
+                      <a:fillRect/>
+                    </a:stretch>
+                  </pic:blipFill>
+                  <pic:spPr>
+                    <a:xfrm>
+                      <a:off x="0" y="0"/>
+                      <a:ext cx="5486400" cy="2834640"/>
+                    </a:xfrm>
+                    <a:prstGeom prst="rect"/>
+                  </pic:spPr>
+                </pic:pic>
+              </a:graphicData>
+            </a:graphic>
+          </wp:inline>
+        </w:drawing>
+      </w:r>
+    </w:p>
+    <w:p>
+      <w:pPr>
+        <w:spacing w:line="336" w:lineRule="auto" w:after="180"/>
+      </w:pPr>
+      <w:r>
+        <w:rPr>
+          <w:b w:val="0"/>
+        </w:rPr>
+        <w:t xml:space="preserve">The bias adds the same offset after the </w:t>
+      </w:r>
+      <w:r>
+        <w:rPr>
+          <w:b/>
+        </w:rPr>
+        <w:t>input</w:t>
+      </w:r>
+      <w:r>
+        <w:rPr>
+          <w:b w:val="0"/>
+        </w:rPr>
+        <w:t xml:space="preserve"> contributions. It moves the dividing line without changing the weights that set the line’s orientation. Class 1 includes score zero under our stated rule.</w:t>
+      </w:r>
+    </w:p>
+    <w:p>
+      <w:pPr>
+        <w:spacing w:line="336" w:lineRule="auto" w:after="180"/>
+      </w:pPr>
+      <w:r>
+        <w:rPr>
+          <w:b w:val="0"/>
+        </w:rPr>
+        <w:t>That is why B changes class when the bias rises by two: its score moves from minus two onto the included boundary. Limit: A linear boundary is a toy classifier rule.</w:t>
+      </w:r>
+    </w:p>
+    <w:p>
+      <w:pPr>
+        <w:spacing w:line="336" w:lineRule="auto" w:after="180"/>
+      </w:pPr>
+      <w:r>
+        <w:rPr>
+          <w:b w:val="0"/>
+        </w:rPr>
+        <w:t>Raw score size does not automatically describe confidence or probability.</w:t>
+      </w:r>
+    </w:p>
+    <w:p>
+      <w:pPr>
+        <w:spacing w:line="336" w:lineRule="auto" w:after="180"/>
+        <w:shd w:fill="F5F1FB"/>
+      </w:pPr>
+      <w:r>
+        <w:rPr>
+          <w:b w:val="0"/>
+        </w:rPr>
+        <w:t>Explain the case, then point to a limit on the claim.</w:t>
+      </w:r>
+    </w:p>
+    <w:p>
+      <w:pPr>
+        <w:pStyle w:val="Heading3"/>
+      </w:pPr>
+      <w:r>
+        <w:t>My picture explanation, deciding evidence and one limit</w:t>
+      </w:r>
+    </w:p>
+    <w:p>
+      <w:r>
+        <w:t>________________________________________________________________</w:t>
+      </w:r>
+    </w:p>
+    <w:p>
+      <w:r>
+        <w:t>________________________________________________________________</w:t>
+      </w:r>
+    </w:p>
+    <w:p>
+      <w:r>
+        <w:t>________________________________________________________________</w:t>
+      </w:r>
+    </w:p>
+    <w:p>
+      <w:r>
+        <w:t>________________________________________________________________</w:t>
+      </w:r>
+    </w:p>
+    <w:p>
+      <w:pPr>
+        <w:pStyle w:val="Heading3"/>
+      </w:pPr>
+      <w:r>
+        <w:t>06. Make the idea visible in your project</w:t>
+      </w:r>
+    </w:p>
+    <w:p>
+      <w:r>
+        <w:drawing>
+          <wp:inline xmlns:a="http://schemas.openxmlformats.org/drawingml/2006/main" xmlns:pic="http://schemas.openxmlformats.org/drawingml/2006/picture">
+            <wp:extent cx="5486400" cy="3681984"/>
+            <wp:docPr id="8" name="Picture 8" descr="For your Image-pattern Network Investigation, save the input, procedure, observed result and limitation of this check. Label this worked example as practice; use a different, previously unreviewed case when checking independent understanding. Draw your input, deciding step, result and limit. Supported question: Is B positive under the original or changed model? Point to the relevant step in the picture, then write the changed result and the rule or evidence that supports it."/>
+            <wp:cNvGraphicFramePr>
+              <a:graphicFrameLocks noChangeAspect="1"/>
+            </wp:cNvGraphicFramePr>
+            <a:graphic>
+              <a:graphicData uri="http://schemas.openxmlformats.org/drawingml/2006/picture">
+                <pic:pic>
+                  <pic:nvPicPr>
+                    <pic:cNvPr id="0" name="academy-story-ai-5-3-06.png"/>
+                    <pic:cNvPicPr/>
+                  </pic:nvPicPr>
+                  <pic:blipFill>
+                    <a:blip r:embed="rId16"/>
+                    <a:stretch>
+                      <a:fillRect/>
+                    </a:stretch>
+                  </pic:blipFill>
+                  <pic:spPr>
+                    <a:xfrm>
+                      <a:off x="0" y="0"/>
+                      <a:ext cx="5486400" cy="3681984"/>
+                    </a:xfrm>
+                    <a:prstGeom prst="rect"/>
+                  </pic:spPr>
+                </pic:pic>
+              </a:graphicData>
+            </a:graphic>
+          </wp:inline>
+        </w:drawing>
+      </w:r>
+    </w:p>
+    <w:p>
+      <w:pPr>
+        <w:spacing w:line="336" w:lineRule="auto" w:after="180"/>
+      </w:pPr>
+      <w:r>
+        <w:rPr>
+          <w:b w:val="0"/>
+        </w:rPr>
+        <w:t xml:space="preserve">For your Image-pattern Network Investigation, save the </w:t>
+      </w:r>
+      <w:r>
+        <w:rPr>
+          <w:b/>
+        </w:rPr>
+        <w:t>input</w:t>
+      </w:r>
+      <w:r>
+        <w:rPr>
+          <w:b w:val="0"/>
+        </w:rPr>
+        <w:t>, procedure, observed result and limitation of this check.</w:t>
+      </w:r>
+    </w:p>
+    <w:p>
+      <w:pPr>
+        <w:spacing w:line="336" w:lineRule="auto" w:after="180"/>
+      </w:pPr>
+      <w:r>
+        <w:rPr>
+          <w:b w:val="0"/>
+        </w:rPr>
+        <w:t xml:space="preserve">Label this worked example as practice; use a different, previously unreviewed case when checking independent understanding. Draw your </w:t>
+      </w:r>
+      <w:r>
+        <w:rPr>
+          <w:b/>
+        </w:rPr>
+        <w:t>input</w:t>
+      </w:r>
+      <w:r>
+        <w:rPr>
+          <w:b w:val="0"/>
+        </w:rPr>
+        <w:t>, deciding step, result and limit.</w:t>
+      </w:r>
+    </w:p>
+    <w:p>
+      <w:pPr>
+        <w:spacing w:line="336" w:lineRule="auto" w:after="180"/>
+      </w:pPr>
+      <w:r>
+        <w:rPr>
+          <w:b w:val="0"/>
+        </w:rPr>
+        <w:t xml:space="preserve">Supported question: Is B positive under the original or changed model? Point to the relevant step in the picture, then write the changed result and the rule or </w:t>
+      </w:r>
+      <w:r>
+        <w:rPr>
+          <w:b/>
+        </w:rPr>
+        <w:t>evidence</w:t>
+      </w:r>
+      <w:r>
+        <w:rPr>
+          <w:b w:val="0"/>
+        </w:rPr>
+        <w:t xml:space="preserve"> that supports it.</w:t>
+      </w:r>
+    </w:p>
+    <w:p>
+      <w:pPr>
+        <w:spacing w:line="336" w:lineRule="auto" w:after="180"/>
+        <w:shd w:fill="F5F1FB"/>
+      </w:pPr>
+      <w:r>
+        <w:rPr>
+          <w:b w:val="0"/>
+        </w:rPr>
+        <w:t xml:space="preserve">Draw your project trace and justify the deciding step using </w:t>
+      </w:r>
+      <w:r>
+        <w:rPr>
+          <w:b/>
+        </w:rPr>
+        <w:t>evidence</w:t>
+      </w:r>
+      <w:r>
+        <w:rPr>
+          <w:b w:val="0"/>
+        </w:rPr>
+        <w:t>.</w:t>
+      </w:r>
+    </w:p>
+    <w:p>
+      <w:pPr>
+        <w:pStyle w:val="Heading3"/>
+      </w:pPr>
+      <w:r>
+        <w:t>My picture explanation, deciding evidence and one limit</w:t>
       </w:r>
     </w:p>
     <w:p>

--- a/downloads/workbook/ai-5-week-03.docx
+++ b/downloads/workbook/ai-5-week-03.docx
@@ -84,6 +84,236 @@
     <w:p>
       <w:r>
         <w:t>________________________________________________________________</w:t>
+      </w:r>
+    </w:p>
+    <w:p>
+      <w:pPr>
+        <w:pStyle w:val="Heading3"/>
+      </w:pPr>
+      <w:r>
+        <w:t>Lesson reference for workbook practice</w:t>
+      </w:r>
+    </w:p>
+    <w:p>
+      <w:pPr>
+        <w:spacing w:line="336" w:lineRule="auto" w:after="180"/>
+        <w:shd w:fill="F1F6F8"/>
+      </w:pPr>
+      <w:r>
+        <w:rPr>
+          <w:b w:val="0"/>
+        </w:rPr>
+        <w:t>Use this reference for the original W1–W3 and W5 exercises. The separately named independent case supplies its own changed facts; use those facts for that attempt before feedback.</w:t>
+      </w:r>
+    </w:p>
+    <w:p>
+      <w:pPr>
+        <w:spacing w:line="336" w:lineRule="auto" w:after="180"/>
+      </w:pPr>
+      <w:r>
+        <w:rPr>
+          <w:b w:val="0"/>
+        </w:rPr>
+        <w:t>Use the fictional parcel schema [width in cm, height in cm]. Our model computes z = 2 times width - height - 3. The weights are [2, -1]; the bias b is -3. Compute the weighted sum first, then add the bias once.</w:t>
+      </w:r>
+    </w:p>
+    <w:p>
+      <w:pPr>
+        <w:spacing w:line="336" w:lineRule="auto" w:after="180"/>
+      </w:pPr>
+      <w:r>
+        <w:rPr>
+          <w:b w:val="0"/>
+        </w:rPr>
+        <w:t>The result is an affine score: a weighted sum plus a constant offset.</w:t>
+      </w:r>
+    </w:p>
+    <w:p>
+      <w:pPr>
+        <w:spacing w:line="336" w:lineRule="auto" w:after="180"/>
+      </w:pPr>
+      <w:r>
+        <w:rPr>
+          <w:b w:val="0"/>
+        </w:rPr>
+        <w:t>Now declare a classification rule: predict class 1 when z is at least 0, and class 0 when z is below 0. Equality belongs to class 1. These are invented categories for arithmetic practice, not a real parcel decision.</w:t>
+      </w:r>
+    </w:p>
+    <w:p>
+      <w:pPr>
+        <w:spacing w:line="336" w:lineRule="auto" w:after="180"/>
+      </w:pPr>
+      <w:r>
+        <w:rPr>
+          <w:b w:val="0"/>
+        </w:rPr>
+        <w:t xml:space="preserve">The weights and bias are supplied, so this is a forward calculation, not </w:t>
+      </w:r>
+      <w:r>
+        <w:rPr>
+          <w:b/>
+        </w:rPr>
+        <w:t>training</w:t>
+      </w:r>
+      <w:r>
+        <w:rPr>
+          <w:b w:val="0"/>
+        </w:rPr>
+        <w:t>.</w:t>
+      </w:r>
+    </w:p>
+    <w:tbl>
+      <w:tblPr>
+        <w:tblStyle w:val="LightShading-Accent1"/>
+        <w:tblW w:type="auto" w:w="0"/>
+        <w:tblLook w:firstColumn="1" w:firstRow="1" w:lastColumn="0" w:lastRow="0" w:noHBand="0" w:noVBand="1" w:val="04A0"/>
+      </w:tblPr>
+      <w:tblGrid>
+        <w:gridCol w:w="3408"/>
+        <w:gridCol w:w="3408"/>
+        <w:gridCol w:w="3408"/>
+      </w:tblGrid>
+      <w:tr>
+        <w:trPr>
+          <w:tblHeader/>
+        </w:trPr>
+        <w:tc>
+          <w:tcPr>
+            <w:tcW w:type="dxa" w:w="3408"/>
+          </w:tcPr>
+          <w:p>
+            <w:r>
+              <w:t>Input [width, height]</w:t>
+            </w:r>
+          </w:p>
+        </w:tc>
+        <w:tc>
+          <w:tcPr>
+            <w:tcW w:type="dxa" w:w="3408"/>
+          </w:tcPr>
+          <w:p>
+            <w:r>
+              <w:t>Score z</w:t>
+            </w:r>
+          </w:p>
+        </w:tc>
+        <w:tc>
+          <w:tcPr>
+            <w:tcW w:type="dxa" w:w="3408"/>
+          </w:tcPr>
+          <w:p>
+            <w:r>
+              <w:t>Prediction</w:t>
+            </w:r>
+          </w:p>
+        </w:tc>
+      </w:tr>
+      <w:tr>
+        <w:tc>
+          <w:tcPr>
+            <w:tcW w:type="dxa" w:w="3408"/>
+          </w:tcPr>
+          <w:p>
+            <w:r>
+              <w:t>[4, 2]</w:t>
+            </w:r>
+          </w:p>
+        </w:tc>
+        <w:tc>
+          <w:tcPr>
+            <w:tcW w:type="dxa" w:w="3408"/>
+          </w:tcPr>
+          <w:p>
+            <w:r>
+              <w:t>8 - 2 - 3 = 3</w:t>
+            </w:r>
+          </w:p>
+        </w:tc>
+        <w:tc>
+          <w:tcPr>
+            <w:tcW w:type="dxa" w:w="3408"/>
+          </w:tcPr>
+          <w:p>
+            <w:r>
+              <w:t>1</w:t>
+            </w:r>
+          </w:p>
+        </w:tc>
+      </w:tr>
+      <w:tr>
+        <w:tc>
+          <w:tcPr>
+            <w:tcW w:type="dxa" w:w="3408"/>
+          </w:tcPr>
+          <w:p>
+            <w:r>
+              <w:t>[2, 4]</w:t>
+            </w:r>
+          </w:p>
+        </w:tc>
+        <w:tc>
+          <w:tcPr>
+            <w:tcW w:type="dxa" w:w="3408"/>
+          </w:tcPr>
+          <w:p>
+            <w:r>
+              <w:t>4 - 4 - 3 = -3</w:t>
+            </w:r>
+          </w:p>
+        </w:tc>
+        <w:tc>
+          <w:tcPr>
+            <w:tcW w:type="dxa" w:w="3408"/>
+          </w:tcPr>
+          <w:p>
+            <w:r>
+              <w:t>0</w:t>
+            </w:r>
+          </w:p>
+        </w:tc>
+      </w:tr>
+      <w:tr>
+        <w:tc>
+          <w:tcPr>
+            <w:tcW w:type="dxa" w:w="3408"/>
+          </w:tcPr>
+          <w:p>
+            <w:r>
+              <w:t>[3, 3]</w:t>
+            </w:r>
+          </w:p>
+        </w:tc>
+        <w:tc>
+          <w:tcPr>
+            <w:tcW w:type="dxa" w:w="3408"/>
+          </w:tcPr>
+          <w:p>
+            <w:r>
+              <w:t>6 - 3 - 3 = 0</w:t>
+            </w:r>
+          </w:p>
+        </w:tc>
+        <w:tc>
+          <w:tcPr>
+            <w:tcW w:type="dxa" w:w="3408"/>
+          </w:tcPr>
+          <w:p>
+            <w:r>
+              <w:t>1 at equality</w:t>
+            </w:r>
+          </w:p>
+        </w:tc>
+      </w:tr>
+    </w:tbl>
+    <w:p>
+      <w:pPr>
+        <w:spacing w:line="336" w:lineRule="auto" w:after="180"/>
+      </w:pPr>
+      <w:r>
+        <w:rPr>
+          <w:b w:val="0"/>
+        </w:rPr>
+        <w:t>A bias is a mathematical parameter. It is not the same use of the word as unfair treatment; numerical offset alone does not establish whether a system is fair.</w:t>
       </w:r>
     </w:p>
     <w:p>
@@ -1844,7 +2074,7 @@
         <w:rPr>
           <w:b w:val="0"/>
         </w:rPr>
-        <w:t>Changed-case practice: Change bias from-3 to-1. Which conclusion is supported by the supplied facts?</w:t>
+        <w:t>Changed-case practice: Change bias from -3 to-1. Which conclusion is supported by the supplied facts?</w:t>
       </w:r>
     </w:p>
     <w:p>
@@ -1904,7 +2134,7 @@
         <w:rPr>
           <w:b w:val="0"/>
         </w:rPr>
-        <w:t>3. A score becomes2 and B score 0; both predict class 1.</w:t>
+        <w:t>3. A score becomes 2 and B score 0; both predict class 1.</w:t>
       </w:r>
     </w:p>
     <w:p>
@@ -1977,7 +2207,7 @@
         <w:rPr>
           <w:b w:val="0"/>
         </w:rPr>
-        <w:t>After your attempt, compare with the supported explanation: A score becomes2 and B score 0; both predict class 1. Increasing bias by2 adds2 to every score without changing the weights.</w:t>
+        <w:t>After your attempt, compare with the supported explanation: A score becomes 2 and B score 0; both predict class 1. Increasing bias by2 adds 2 to every score without changing the weights.</w:t>
       </w:r>
     </w:p>
     <w:p>
@@ -2587,7 +2817,7 @@
         <w:drawing>
           <wp:inline xmlns:a="http://schemas.openxmlformats.org/drawingml/2006/main" xmlns:pic="http://schemas.openxmlformats.org/drawingml/2006/picture">
             <wp:extent cx="5486400" cy="3026664"/>
-            <wp:docPr id="6" name="Picture 6" descr="Original case: The boundary is v=2u-3; the bias sets its position. Changed condition: Change bias from-3 to-1. Expected result: A score becomes2 and B score 0; both predict class 1. Reason: Increasing bias by2 adds2 to every score without changing the weights."/>
+            <wp:docPr id="6" name="Picture 6" descr="Original case: The boundary is v=2u-3; the bias sets its position. Changed condition: Change bias from -3 to-1. Expected result: A score becomes 2 and B score 0; both predict class 1. Reason: Increasing bias by2 adds 2 to every score without changing the weights."/>
             <wp:cNvGraphicFramePr>
               <a:graphicFrameLocks noChangeAspect="1"/>
             </wp:cNvGraphicFramePr>
@@ -2626,7 +2856,7 @@
         <w:rPr>
           <w:b w:val="0"/>
         </w:rPr>
-        <w:t>Original case: The boundary is v=2u-3; the bias sets its position. Changed condition: Change bias from-3 to-1. Expected result: A score becomes2 and B score 0; both predict class 1.</w:t>
+        <w:t>Original case: The boundary is v=2u-3; the bias sets its position. Changed condition: Change bias from -3 to-1. Expected result: A score becomes 2 and B score 0; both predict class 1.</w:t>
       </w:r>
     </w:p>
     <w:p>
@@ -2637,7 +2867,7 @@
         <w:rPr>
           <w:b w:val="0"/>
         </w:rPr>
-        <w:t>Reason: Increasing bias by2 adds2 to every score without changing the weights.</w:t>
+        <w:t>Reason: Increasing bias by2 adds 2 to every score without changing the weights.</w:t>
       </w:r>
     </w:p>
     <w:p>

--- a/downloads/workbook/ai-5-week-03.docx
+++ b/downloads/workbook/ai-5-week-03.docx
@@ -25,22 +25,45 @@
         <w:pStyle w:val="Heading1"/>
       </w:pPr>
       <w:r>
-        <w:t>01. Recall and choose your starting point</w:t>
-      </w:r>
-    </w:p>
-    <w:p>
-      <w:r>
-        <w:t>Record your starting explanation for Bias terms and decision boundaries before opening notes. Show any later correction separately.</w:t>
-      </w:r>
-    </w:p>
-    <w:p>
-      <w:pPr>
-        <w:spacing w:line="336" w:lineRule="auto" w:after="180"/>
-      </w:pPr>
-      <w:r>
-        <w:rPr>
-          <w:b w:val="0"/>
-        </w:rPr>
+        <w:t>One readable score and boundary record.</w:t>
+      </w:r>
+    </w:p>
+    <w:p>
+      <w:r>
+        <w:t>Trace arithmetic,plot named coordinates and explain the evidence limit.</w:t>
+      </w:r>
+    </w:p>
+    <w:p>
+      <w:r>
+        <w:t>W1–W3/W5 → selected new boundary model → project graph → changed-case return.</w:t>
+      </w:r>
+    </w:p>
+    <w:p>
+      <w:pPr>
+        <w:pStyle w:val="Heading1"/>
+      </w:pPr>
+      <w:r>
+        <w:t>01. Recall · Retrieve before notes</w:t>
+      </w:r>
+    </w:p>
+    <w:p>
+      <w:r>
+        <w:t>Keep this task’s inputs,rule and response together.</w:t>
+      </w:r>
+    </w:p>
+    <w:p>
+      <w:pPr>
+        <w:pStyle w:val="Heading2"/>
+      </w:pPr>
+      <w:r>
+        <w:t>Complete task and evidence</w:t>
+      </w:r>
+    </w:p>
+    <w:p>
+      <w:pPr>
+        <w:pStyle w:val="ListBullet"/>
+      </w:pPr>
+      <w:r>
         <w:t>Try the recall before opening notes. Then use a different colour or a labelled second line to correct your explanation.</w:t>
       </w:r>
     </w:p>
@@ -54,12 +77,9 @@
     </w:p>
     <w:p>
       <w:pPr>
-        <w:spacing w:line="336" w:lineRule="auto" w:after="180"/>
-      </w:pPr>
-      <w:r>
-        <w:rPr>
-          <w:b w:val="0"/>
-        </w:rPr>
+        <w:pStyle w:val="ListBullet"/>
+      </w:pPr>
+      <w:r>
         <w:t>Without opening the old lesson, explain one key idea from Dot products and weighted sums. Give an example and a mistake that the idea helps you avoid.</w:t>
       </w:r>
     </w:p>
@@ -96,70 +116,26 @@
     </w:p>
     <w:p>
       <w:pPr>
-        <w:spacing w:line="336" w:lineRule="auto" w:after="180"/>
-        <w:shd w:fill="F1F6F8"/>
-      </w:pPr>
-      <w:r>
-        <w:rPr>
-          <w:b w:val="0"/>
-        </w:rPr>
+        <w:pStyle w:val="ListBullet"/>
+      </w:pPr>
+      <w:r>
         <w:t>Use this reference for the original W1–W3 and W5 exercises. The separately named independent case supplies its own changed facts; use those facts for that attempt before feedback.</w:t>
       </w:r>
     </w:p>
     <w:p>
       <w:pPr>
-        <w:spacing w:line="336" w:lineRule="auto" w:after="180"/>
-      </w:pPr>
-      <w:r>
-        <w:rPr>
-          <w:b w:val="0"/>
-        </w:rPr>
-        <w:t>Use the fictional parcel schema [width in cm, height in cm]. Our model computes z = 2 times width - height - 3. The weights are [2, -1]; the bias b is -3. Compute the weighted sum first, then add the bias once.</w:t>
-      </w:r>
-    </w:p>
-    <w:p>
-      <w:pPr>
-        <w:spacing w:line="336" w:lineRule="auto" w:after="180"/>
-      </w:pPr>
-      <w:r>
-        <w:rPr>
-          <w:b w:val="0"/>
-        </w:rPr>
-        <w:t>The result is an affine score: a weighted sum plus a constant offset.</w:t>
-      </w:r>
-    </w:p>
-    <w:p>
-      <w:pPr>
-        <w:spacing w:line="336" w:lineRule="auto" w:after="180"/>
-      </w:pPr>
-      <w:r>
-        <w:rPr>
-          <w:b w:val="0"/>
-        </w:rPr>
-        <w:t>Now declare a classification rule: predict class 1 when z is at least 0, and class 0 when z is below 0. Equality belongs to class 1. These are invented categories for arithmetic practice, not a real parcel decision.</w:t>
-      </w:r>
-    </w:p>
-    <w:p>
-      <w:pPr>
-        <w:spacing w:line="336" w:lineRule="auto" w:after="180"/>
-      </w:pPr>
-      <w:r>
-        <w:rPr>
-          <w:b w:val="0"/>
-        </w:rPr>
-        <w:t xml:space="preserve">The weights and bias are supplied, so this is a forward calculation, not </w:t>
-      </w:r>
-      <w:r>
-        <w:rPr>
-          <w:b/>
-        </w:rPr>
-        <w:t>training</w:t>
-      </w:r>
-      <w:r>
-        <w:rPr>
-          <w:b w:val="0"/>
-        </w:rPr>
-        <w:t>.</w:t>
+        <w:pStyle w:val="ListBullet"/>
+      </w:pPr>
+      <w:r>
+        <w:t>Use the fictional parcel schema [width in cm, height in cm]. Our model computes z = 2 times width - height - 3. The weights are [2, -1]; the bias b is -3. Compute the weighted sum first, then add the bias once. The result is an affine score: a weighted sum plus a constant offset.</w:t>
+      </w:r>
+    </w:p>
+    <w:p>
+      <w:pPr>
+        <w:pStyle w:val="ListBullet"/>
+      </w:pPr>
+      <w:r>
+        <w:t>Now declare a classification rule: predict class 1 when z is at least 0, and class 0 when z is below 0. Equality belongs to class 1. These are invented categories for arithmetic practice, not a real parcel decision. The weights and bias are supplied, so this is a forward calculation, not training.</w:t>
       </w:r>
     </w:p>
     <w:tbl>
@@ -307,12 +283,9 @@
     </w:tbl>
     <w:p>
       <w:pPr>
-        <w:spacing w:line="336" w:lineRule="auto" w:after="180"/>
-      </w:pPr>
-      <w:r>
-        <w:rPr>
-          <w:b w:val="0"/>
-        </w:rPr>
+        <w:pStyle w:val="ListBullet"/>
+      </w:pPr>
+      <w:r>
         <w:t>A bias is a mathematical parameter. It is not the same use of the word as unfair treatment; numerical offset alone does not establish whether a system is fair.</w:t>
       </w:r>
     </w:p>
@@ -321,135 +294,44 @@
         <w:pStyle w:val="Heading1"/>
       </w:pPr>
       <w:r>
-        <w:t>02. Practise with fading help</w:t>
-      </w:r>
-    </w:p>
-    <w:p>
-      <w:r>
-        <w:t>Complete the supported Bias terms and decision boundaries trace and record the first step you can explain without help.</w:t>
-      </w:r>
-    </w:p>
-    <w:p>
-      <w:pPr>
-        <w:spacing w:line="336" w:lineRule="auto" w:after="180"/>
-      </w:pPr>
-      <w:r>
-        <w:rPr>
-          <w:b w:val="0"/>
-        </w:rPr>
-        <w:t xml:space="preserve">Use W2: Plot and label the boundary for </w:t>
-      </w:r>
-      <w:r>
-        <w:rPr>
-          <w:b/>
-        </w:rPr>
-        <w:t>Bias term</w:t>
-      </w:r>
-      <w:r>
-        <w:rPr>
-          <w:b w:val="0"/>
-        </w:rPr>
-        <w:t>s and decision boundaries. Record the answer once; the lesson and workbook refer to the same attempt.</w:t>
-      </w:r>
-    </w:p>
-    <w:tbl>
-      <w:tblPr>
-        <w:tblStyle w:val="LightShading-Accent1"/>
-        <w:tblW w:type="auto" w:w="0"/>
-        <w:tblLook w:firstColumn="1" w:firstRow="1" w:lastColumn="0" w:lastRow="0" w:noHBand="0" w:noVBand="1" w:val="04A0"/>
-      </w:tblPr>
-      <w:tblGrid>
-        <w:gridCol w:w="2556"/>
-        <w:gridCol w:w="2556"/>
-        <w:gridCol w:w="2556"/>
-        <w:gridCol w:w="2556"/>
-      </w:tblGrid>
-      <w:tr>
-        <w:trPr>
-          <w:tblHeader/>
-        </w:trPr>
-        <w:tc>
-          <w:tcPr>
-            <w:tcW w:type="dxa" w:w="2556"/>
-          </w:tcPr>
-          <w:p>
-            <w:r>
-              <w:t>Given inputs</w:t>
-            </w:r>
-          </w:p>
-        </w:tc>
-        <w:tc>
-          <w:tcPr>
-            <w:tcW w:type="dxa" w:w="2556"/>
-          </w:tcPr>
-          <w:p>
-            <w:r>
-              <w:t>Procedure I chose</w:t>
-            </w:r>
-          </w:p>
-        </w:tc>
-        <w:tc>
-          <w:tcPr>
-            <w:tcW w:type="dxa" w:w="2556"/>
-          </w:tcPr>
-          <w:p>
-            <w:r>
-              <w:t>Middle steps</w:t>
-            </w:r>
-          </w:p>
-        </w:tc>
-        <w:tc>
-          <w:tcPr>
-            <w:tcW w:type="dxa" w:w="2556"/>
-          </w:tcPr>
-          <w:p>
-            <w:r>
-              <w:t>Result and check</w:t>
-            </w:r>
-          </w:p>
-        </w:tc>
-      </w:tr>
-      <w:tr>
-        <w:tc>
-          <w:tcPr>
-            <w:tcW w:type="dxa" w:w="2556"/>
-          </w:tcPr>
-          <w:p>
-            <w:r/>
-          </w:p>
-        </w:tc>
-        <w:tc>
-          <w:tcPr>
-            <w:tcW w:type="dxa" w:w="2556"/>
-          </w:tcPr>
-          <w:p>
-            <w:r/>
-          </w:p>
-        </w:tc>
-        <w:tc>
-          <w:tcPr>
-            <w:tcW w:type="dxa" w:w="2556"/>
-          </w:tcPr>
-          <w:p>
-            <w:r/>
-          </w:p>
-        </w:tc>
-        <w:tc>
-          <w:tcPr>
-            <w:tcW w:type="dxa" w:w="2556"/>
-          </w:tcPr>
-          <w:p>
-            <w:r/>
-          </w:p>
-        </w:tc>
-      </w:tr>
-    </w:tbl>
+        <w:t>05. W1 · Explain the current example</w:t>
+      </w:r>
+    </w:p>
+    <w:p>
+      <w:r>
+        <w:t>Keep this task’s inputs,rule and response together.</w:t>
+      </w:r>
+    </w:p>
+    <w:p>
+      <w:pPr>
+        <w:pStyle w:val="Heading2"/>
+      </w:pPr>
+      <w:r>
+        <w:t>Complete task and evidence</w:t>
+      </w:r>
+    </w:p>
+    <w:p>
+      <w:pPr>
+        <w:pStyle w:val="ListBullet"/>
+      </w:pPr>
+      <w:r>
+        <w:t>Main model z=2 width−height−3, class 1 when z≥0. Weights[2, −1], bias−3, inputs in cm. A[4, 2]z3/class 1, B[2, 4]z−3/class 0, C[3, 3]z0/class 1. Boundary height=2 width−3 through(2, 1), (3, 3), (4, 5); class 1on/below line with width horizontal. W2[4, 4]z1/class 1, [4, 6]z−1/class 0. Change b−3→−1 adds 2to every score and gives parallel boundary height=2 width−1. Separate pictured A[2, 1]0→2, B[1, 1]−2→0.≥versus&gt;changes equality assignment, not the zero line. Supplied parameters are not training or proof of improvement; missing/incorrect units violate input assumptions.</w:t>
+      </w:r>
+    </w:p>
+    <w:p>
+      <w:pPr>
+        <w:pStyle w:val="ListBullet"/>
+      </w:pPr>
+      <w:r>
+        <w:t>Use z = 2 times width - height - 3 at [5, 4]. Give the weighted sum, bias, final score and prediction under z &gt;= 0.</w:t>
+      </w:r>
+    </w:p>
     <w:p>
       <w:pPr>
         <w:pStyle w:val="Heading3"/>
       </w:pPr>
       <w:r>
-        <w:t>The step I completed without help, and the hint I needed</w:t>
+        <w:t>My reasoning and evidence</w:t>
       </w:r>
     </w:p>
     <w:p>
@@ -468,50 +350,55 @@
       </w:r>
     </w:p>
     <w:p>
+      <w:r>
+        <w:t>________________________________________________________________</w:t>
+      </w:r>
+    </w:p>
+    <w:p>
+      <w:r>
+        <w:t>________________________________________________________________</w:t>
+      </w:r>
+    </w:p>
+    <w:p>
+      <w:r>
+        <w:t>________________________________________________________________</w:t>
+      </w:r>
+    </w:p>
+    <w:p>
       <w:pPr>
         <w:pStyle w:val="Heading1"/>
       </w:pPr>
       <w:r>
-        <w:t>03. Individual reasoning check</w:t>
-      </w:r>
-    </w:p>
-    <w:p>
-      <w:r>
-        <w:t>Check the proposed Bias terms and decision boundaries explanation against the supplied facts before discussing it.</w:t>
-      </w:r>
-    </w:p>
-    <w:p>
-      <w:pPr>
-        <w:spacing w:line="336" w:lineRule="auto" w:after="180"/>
-      </w:pPr>
-      <w:r>
-        <w:rPr>
-          <w:b w:val="0"/>
-        </w:rPr>
-        <w:t xml:space="preserve">Use the worked case for </w:t>
-      </w:r>
-      <w:r>
-        <w:rPr>
-          <w:b/>
-        </w:rPr>
-        <w:t>Bias term</w:t>
-      </w:r>
-      <w:r>
-        <w:rPr>
-          <w:b w:val="0"/>
-        </w:rPr>
-        <w:t>s and decision boundaries. Proposed explanation: “Add bias to each contribution”. Decide whether this explanation is supported.</w:t>
-      </w:r>
-    </w:p>
-    <w:p>
-      <w:pPr>
-        <w:spacing w:line="336" w:lineRule="auto" w:after="180"/>
-      </w:pPr>
-      <w:r>
-        <w:rPr>
-          <w:b w:val="0"/>
-        </w:rPr>
-        <w:t>Point to the step or supplied fact that decides; explain your repair if needed.</w:t>
+        <w:t>06. W2 · Trace the calculation</w:t>
+      </w:r>
+    </w:p>
+    <w:p>
+      <w:r>
+        <w:t>Keep this task’s inputs,rule and response together.</w:t>
+      </w:r>
+    </w:p>
+    <w:p>
+      <w:pPr>
+        <w:pStyle w:val="Heading2"/>
+      </w:pPr>
+      <w:r>
+        <w:t>Complete task and evidence</w:t>
+      </w:r>
+    </w:p>
+    <w:p>
+      <w:pPr>
+        <w:pStyle w:val="ListBullet"/>
+      </w:pPr>
+      <w:r>
+        <w:t>Main model z=2 width−height−3, class 1 when z≥0. Weights[2, −1], bias−3, inputs in cm. A[4, 2]z3/class 1, B[2, 4]z−3/class 0, C[3, 3]z0/class 1. Boundary height=2 width−3 through(2, 1), (3, 3), (4, 5); class 1on/below line with width horizontal. W2[4, 4]z1/class 1, [4, 6]z−1/class 0. Change b−3→−1 adds 2to every score and gives parallel boundary height=2 width−1. Separate pictured A[2, 1]0→2, B[1, 1]−2→0.≥versus&gt;changes equality assignment, not the zero line. Supplied parameters are not training or proof of improvement; missing/incorrect units violate input assumptions.</w:t>
+      </w:r>
+    </w:p>
+    <w:p>
+      <w:pPr>
+        <w:pStyle w:val="ListBullet"/>
+      </w:pPr>
+      <w:r>
+        <w:t>For the worked model, find boundary points at width 2 and width 4. Test [4, 4] and [4, 6] to identify the class on each side.</w:t>
       </w:r>
     </w:p>
     <w:p>
@@ -519,7 +406,7 @@
         <w:pStyle w:val="Heading3"/>
       </w:pPr>
       <w:r>
-        <w:t>My explanation before partner discussion</w:t>
+        <w:t>My reasoning and evidence</w:t>
       </w:r>
     </w:p>
     <w:p>
@@ -543,16 +430,50 @@
       </w:r>
     </w:p>
     <w:p>
+      <w:r>
+        <w:t>________________________________________________________________</w:t>
+      </w:r>
+    </w:p>
+    <w:p>
+      <w:r>
+        <w:t>________________________________________________________________</w:t>
+      </w:r>
+    </w:p>
+    <w:p>
       <w:pPr>
         <w:pStyle w:val="Heading1"/>
       </w:pPr>
       <w:r>
-        <w:t>04. Independent transfer case</w:t>
-      </w:r>
-    </w:p>
-    <w:p>
-      <w:r>
-        <w:t>Write one first attempt at the reserved independent case before feedback. Repeated copies of that case refer to the same recorded attempt.</w:t>
+        <w:t>07. W3 · Repair a misconception</w:t>
+      </w:r>
+    </w:p>
+    <w:p>
+      <w:r>
+        <w:t>Keep this task’s inputs,rule and response together.</w:t>
+      </w:r>
+    </w:p>
+    <w:p>
+      <w:pPr>
+        <w:pStyle w:val="Heading2"/>
+      </w:pPr>
+      <w:r>
+        <w:t>Complete task and evidence</w:t>
+      </w:r>
+    </w:p>
+    <w:p>
+      <w:pPr>
+        <w:pStyle w:val="ListBullet"/>
+      </w:pPr>
+      <w:r>
+        <w:t>Main model z=2 width−height−3, class 1 when z≥0. Weights[2, −1], bias−3, inputs in cm. A[4, 2]z3/class 1, B[2, 4]z−3/class 0, C[3, 3]z0/class 1. Boundary height=2 width−3 through(2, 1), (3, 3), (4, 5); class 1on/below line with width horizontal. W2[4, 4]z1/class 1, [4, 6]z−1/class 0. Change b−3→−1 adds 2to every score and gives parallel boundary height=2 width−1. Separate pictured A[2, 1]0→2, B[1, 1]−2→0.≥versus&gt;changes equality assignment, not the zero line. Supplied parameters are not training or proof of improvement; missing/incorrect units violate input assumptions.</w:t>
+      </w:r>
+    </w:p>
+    <w:p>
+      <w:pPr>
+        <w:pStyle w:val="ListBullet"/>
+      </w:pPr>
+      <w:r>
+        <w:t>At [3, 3], compare prediction under z &gt;= 0 with prediction under z &gt; 0. Does changing this comparison move the zero line?</w:t>
       </w:r>
     </w:p>
     <w:p>
@@ -560,30 +481,149 @@
         <w:pStyle w:val="Heading3"/>
       </w:pPr>
       <w:r>
+        <w:t>My reasoning and evidence</w:t>
+      </w:r>
+    </w:p>
+    <w:p>
+      <w:r>
+        <w:t>________________________________________________________________</w:t>
+      </w:r>
+    </w:p>
+    <w:p>
+      <w:r>
+        <w:t>________________________________________________________________</w:t>
+      </w:r>
+    </w:p>
+    <w:p>
+      <w:r>
+        <w:t>________________________________________________________________</w:t>
+      </w:r>
+    </w:p>
+    <w:p>
+      <w:r>
+        <w:t>________________________________________________________________</w:t>
+      </w:r>
+    </w:p>
+    <w:p>
+      <w:r>
+        <w:t>________________________________________________________________</w:t>
+      </w:r>
+    </w:p>
+    <w:p>
+      <w:r>
+        <w:t>________________________________________________________________</w:t>
+      </w:r>
+    </w:p>
+    <w:p>
+      <w:pPr>
+        <w:pStyle w:val="Heading1"/>
+      </w:pPr>
+      <w:r>
+        <w:t>09. W5 · Explain the limitation</w:t>
+      </w:r>
+    </w:p>
+    <w:p>
+      <w:r>
+        <w:t>Keep this task’s inputs,rule and response together.</w:t>
+      </w:r>
+    </w:p>
+    <w:p>
+      <w:pPr>
+        <w:pStyle w:val="Heading2"/>
+      </w:pPr>
+      <w:r>
+        <w:t>Complete task and evidence</w:t>
+      </w:r>
+    </w:p>
+    <w:p>
+      <w:pPr>
+        <w:pStyle w:val="ListBullet"/>
+      </w:pPr>
+      <w:r>
+        <w:t>Main model z=2 width−height−3, class 1 when z≥0. Weights[2, −1], bias−3, inputs in cm. A[4, 2]z3/class 1, B[2, 4]z−3/class 0, C[3, 3]z0/class 1. Boundary height=2 width−3 through(2, 1), (3, 3), (4, 5); class 1on/below line with width horizontal. W2[4, 4]z1/class 1, [4, 6]z−1/class 0. Change b−3→−1 adds 2to every score and gives parallel boundary height=2 width−1. Separate pictured A[2, 1]0→2, B[1, 1]−2→0.≥versus&gt;changes equality assignment, not the zero line. Supplied parameters are not training or proof of improvement; missing/incorrect units violate input assumptions.</w:t>
+      </w:r>
+    </w:p>
+    <w:p>
+      <w:pPr>
+        <w:pStyle w:val="ListBullet"/>
+      </w:pPr>
+      <w:r>
+        <w:t>A teammate says that raising b must improve the model because all scores rise. What information is needed before accepting an improvement claim?</w:t>
+      </w:r>
+    </w:p>
+    <w:p>
+      <w:pPr>
+        <w:pStyle w:val="Heading3"/>
+      </w:pPr>
+      <w:r>
+        <w:t>My reasoning and evidence</w:t>
+      </w:r>
+    </w:p>
+    <w:p>
+      <w:r>
+        <w:t>________________________________________________________________</w:t>
+      </w:r>
+    </w:p>
+    <w:p>
+      <w:r>
+        <w:t>________________________________________________________________</w:t>
+      </w:r>
+    </w:p>
+    <w:p>
+      <w:r>
+        <w:t>________________________________________________________________</w:t>
+      </w:r>
+    </w:p>
+    <w:p>
+      <w:r>
+        <w:t>________________________________________________________________</w:t>
+      </w:r>
+    </w:p>
+    <w:p>
+      <w:r>
+        <w:t>________________________________________________________________</w:t>
+      </w:r>
+    </w:p>
+    <w:p>
+      <w:r>
+        <w:t>________________________________________________________________</w:t>
+      </w:r>
+    </w:p>
+    <w:p>
+      <w:pPr>
+        <w:pStyle w:val="Heading1"/>
+      </w:pPr>
+      <w:r>
+        <w:t>04. Try alone · Selected transfer</w:t>
+      </w:r>
+    </w:p>
+    <w:p>
+      <w:r>
+        <w:t>Keep this task’s inputs,rule and response together.</w:t>
+      </w:r>
+    </w:p>
+    <w:p>
+      <w:pPr>
+        <w:pStyle w:val="Heading2"/>
+      </w:pPr>
+      <w:r>
+        <w:t>Complete task and evidence</w:t>
+      </w:r>
+    </w:p>
+    <w:p>
+      <w:pPr>
+        <w:pStyle w:val="Heading3"/>
+      </w:pPr>
+      <w:r>
         <w:t>Independent case: Analyse a new model independently</w:t>
       </w:r>
     </w:p>
     <w:p>
       <w:pPr>
-        <w:spacing w:line="336" w:lineRule="auto" w:after="180"/>
-      </w:pPr>
-      <w:r>
-        <w:rPr>
-          <w:b w:val="0"/>
-        </w:rPr>
-        <w:t xml:space="preserve">A new model has w = [-1, 2], b = -2, </w:t>
-      </w:r>
-      <w:r>
-        <w:rPr>
-          <w:b/>
-        </w:rPr>
-        <w:t>input</w:t>
-      </w:r>
-      <w:r>
-        <w:rPr>
-          <w:b w:val="0"/>
-        </w:rPr>
-        <w:t>s [u, v] and class 1 when z &gt;= 0. Calculate scores and classes for [2, 1], [2, 2], [2, 3]. Write the boundary as v in terms of u. Then change only b to 0 and recompute [2, 1].</w:t>
+        <w:pStyle w:val="ListBullet"/>
+      </w:pPr>
+      <w:r>
+        <w:t>A new model has w = [-1, 2], b = -2, inputs [u, v] and class 1 when z &gt;= 0. Calculate scores and classes for [2, 1], [2, 2], [2, 3]. Write the boundary as v in terms of u. Then change only b to 0 and recompute [2, 1].</w:t>
       </w:r>
     </w:p>
     <w:p>
@@ -631,12 +671,9 @@
     </w:p>
     <w:p>
       <w:pPr>
-        <w:spacing w:line="336" w:lineRule="auto" w:after="180"/>
-      </w:pPr>
-      <w:r>
-        <w:rPr>
-          <w:b w:val="0"/>
-        </w:rPr>
+        <w:pStyle w:val="ListBullet"/>
+      </w:pPr>
+      <w:r>
         <w:t>Attempt this case before feedback. Record any help. Earlier examples below are further practice; a case already practised with feedback cannot establish fresh transfer.</w:t>
       </w:r>
     </w:p>
@@ -645,35 +682,28 @@
         <w:pStyle w:val="Heading1"/>
       </w:pPr>
       <w:r>
-        <w:t>05. W1 Trace the bias once</w:t>
-      </w:r>
-    </w:p>
-    <w:p>
-      <w:r>
-        <w:t>Trace the bias once. Apply the supplied Bias terms and decision boundaries facts and keep your reasoning.</w:t>
-      </w:r>
-    </w:p>
-    <w:p>
-      <w:pPr>
-        <w:spacing w:line="336" w:lineRule="auto" w:after="180"/>
-      </w:pPr>
-      <w:r>
-        <w:rPr>
-          <w:b w:val="0"/>
-        </w:rPr>
-        <w:t xml:space="preserve">Use z = 2 times width - height - 3 at [5, 4]. Give the weighted sum, bias, final score and </w:t>
-      </w:r>
-      <w:r>
-        <w:rPr>
-          <w:b/>
-        </w:rPr>
-        <w:t>prediction</w:t>
-      </w:r>
-      <w:r>
-        <w:rPr>
-          <w:b w:val="0"/>
-        </w:rPr>
-        <w:t xml:space="preserve"> under z &gt;= 0.</w:t>
+        <w:t>10. Project · Keep the mathematical evidence</w:t>
+      </w:r>
+    </w:p>
+    <w:p>
+      <w:r>
+        <w:t>Keep this task’s inputs,rule and response together.</w:t>
+      </w:r>
+    </w:p>
+    <w:p>
+      <w:pPr>
+        <w:pStyle w:val="Heading2"/>
+      </w:pPr>
+      <w:r>
+        <w:t>Complete task and evidence</w:t>
+      </w:r>
+    </w:p>
+    <w:p>
+      <w:pPr>
+        <w:pStyle w:val="ListBullet"/>
+      </w:pPr>
+      <w:r>
+        <w:t>Add a labelled bias terms and decision boundaries evidence sheet to Image-pattern Network Investigation. Show how you can calculate a weighted score with a bias term. Use the supplied fictional case and keep its inputs, intermediate steps, calculation or prediction, and limitation. Connect this record to last week’s record; a matching answer without a trace is insufficient.</w:t>
       </w:r>
     </w:p>
     <w:p>
@@ -681,7 +711,7 @@
         <w:pStyle w:val="Heading3"/>
       </w:pPr>
       <w:r>
-        <w:t>My reasoning and evidence</w:t>
+        <w:t>My project change, supporting evidence and remaining limit</w:t>
       </w:r>
     </w:p>
     <w:p>
@@ -719,441 +749,20 @@
         <w:pStyle w:val="Heading1"/>
       </w:pPr>
       <w:r>
-        <w:t>06. W2 Plot and label the boundary</w:t>
-      </w:r>
-    </w:p>
-    <w:p>
-      <w:r>
-        <w:t>Plot and label the boundary. Apply the supplied Bias terms and decision boundaries facts and keep your reasoning.</w:t>
-      </w:r>
-    </w:p>
-    <w:p>
-      <w:pPr>
-        <w:spacing w:line="336" w:lineRule="auto" w:after="180"/>
-      </w:pPr>
-      <w:r>
-        <w:rPr>
-          <w:b w:val="0"/>
-        </w:rPr>
-        <w:t>For the worked model, find boundary points at width 2 and width 4. Test [4, 4] and [4, 6] to identify the class on each side.</w:t>
-      </w:r>
-    </w:p>
-    <w:p>
-      <w:pPr>
-        <w:pStyle w:val="Heading3"/>
-      </w:pPr>
-      <w:r>
-        <w:t>My reasoning and evidence</w:t>
-      </w:r>
-    </w:p>
-    <w:p>
-      <w:r>
-        <w:t>________________________________________________________________</w:t>
-      </w:r>
-    </w:p>
-    <w:p>
-      <w:r>
-        <w:t>________________________________________________________________</w:t>
-      </w:r>
-    </w:p>
-    <w:p>
-      <w:r>
-        <w:t>________________________________________________________________</w:t>
-      </w:r>
-    </w:p>
-    <w:p>
-      <w:r>
-        <w:t>________________________________________________________________</w:t>
-      </w:r>
-    </w:p>
-    <w:p>
-      <w:r>
-        <w:t>________________________________________________________________</w:t>
-      </w:r>
-    </w:p>
-    <w:p>
-      <w:r>
-        <w:t>________________________________________________________________</w:t>
-      </w:r>
-    </w:p>
-    <w:p>
-      <w:pPr>
-        <w:pStyle w:val="Heading1"/>
-      </w:pPr>
-      <w:r>
-        <w:t>07. W3 Check the equality rule</w:t>
-      </w:r>
-    </w:p>
-    <w:p>
-      <w:r>
-        <w:t>Check the equality rule. Apply the supplied Bias terms and decision boundaries facts and keep your reasoning.</w:t>
-      </w:r>
-    </w:p>
-    <w:p>
-      <w:pPr>
-        <w:spacing w:line="336" w:lineRule="auto" w:after="180"/>
-        <w:shd w:fill="F5F1FB"/>
-      </w:pPr>
-      <w:r>
-        <w:rPr>
-          <w:b w:val="0"/>
-        </w:rPr>
-        <w:t xml:space="preserve">At [3, 3], compare </w:t>
-      </w:r>
-      <w:r>
-        <w:rPr>
-          <w:b/>
-        </w:rPr>
-        <w:t>prediction</w:t>
-      </w:r>
-      <w:r>
-        <w:rPr>
-          <w:b w:val="0"/>
-        </w:rPr>
-        <w:t xml:space="preserve"> under z &gt;= 0 with </w:t>
-      </w:r>
-      <w:r>
-        <w:rPr>
-          <w:b/>
-        </w:rPr>
-        <w:t>prediction</w:t>
-      </w:r>
-      <w:r>
-        <w:rPr>
-          <w:b w:val="0"/>
-        </w:rPr>
-        <w:t xml:space="preserve"> under z &gt; 0. Does changing this comparison move the zero line?</w:t>
-      </w:r>
-    </w:p>
-    <w:p>
-      <w:pPr>
-        <w:pStyle w:val="Heading3"/>
-      </w:pPr>
-      <w:r>
-        <w:t>My reasoning and evidence</w:t>
-      </w:r>
-    </w:p>
-    <w:p>
-      <w:r>
-        <w:t>________________________________________________________________</w:t>
-      </w:r>
-    </w:p>
-    <w:p>
-      <w:r>
-        <w:t>________________________________________________________________</w:t>
-      </w:r>
-    </w:p>
-    <w:p>
-      <w:r>
-        <w:t>________________________________________________________________</w:t>
-      </w:r>
-    </w:p>
-    <w:p>
-      <w:r>
-        <w:t>________________________________________________________________</w:t>
-      </w:r>
-    </w:p>
-    <w:p>
-      <w:r>
-        <w:t>________________________________________________________________</w:t>
-      </w:r>
-    </w:p>
-    <w:p>
-      <w:r>
-        <w:t>________________________________________________________________</w:t>
-      </w:r>
-    </w:p>
-    <w:p>
-      <w:pPr>
-        <w:pStyle w:val="Heading1"/>
-      </w:pPr>
-      <w:r>
-        <w:t>08. W4 Analyse a new model independently</w:t>
-      </w:r>
-    </w:p>
-    <w:p>
-      <w:r>
-        <w:t>Attempt before feedback. If this repeats the selected independent case, reuse that first attempt; otherwise keep a separate record. Analyse a new model independently. Apply the supplied Bias terms and decision boundaries facts and keep your reasoning.</w:t>
-      </w:r>
-    </w:p>
-    <w:p>
-      <w:pPr>
-        <w:spacing w:line="336" w:lineRule="auto" w:after="180"/>
-      </w:pPr>
-      <w:r>
-        <w:rPr>
-          <w:b w:val="0"/>
-        </w:rPr>
-        <w:t xml:space="preserve">A new model has w = [-1, 2], b = -2, </w:t>
-      </w:r>
-      <w:r>
-        <w:rPr>
-          <w:b/>
-        </w:rPr>
-        <w:t>input</w:t>
-      </w:r>
-      <w:r>
-        <w:rPr>
-          <w:b w:val="0"/>
-        </w:rPr>
-        <w:t>s [u, v] and class 1 when z &gt;= 0. Calculate scores and classes for [2, 1], [2, 2], [2, 3]. Write the boundary as v in terms of u. Then change only b to 0 and recompute [2, 1].</w:t>
-      </w:r>
-    </w:p>
-    <w:p>
-      <w:pPr>
-        <w:pStyle w:val="Heading3"/>
-      </w:pPr>
-      <w:r>
-        <w:t>My reasoning and evidence</w:t>
-      </w:r>
-    </w:p>
-    <w:p>
-      <w:r>
-        <w:t>________________________________________________________________</w:t>
-      </w:r>
-    </w:p>
-    <w:p>
-      <w:r>
-        <w:t>________________________________________________________________</w:t>
-      </w:r>
-    </w:p>
-    <w:p>
-      <w:r>
-        <w:t>________________________________________________________________</w:t>
-      </w:r>
-    </w:p>
-    <w:p>
-      <w:r>
-        <w:t>________________________________________________________________</w:t>
-      </w:r>
-    </w:p>
-    <w:p>
-      <w:r>
-        <w:t>________________________________________________________________</w:t>
-      </w:r>
-    </w:p>
-    <w:p>
-      <w:r>
-        <w:t>________________________________________________________________</w:t>
-      </w:r>
-    </w:p>
-    <w:p>
-      <w:r>
-        <w:t>________________________________________________________________</w:t>
-      </w:r>
-    </w:p>
-    <w:p>
-      <w:r>
-        <w:t>________________________________________________________________</w:t>
-      </w:r>
-    </w:p>
-    <w:p>
-      <w:pPr>
-        <w:pStyle w:val="Heading1"/>
-      </w:pPr>
-      <w:r>
-        <w:t>09. W5 Require evidence of improvement</w:t>
-      </w:r>
-    </w:p>
-    <w:p>
-      <w:r>
-        <w:t>Require evidence of improvement. Apply the supplied Bias terms and decision boundaries facts and keep your reasoning.</w:t>
-      </w:r>
-    </w:p>
-    <w:p>
-      <w:pPr>
-        <w:spacing w:line="336" w:lineRule="auto" w:after="180"/>
-        <w:shd w:fill="F5F1FB"/>
-      </w:pPr>
-      <w:r>
-        <w:rPr>
-          <w:b w:val="0"/>
-        </w:rPr>
-        <w:t>A teammate says that raising b must improve the model because all scores rise. What information is needed before accepting an improvement claim?</w:t>
-      </w:r>
-    </w:p>
-    <w:p>
-      <w:pPr>
-        <w:pStyle w:val="Heading3"/>
-      </w:pPr>
-      <w:r>
-        <w:t>My reasoning and evidence</w:t>
-      </w:r>
-    </w:p>
-    <w:p>
-      <w:r>
-        <w:t>________________________________________________________________</w:t>
-      </w:r>
-    </w:p>
-    <w:p>
-      <w:r>
-        <w:t>________________________________________________________________</w:t>
-      </w:r>
-    </w:p>
-    <w:p>
-      <w:r>
-        <w:t>________________________________________________________________</w:t>
-      </w:r>
-    </w:p>
-    <w:p>
-      <w:r>
-        <w:t>________________________________________________________________</w:t>
-      </w:r>
-    </w:p>
-    <w:p>
-      <w:r>
-        <w:t>________________________________________________________________</w:t>
-      </w:r>
-    </w:p>
-    <w:p>
-      <w:r>
-        <w:t>________________________________________________________________</w:t>
-      </w:r>
-    </w:p>
-    <w:p>
-      <w:pPr>
-        <w:pStyle w:val="Heading1"/>
-      </w:pPr>
-      <w:r>
-        <w:t>10. Project checkpoint and reflection</w:t>
-      </w:r>
-    </w:p>
-    <w:p>
-      <w:r>
-        <w:t>Connect Bias terms and decision boundaries to Image-pattern Network Investigation, identify a limit and choose the next useful test.</w:t>
-      </w:r>
-    </w:p>
-    <w:p>
-      <w:pPr>
-        <w:spacing w:line="336" w:lineRule="auto" w:after="180"/>
-      </w:pPr>
-      <w:r>
-        <w:rPr>
-          <w:b w:val="0"/>
-        </w:rPr>
-        <w:t xml:space="preserve">Add a labelled </w:t>
-      </w:r>
-      <w:r>
-        <w:rPr>
-          <w:b/>
-        </w:rPr>
-        <w:t>bias term</w:t>
-      </w:r>
-      <w:r>
-        <w:rPr>
-          <w:b w:val="0"/>
-        </w:rPr>
-        <w:t xml:space="preserve">s and decision boundaries </w:t>
-      </w:r>
-      <w:r>
-        <w:rPr>
-          <w:b/>
-        </w:rPr>
-        <w:t>evidence</w:t>
-      </w:r>
-      <w:r>
-        <w:rPr>
-          <w:b w:val="0"/>
-        </w:rPr>
-        <w:t xml:space="preserve"> sheet to Image-pattern Network Investigation. Show how you can calculate a weighted score with a </w:t>
-      </w:r>
-      <w:r>
-        <w:rPr>
-          <w:b/>
-        </w:rPr>
-        <w:t>bias term</w:t>
-      </w:r>
-      <w:r>
-        <w:rPr>
-          <w:b w:val="0"/>
-        </w:rPr>
-        <w:t>.</w:t>
-      </w:r>
-    </w:p>
-    <w:p>
-      <w:pPr>
-        <w:spacing w:line="336" w:lineRule="auto" w:after="180"/>
-      </w:pPr>
-      <w:r>
-        <w:rPr>
-          <w:b w:val="0"/>
-        </w:rPr>
-        <w:t xml:space="preserve">Use the supplied fictional case and keep its </w:t>
-      </w:r>
-      <w:r>
-        <w:rPr>
-          <w:b/>
-        </w:rPr>
-        <w:t>input</w:t>
-      </w:r>
-      <w:r>
-        <w:rPr>
-          <w:b w:val="0"/>
-        </w:rPr>
-        <w:t xml:space="preserve">s, intermediate steps, calculation or </w:t>
-      </w:r>
-      <w:r>
-        <w:rPr>
-          <w:b/>
-        </w:rPr>
-        <w:t>prediction</w:t>
-      </w:r>
-      <w:r>
-        <w:rPr>
-          <w:b w:val="0"/>
-        </w:rPr>
-        <w:t>, and limitation. Connect this record to last week’s record; a matching answer without a trace is insufficient.</w:t>
-      </w:r>
-    </w:p>
-    <w:p>
-      <w:pPr>
-        <w:pStyle w:val="Heading3"/>
-      </w:pPr>
-      <w:r>
-        <w:t>My project change, supporting evidence and remaining limit</w:t>
-      </w:r>
-    </w:p>
-    <w:p>
-      <w:r>
-        <w:t>________________________________________________________________</w:t>
-      </w:r>
-    </w:p>
-    <w:p>
-      <w:r>
-        <w:t>________________________________________________________________</w:t>
-      </w:r>
-    </w:p>
-    <w:p>
-      <w:r>
-        <w:t>________________________________________________________________</w:t>
-      </w:r>
-    </w:p>
-    <w:p>
-      <w:r>
-        <w:t>________________________________________________________________</w:t>
-      </w:r>
-    </w:p>
-    <w:p>
-      <w:r>
-        <w:t>________________________________________________________________</w:t>
-      </w:r>
-    </w:p>
-    <w:p>
-      <w:r>
-        <w:t>________________________________________________________________</w:t>
-      </w:r>
-    </w:p>
-    <w:p>
-      <w:pPr>
-        <w:pStyle w:val="Heading1"/>
-      </w:pPr>
-      <w:r>
-        <w:t>11. Feedback, return check and learning record</w:t>
-      </w:r>
-    </w:p>
-    <w:p>
-      <w:r>
-        <w:t>Record the first repaired step and a different case to revisit after a delay.</w:t>
+        <w:t>11. Feedback · Repair and return</w:t>
+      </w:r>
+    </w:p>
+    <w:p>
+      <w:r>
+        <w:t>Keep this task’s inputs,rule and response together.</w:t>
+      </w:r>
+    </w:p>
+    <w:p>
+      <w:pPr>
+        <w:pStyle w:val="Heading2"/>
+      </w:pPr>
+      <w:r>
+        <w:t>Complete task and evidence</w:t>
       </w:r>
     </w:p>
     <w:tbl>
@@ -1294,12 +903,9 @@
     </w:tbl>
     <w:p>
       <w:pPr>
-        <w:spacing w:line="336" w:lineRule="auto" w:after="180"/>
-      </w:pPr>
-      <w:r>
-        <w:rPr>
-          <w:b w:val="0"/>
-        </w:rPr>
+        <w:pStyle w:val="ListBullet"/>
+      </w:pPr>
+      <w:r>
         <w:t>Revisit this idea with your teacher after a delay. Familiarity is different from explaining and using it on a changed case.</w:t>
       </w:r>
     </w:p>
@@ -1308,81 +914,330 @@
         <w:pStyle w:val="Heading1"/>
       </w:pPr>
       <w:r>
-        <w:t>12. Pictorial case practice: Bias terms and decision boundaries</w:t>
-      </w:r>
-    </w:p>
-    <w:p>
-      <w:r>
-        <w:t>Move a toy boundary with a bias while keeping its input weights fixed. Explain the labelled step before checking the changed condition.</w:t>
-      </w:r>
-    </w:p>
-    <w:p>
-      <w:pPr>
-        <w:spacing w:line="336" w:lineRule="auto" w:after="180"/>
-      </w:pPr>
-      <w:r>
-        <w:rPr>
-          <w:b w:val="0"/>
-        </w:rPr>
-        <w:t xml:space="preserve">Move a toy boundary with a bias while keeping its </w:t>
-      </w:r>
-      <w:r>
-        <w:rPr>
-          <w:b/>
-        </w:rPr>
-        <w:t>input</w:t>
-      </w:r>
-      <w:r>
-        <w:rPr>
-          <w:b w:val="0"/>
-        </w:rPr>
-        <w:t xml:space="preserve"> weights fixed.</w:t>
-      </w:r>
-    </w:p>
-    <w:p>
-      <w:pPr>
-        <w:spacing w:line="336" w:lineRule="auto" w:after="180"/>
-      </w:pPr>
-      <w:r>
-        <w:rPr>
-          <w:b w:val="0"/>
-        </w:rPr>
-        <w:t xml:space="preserve">Score z=2u-v-3; predict class 1 when z&gt;=0. </w:t>
-      </w:r>
-      <w:r>
-        <w:rPr>
-          <w:b/>
-        </w:rPr>
-        <w:t>Input</w:t>
-      </w:r>
-      <w:r>
-        <w:rPr>
-          <w:b w:val="0"/>
-        </w:rPr>
-        <w:t>sA=[2, 1], B=[1, 1].</w:t>
-      </w:r>
-    </w:p>
-    <w:p>
-      <w:pPr>
-        <w:spacing w:line="336" w:lineRule="auto" w:after="180"/>
-      </w:pPr>
-      <w:r>
-        <w:rPr>
-          <w:b w:val="0"/>
-        </w:rPr>
-        <w:t xml:space="preserve">All </w:t>
-      </w:r>
-      <w:r>
-        <w:rPr>
-          <w:b/>
-        </w:rPr>
-        <w:t>input</w:t>
-      </w:r>
-      <w:r>
-        <w:rPr>
-          <w:b w:val="0"/>
-        </w:rPr>
-        <w:t>s and outcomes in this worked example are invented classroom data; no real model run is claimed.</w:t>
+        <w:t>Reference bank and extra practice</w:t>
+      </w:r>
+    </w:p>
+    <w:p>
+      <w:pPr>
+        <w:pStyle w:val="Heading1"/>
+      </w:pPr>
+      <w:r>
+        <w:t>02. Reference · Supported W2 record</w:t>
+      </w:r>
+    </w:p>
+    <w:p>
+      <w:r>
+        <w:t>Keep this task’s inputs,rule and response together.</w:t>
+      </w:r>
+    </w:p>
+    <w:p>
+      <w:pPr>
+        <w:pStyle w:val="Heading2"/>
+      </w:pPr>
+      <w:r>
+        <w:t>Complete task and evidence</w:t>
+      </w:r>
+    </w:p>
+    <w:p>
+      <w:pPr>
+        <w:pStyle w:val="ListBullet"/>
+      </w:pPr>
+      <w:r>
+        <w:t>Use W2: Plot and label the boundary for Bias terms and decision boundaries. Record the answer once; the lesson and workbook refer to the same attempt.</w:t>
+      </w:r>
+    </w:p>
+    <w:tbl>
+      <w:tblPr>
+        <w:tblStyle w:val="LightShading-Accent1"/>
+        <w:tblW w:type="auto" w:w="0"/>
+        <w:tblLook w:firstColumn="1" w:firstRow="1" w:lastColumn="0" w:lastRow="0" w:noHBand="0" w:noVBand="1" w:val="04A0"/>
+      </w:tblPr>
+      <w:tblGrid>
+        <w:gridCol w:w="2556"/>
+        <w:gridCol w:w="2556"/>
+        <w:gridCol w:w="2556"/>
+        <w:gridCol w:w="2556"/>
+      </w:tblGrid>
+      <w:tr>
+        <w:trPr>
+          <w:tblHeader/>
+        </w:trPr>
+        <w:tc>
+          <w:tcPr>
+            <w:tcW w:type="dxa" w:w="2556"/>
+          </w:tcPr>
+          <w:p>
+            <w:r>
+              <w:t>Given inputs</w:t>
+            </w:r>
+          </w:p>
+        </w:tc>
+        <w:tc>
+          <w:tcPr>
+            <w:tcW w:type="dxa" w:w="2556"/>
+          </w:tcPr>
+          <w:p>
+            <w:r>
+              <w:t>Procedure I chose</w:t>
+            </w:r>
+          </w:p>
+        </w:tc>
+        <w:tc>
+          <w:tcPr>
+            <w:tcW w:type="dxa" w:w="2556"/>
+          </w:tcPr>
+          <w:p>
+            <w:r>
+              <w:t>Middle steps</w:t>
+            </w:r>
+          </w:p>
+        </w:tc>
+        <w:tc>
+          <w:tcPr>
+            <w:tcW w:type="dxa" w:w="2556"/>
+          </w:tcPr>
+          <w:p>
+            <w:r>
+              <w:t>Result and check</w:t>
+            </w:r>
+          </w:p>
+        </w:tc>
+      </w:tr>
+      <w:tr>
+        <w:tc>
+          <w:tcPr>
+            <w:tcW w:type="dxa" w:w="2556"/>
+          </w:tcPr>
+          <w:p>
+            <w:r/>
+          </w:p>
+        </w:tc>
+        <w:tc>
+          <w:tcPr>
+            <w:tcW w:type="dxa" w:w="2556"/>
+          </w:tcPr>
+          <w:p>
+            <w:r/>
+          </w:p>
+        </w:tc>
+        <w:tc>
+          <w:tcPr>
+            <w:tcW w:type="dxa" w:w="2556"/>
+          </w:tcPr>
+          <w:p>
+            <w:r/>
+          </w:p>
+        </w:tc>
+        <w:tc>
+          <w:tcPr>
+            <w:tcW w:type="dxa" w:w="2556"/>
+          </w:tcPr>
+          <w:p>
+            <w:r/>
+          </w:p>
+        </w:tc>
+      </w:tr>
+    </w:tbl>
+    <w:p>
+      <w:pPr>
+        <w:pStyle w:val="Heading3"/>
+      </w:pPr>
+      <w:r>
+        <w:t>The step I completed without help, and the hint I needed</w:t>
+      </w:r>
+    </w:p>
+    <w:p>
+      <w:r>
+        <w:t>________________________________________________________________</w:t>
+      </w:r>
+    </w:p>
+    <w:p>
+      <w:r>
+        <w:t>________________________________________________________________</w:t>
+      </w:r>
+    </w:p>
+    <w:p>
+      <w:r>
+        <w:t>________________________________________________________________</w:t>
+      </w:r>
+    </w:p>
+    <w:p>
+      <w:pPr>
+        <w:pStyle w:val="Heading1"/>
+      </w:pPr>
+      <w:r>
+        <w:t>03. Extra practice · Individual reasoning check</w:t>
+      </w:r>
+    </w:p>
+    <w:p>
+      <w:r>
+        <w:t>Keep this task’s inputs,rule and response together.</w:t>
+      </w:r>
+    </w:p>
+    <w:p>
+      <w:pPr>
+        <w:pStyle w:val="Heading2"/>
+      </w:pPr>
+      <w:r>
+        <w:t>Complete task and evidence</w:t>
+      </w:r>
+    </w:p>
+    <w:p>
+      <w:pPr>
+        <w:pStyle w:val="ListBullet"/>
+      </w:pPr>
+      <w:r>
+        <w:t>Use the worked case for Bias terms and decision boundaries. Proposed explanation: “Add bias to each contribution”. Decide whether this explanation is supported. Point to the step or supplied fact that decides; explain your repair if needed.</w:t>
+      </w:r>
+    </w:p>
+    <w:p>
+      <w:pPr>
+        <w:pStyle w:val="Heading3"/>
+      </w:pPr>
+      <w:r>
+        <w:t>My explanation before partner discussion</w:t>
+      </w:r>
+    </w:p>
+    <w:p>
+      <w:r>
+        <w:t>________________________________________________________________</w:t>
+      </w:r>
+    </w:p>
+    <w:p>
+      <w:r>
+        <w:t>________________________________________________________________</w:t>
+      </w:r>
+    </w:p>
+    <w:p>
+      <w:r>
+        <w:t>________________________________________________________________</w:t>
+      </w:r>
+    </w:p>
+    <w:p>
+      <w:r>
+        <w:t>________________________________________________________________</w:t>
+      </w:r>
+    </w:p>
+    <w:p>
+      <w:pPr>
+        <w:pStyle w:val="Heading1"/>
+      </w:pPr>
+      <w:r>
+        <w:t>08. Reference · Earlier W4 response copy</w:t>
+      </w:r>
+    </w:p>
+    <w:p>
+      <w:r>
+        <w:t>Keep this task’s inputs,rule and response together.</w:t>
+      </w:r>
+    </w:p>
+    <w:p>
+      <w:pPr>
+        <w:pStyle w:val="Heading2"/>
+      </w:pPr>
+      <w:r>
+        <w:t>Complete task and evidence</w:t>
+      </w:r>
+    </w:p>
+    <w:p>
+      <w:pPr>
+        <w:pStyle w:val="ListBullet"/>
+      </w:pPr>
+      <w:r>
+        <w:t>A new model has w = [-1, 2], b = -2, inputs [u, v] and class 1 when z &gt;= 0. Calculate scores and classes for [2, 1], [2, 2], [2, 3]. Write the boundary as v in terms of u. Then change only b to 0 and recompute [2, 1].</w:t>
+      </w:r>
+    </w:p>
+    <w:p>
+      <w:pPr>
+        <w:pStyle w:val="Heading3"/>
+      </w:pPr>
+      <w:r>
+        <w:t>My reasoning and evidence</w:t>
+      </w:r>
+    </w:p>
+    <w:p>
+      <w:r>
+        <w:t>________________________________________________________________</w:t>
+      </w:r>
+    </w:p>
+    <w:p>
+      <w:r>
+        <w:t>________________________________________________________________</w:t>
+      </w:r>
+    </w:p>
+    <w:p>
+      <w:r>
+        <w:t>________________________________________________________________</w:t>
+      </w:r>
+    </w:p>
+    <w:p>
+      <w:r>
+        <w:t>________________________________________________________________</w:t>
+      </w:r>
+    </w:p>
+    <w:p>
+      <w:r>
+        <w:t>________________________________________________________________</w:t>
+      </w:r>
+    </w:p>
+    <w:p>
+      <w:r>
+        <w:t>________________________________________________________________</w:t>
+      </w:r>
+    </w:p>
+    <w:p>
+      <w:r>
+        <w:t>________________________________________________________________</w:t>
+      </w:r>
+    </w:p>
+    <w:p>
+      <w:r>
+        <w:t>________________________________________________________________</w:t>
+      </w:r>
+    </w:p>
+    <w:p>
+      <w:pPr>
+        <w:pStyle w:val="Heading1"/>
+      </w:pPr>
+      <w:r>
+        <w:t>12. Extra practice · Pictured case</w:t>
+      </w:r>
+    </w:p>
+    <w:p>
+      <w:r>
+        <w:t>Keep this task’s inputs,rule and response together.</w:t>
+      </w:r>
+    </w:p>
+    <w:p>
+      <w:pPr>
+        <w:pStyle w:val="Heading2"/>
+      </w:pPr>
+      <w:r>
+        <w:t>Complete task and evidence</w:t>
+      </w:r>
+    </w:p>
+    <w:p>
+      <w:pPr>
+        <w:pStyle w:val="ListBullet"/>
+      </w:pPr>
+      <w:r>
+        <w:t>Move a toy boundary with a bias while keeping its input weights fixed.</w:t>
+      </w:r>
+    </w:p>
+    <w:p>
+      <w:pPr>
+        <w:pStyle w:val="ListBullet"/>
+      </w:pPr>
+      <w:r>
+        <w:t>Score z=2u-v-3; predict class 1 when z&gt;=0. InputsA=[2, 1], B=[1, 1].</w:t>
+      </w:r>
+    </w:p>
+    <w:p>
+      <w:pPr>
+        <w:pStyle w:val="ListBullet"/>
+      </w:pPr>
+      <w:r>
+        <w:t>All inputs and outcomes in this worked example are invented classroom data; no real model run is claimed.</w:t>
       </w:r>
     </w:p>
     <w:p>
@@ -1459,25 +1314,10 @@
     </w:p>
     <w:p>
       <w:pPr>
-        <w:spacing w:line="336" w:lineRule="auto" w:after="180"/>
-      </w:pPr>
-      <w:r>
-        <w:rPr>
-          <w:b w:val="0"/>
-        </w:rPr>
-        <w:t xml:space="preserve">Is B positive under the original or changed model? Point to the relevant step in the picture, then write the changed result and the rule or </w:t>
-      </w:r>
-      <w:r>
-        <w:rPr>
-          <w:b/>
-        </w:rPr>
-        <w:t>evidence</w:t>
-      </w:r>
-      <w:r>
-        <w:rPr>
-          <w:b w:val="0"/>
-        </w:rPr>
-        <w:t xml:space="preserve"> that supports it.</w:t>
+        <w:pStyle w:val="ListBullet"/>
+      </w:pPr>
+      <w:r>
+        <w:t>Is B positive under the original or changed model? Point to the relevant step in the picture, then write the changed result and the rule or evidence that supports it.</w:t>
       </w:r>
     </w:p>
     <w:p>
@@ -1520,68 +1360,18 @@
     </w:p>
     <w:p>
       <w:pPr>
-        <w:pStyle w:val="Heading3"/>
-      </w:pPr>
-      <w:r>
-        <w:t>Record the help used</w:t>
-      </w:r>
-    </w:p>
-    <w:p>
-      <w:pPr>
-        <w:spacing w:line="336" w:lineRule="auto" w:after="180"/>
-        <w:shd w:fill="F1F6F8"/>
-      </w:pPr>
-      <w:r>
-        <w:rPr>
-          <w:b w:val="0"/>
-        </w:rPr>
-        <w:t xml:space="preserve">Support used: alone / hint / worked example. This record is practice </w:t>
-      </w:r>
-      <w:r>
-        <w:rPr>
-          <w:b/>
-        </w:rPr>
-        <w:t>evidence</w:t>
-      </w:r>
-      <w:r>
-        <w:rPr>
-          <w:b w:val="0"/>
-        </w:rPr>
-        <w:t>.</w:t>
-      </w:r>
-    </w:p>
-    <w:p>
-      <w:pPr>
-        <w:spacing w:line="336" w:lineRule="auto" w:after="180"/>
-      </w:pPr>
-      <w:r>
-        <w:rPr>
-          <w:b w:val="0"/>
-        </w:rPr>
-        <w:t xml:space="preserve">Project connection: For your Image-pattern Network Investigation, save the </w:t>
-      </w:r>
-      <w:r>
-        <w:rPr>
-          <w:b/>
-        </w:rPr>
-        <w:t>input</w:t>
-      </w:r>
-      <w:r>
-        <w:rPr>
-          <w:b w:val="0"/>
-        </w:rPr>
-        <w:t>, procedure, observed result and limitation of this check.</w:t>
-      </w:r>
-    </w:p>
-    <w:p>
-      <w:pPr>
-        <w:spacing w:line="336" w:lineRule="auto" w:after="180"/>
-      </w:pPr>
-      <w:r>
-        <w:rPr>
-          <w:b w:val="0"/>
-        </w:rPr>
-        <w:t>Label this worked example as practice; use a different, previously unreviewed case when checking independent understanding.</w:t>
+        <w:pStyle w:val="ListBullet"/>
+      </w:pPr>
+      <w:r>
+        <w:t>Support used: alone / hint / worked example. This record is practice evidence.</w:t>
+      </w:r>
+    </w:p>
+    <w:p>
+      <w:pPr>
+        <w:pStyle w:val="ListBullet"/>
+      </w:pPr>
+      <w:r>
+        <w:t>Project connection: For your Image-pattern Network Investigation, save the input, procedure, observed result and limitation of this check. Label this worked example as practice; use a different, previously unreviewed case when checking independent understanding.</w:t>
       </w:r>
     </w:p>
     <w:p>
@@ -1589,80 +1379,44 @@
         <w:pStyle w:val="Heading1"/>
       </w:pPr>
       <w:r>
-        <w:t>13. Project portfolio milestone</w:t>
-      </w:r>
-    </w:p>
-    <w:p>
-      <w:r>
-        <w:t>Keep this week’s input, deciding step, result and limit together in the Image-pattern Network Investigation record.</w:t>
-      </w:r>
-    </w:p>
-    <w:p>
-      <w:pPr>
-        <w:spacing w:line="336" w:lineRule="auto" w:after="180"/>
-      </w:pPr>
-      <w:r>
-        <w:rPr>
-          <w:b w:val="0"/>
-        </w:rPr>
+        <w:t>13. Reference · Project milestone</w:t>
+      </w:r>
+    </w:p>
+    <w:p>
+      <w:r>
+        <w:t>Keep this task’s inputs,rule and response together.</w:t>
+      </w:r>
+    </w:p>
+    <w:p>
+      <w:pPr>
+        <w:pStyle w:val="Heading2"/>
+      </w:pPr>
+      <w:r>
+        <w:t>Complete task and evidence</w:t>
+      </w:r>
+    </w:p>
+    <w:p>
+      <w:pPr>
+        <w:pStyle w:val="ListBullet"/>
+      </w:pPr>
+      <w:r>
         <w:t>Project: Image-pattern Network Investigation</w:t>
       </w:r>
     </w:p>
     <w:p>
       <w:pPr>
-        <w:spacing w:line="336" w:lineRule="auto" w:after="180"/>
-      </w:pPr>
-      <w:r>
-        <w:rPr>
-          <w:b w:val="0"/>
-        </w:rPr>
-        <w:t xml:space="preserve">Current milestone: Frame the need. Name the user, the problem, allowed </w:t>
-      </w:r>
-      <w:r>
-        <w:rPr>
-          <w:b/>
-        </w:rPr>
-        <w:t>input</w:t>
-      </w:r>
-      <w:r>
-        <w:rPr>
-          <w:b w:val="0"/>
-        </w:rPr>
-        <w:t>s and a safe simple starting method.</w:t>
-      </w:r>
-    </w:p>
-    <w:p>
-      <w:pPr>
-        <w:spacing w:line="336" w:lineRule="auto" w:after="180"/>
-      </w:pPr>
-      <w:r>
-        <w:rPr>
-          <w:b w:val="0"/>
-        </w:rPr>
-        <w:t xml:space="preserve">For your Image-pattern Network Investigation, save the </w:t>
-      </w:r>
-      <w:r>
-        <w:rPr>
-          <w:b/>
-        </w:rPr>
-        <w:t>input</w:t>
-      </w:r>
-      <w:r>
-        <w:rPr>
-          <w:b w:val="0"/>
-        </w:rPr>
-        <w:t>, procedure, observed result and limitation of this check.</w:t>
-      </w:r>
-    </w:p>
-    <w:p>
-      <w:pPr>
-        <w:spacing w:line="336" w:lineRule="auto" w:after="180"/>
-      </w:pPr>
-      <w:r>
-        <w:rPr>
-          <w:b w:val="0"/>
-        </w:rPr>
-        <w:t>Label this worked example as practice; use a different, previously unreviewed case when checking independent understanding.</w:t>
+        <w:pStyle w:val="ListBullet"/>
+      </w:pPr>
+      <w:r>
+        <w:t>Current milestone: Frame the need. Name the user, the problem, allowed inputs and a safe simple starting method.</w:t>
+      </w:r>
+    </w:p>
+    <w:p>
+      <w:pPr>
+        <w:pStyle w:val="ListBullet"/>
+      </w:pPr>
+      <w:r>
+        <w:t>For your Image-pattern Network Investigation, save the input, procedure, observed result and limitation of this check. Label this worked example as practice; use a different, previously unreviewed case when checking independent understanding.</w:t>
       </w:r>
     </w:p>
     <w:tbl>
@@ -1819,12 +1573,445 @@
         <w:pStyle w:val="Heading1"/>
       </w:pPr>
       <w:r>
-        <w:t>14. Supported practice and learning evidence</w:t>
-      </w:r>
-    </w:p>
-    <w:p>
-      <w:r>
-        <w:t>Try the supported questions before comparing with hints and feedback. Record what you repaired and the evidence you retained.</w:t>
+        <w:t>14. Extra practice · Predict,check and repair</w:t>
+      </w:r>
+    </w:p>
+    <w:p>
+      <w:r>
+        <w:t>Keep supported feedback separate from the independent case.</w:t>
+      </w:r>
+    </w:p>
+    <w:p>
+      <w:pPr>
+        <w:pStyle w:val="Heading2"/>
+      </w:pPr>
+      <w:r>
+        <w:t>First supported question and optional hint</w:t>
+      </w:r>
+    </w:p>
+    <w:p>
+      <w:pPr>
+        <w:pStyle w:val="ListBullet"/>
+      </w:pPr>
+      <w:r>
+        <w:t>Move a toy boundary with a bias while keeping its input weights fixed.</w:t>
+      </w:r>
+    </w:p>
+    <w:p>
+      <w:pPr>
+        <w:pStyle w:val="Heading3"/>
+      </w:pPr>
+      <w:r>
+        <w:t>Practice 1: explain the deciding evidence</w:t>
+      </w:r>
+    </w:p>
+    <w:p>
+      <w:pPr>
+        <w:pStyle w:val="ListBullet"/>
+      </w:pPr>
+      <w:r>
+        <w:t>Which labelled step matches this detail? The boundary is v=2u-3; the bias sets its position.</w:t>
+      </w:r>
+    </w:p>
+    <w:p>
+      <w:pPr>
+        <w:pStyle w:val="ListBullet"/>
+      </w:pPr>
+      <w:r>
+        <w:t>1. Trace input A</w:t>
+      </w:r>
+    </w:p>
+    <w:p>
+      <w:pPr>
+        <w:pStyle w:val="ListBullet"/>
+      </w:pPr>
+      <w:r>
+        <w:t>2. Read boundary</w:t>
+      </w:r>
+    </w:p>
+    <w:p>
+      <w:pPr>
+        <w:pStyle w:val="ListBullet"/>
+      </w:pPr>
+      <w:r>
+        <w:t>3. Trace input B</w:t>
+      </w:r>
+    </w:p>
+    <w:p>
+      <w:pPr>
+        <w:pStyle w:val="Heading3"/>
+      </w:pPr>
+      <w:r>
+        <w:t>My selected conclusion, deciding fact and explanation</w:t>
+      </w:r>
+    </w:p>
+    <w:p>
+      <w:r>
+        <w:t>________________________________________________________________</w:t>
+      </w:r>
+    </w:p>
+    <w:p>
+      <w:r>
+        <w:t>________________________________________________________________</w:t>
+      </w:r>
+    </w:p>
+    <w:p>
+      <w:r>
+        <w:t>________________________________________________________________</w:t>
+      </w:r>
+    </w:p>
+    <w:p>
+      <w:r>
+        <w:t>________________________________________________________________</w:t>
+      </w:r>
+    </w:p>
+    <w:p>
+      <w:r>
+        <w:t>________________________________________________________________</w:t>
+      </w:r>
+    </w:p>
+    <w:p>
+      <w:pPr>
+        <w:pStyle w:val="ListBullet"/>
+      </w:pPr>
+      <w:r>
+        <w:t>Hint if needed: Read the steps in the pictorial case. Match the supplied detail to the stage that performs or records it.</w:t>
+      </w:r>
+    </w:p>
+    <w:p>
+      <w:pPr>
+        <w:pStyle w:val="Heading2"/>
+      </w:pPr>
+      <w:r>
+        <w:t>Check after the first attempt · reference / check after trying</w:t>
+      </w:r>
+    </w:p>
+    <w:p>
+      <w:pPr>
+        <w:spacing w:line="336" w:lineRule="auto" w:after="180"/>
+      </w:pPr>
+      <w:r>
+        <w:rPr>
+          <w:b w:val="0"/>
+        </w:rPr>
+        <w:t xml:space="preserve">After your attempt, compare with the supported explanation: Read boundary The boundary is v=2u-3; the bias sets its position. The bias adds the same offset after the </w:t>
+      </w:r>
+      <w:r>
+        <w:rPr>
+          <w:b/>
+        </w:rPr>
+        <w:t>input</w:t>
+      </w:r>
+      <w:r>
+        <w:rPr>
+          <w:b w:val="0"/>
+        </w:rPr>
+        <w:t xml:space="preserve"> contributions.</w:t>
+      </w:r>
+    </w:p>
+    <w:p>
+      <w:pPr>
+        <w:spacing w:line="336" w:lineRule="auto" w:after="180"/>
+      </w:pPr>
+      <w:r>
+        <w:rPr>
+          <w:b w:val="0"/>
+        </w:rPr>
+        <w:t>It moves the dividing line without changing the weights that set the line’s orientation. Class 1 includes score zero under our stated rule.</w:t>
+      </w:r>
+    </w:p>
+    <w:p>
+      <w:pPr>
+        <w:spacing w:line="336" w:lineRule="auto" w:after="180"/>
+      </w:pPr>
+      <w:r>
+        <w:rPr>
+          <w:b w:val="0"/>
+        </w:rPr>
+        <w:t>That is why B changes class when the bias rises by two: its score moves from minus two onto the included boundary.</w:t>
+      </w:r>
+    </w:p>
+    <w:p>
+      <w:pPr>
+        <w:pStyle w:val="Heading2"/>
+      </w:pPr>
+      <w:r>
+        <w:t>Changed-case question and optional hint</w:t>
+      </w:r>
+    </w:p>
+    <w:p>
+      <w:pPr>
+        <w:pStyle w:val="Heading3"/>
+      </w:pPr>
+      <w:r>
+        <w:t>Practice 2: explain the deciding evidence</w:t>
+      </w:r>
+    </w:p>
+    <w:p>
+      <w:pPr>
+        <w:pStyle w:val="ListBullet"/>
+      </w:pPr>
+      <w:r>
+        <w:t>Changed-case practice: Change bias from -3 to-1. Which conclusion is supported by the supplied facts?</w:t>
+      </w:r>
+    </w:p>
+    <w:p>
+      <w:pPr>
+        <w:pStyle w:val="ListBullet"/>
+      </w:pPr>
+      <w:r>
+        <w:t>1. We can decide the result without examining the changed input or the procedure.</w:t>
+      </w:r>
+    </w:p>
+    <w:p>
+      <w:pPr>
+        <w:pStyle w:val="ListBullet"/>
+      </w:pPr>
+      <w:r>
+        <w:t>2. This one example guarantees correct results for every future input.</w:t>
+      </w:r>
+    </w:p>
+    <w:p>
+      <w:pPr>
+        <w:pStyle w:val="ListBullet"/>
+      </w:pPr>
+      <w:r>
+        <w:t>3. A score becomes 2 and B score 0; both predict class 1.</w:t>
+      </w:r>
+    </w:p>
+    <w:p>
+      <w:pPr>
+        <w:pStyle w:val="Heading3"/>
+      </w:pPr>
+      <w:r>
+        <w:t>My selected conclusion, deciding fact and explanation</w:t>
+      </w:r>
+    </w:p>
+    <w:p>
+      <w:r>
+        <w:t>________________________________________________________________</w:t>
+      </w:r>
+    </w:p>
+    <w:p>
+      <w:r>
+        <w:t>________________________________________________________________</w:t>
+      </w:r>
+    </w:p>
+    <w:p>
+      <w:r>
+        <w:t>________________________________________________________________</w:t>
+      </w:r>
+    </w:p>
+    <w:p>
+      <w:r>
+        <w:t>________________________________________________________________</w:t>
+      </w:r>
+    </w:p>
+    <w:p>
+      <w:r>
+        <w:t>________________________________________________________________</w:t>
+      </w:r>
+    </w:p>
+    <w:p>
+      <w:pPr>
+        <w:pStyle w:val="ListBullet"/>
+      </w:pPr>
+      <w:r>
+        <w:t>Hint if needed: Use the changed condition and the deciding step in the pictorial trace. The answer must say what follows from those facts.</w:t>
+      </w:r>
+    </w:p>
+    <w:p>
+      <w:pPr>
+        <w:pStyle w:val="Heading2"/>
+      </w:pPr>
+      <w:r>
+        <w:t>Check after the changed attempt · reference / check after trying</w:t>
+      </w:r>
+    </w:p>
+    <w:p>
+      <w:pPr>
+        <w:spacing w:line="336" w:lineRule="auto" w:after="180"/>
+      </w:pPr>
+      <w:r>
+        <w:rPr>
+          <w:b w:val="0"/>
+        </w:rPr>
+        <w:t>After your attempt, compare with the supported explanation: A score becomes 2 and B score 0; both predict class 1. Increasing bias by2 adds 2 to every score without changing the weights.</w:t>
+      </w:r>
+    </w:p>
+    <w:p>
+      <w:pPr>
+        <w:pStyle w:val="Heading2"/>
+      </w:pPr>
+      <w:r>
+        <w:t>Repair and retain the record</w:t>
+      </w:r>
+    </w:p>
+    <w:p>
+      <w:pPr>
+        <w:spacing w:line="336" w:lineRule="auto" w:after="180"/>
+      </w:pPr>
+      <w:r>
+        <w:rPr>
+          <w:b w:val="0"/>
+        </w:rPr>
+        <w:t>Review Dot products and weighted sums (ai-5/2). Goal: Calculate a dot product by matching feature positions. Short practice: Which connection explains why more right brightness lowers this score?</w:t>
+      </w:r>
+    </w:p>
+    <w:p>
+      <w:pPr>
+        <w:spacing w:line="336" w:lineRule="auto" w:after="180"/>
+      </w:pPr>
+      <w:r>
+        <w:rPr>
+          <w:b w:val="0"/>
+        </w:rPr>
+        <w:t xml:space="preserve">Point to the relevant step in the picture, then write the changed result and the rule or </w:t>
+      </w:r>
+      <w:r>
+        <w:rPr>
+          <w:b/>
+        </w:rPr>
+        <w:t>evidence</w:t>
+      </w:r>
+      <w:r>
+        <w:rPr>
+          <w:b w:val="0"/>
+        </w:rPr>
+        <w:t xml:space="preserve"> that supports it.. Return to this week and explain what you changed.</w:t>
+      </w:r>
+    </w:p>
+    <w:p>
+      <w:pPr>
+        <w:spacing w:line="336" w:lineRule="auto" w:after="180"/>
+      </w:pPr>
+      <w:r>
+        <w:rPr>
+          <w:b w:val="0"/>
+        </w:rPr>
+        <w:t xml:space="preserve">The browser lab lets you edit the supported Python examples already included in this lesson. Predict first, run, inspect the actual </w:t>
+      </w:r>
+      <w:r>
+        <w:rPr>
+          <w:b/>
+        </w:rPr>
+        <w:t>output</w:t>
+      </w:r>
+      <w:r>
+        <w:rPr>
+          <w:b w:val="0"/>
+        </w:rPr>
+        <w:t xml:space="preserve"> or error, change one </w:t>
+      </w:r>
+      <w:r>
+        <w:rPr>
+          <w:b/>
+        </w:rPr>
+        <w:t>input</w:t>
+      </w:r>
+      <w:r>
+        <w:rPr>
+          <w:b w:val="0"/>
+        </w:rPr>
+        <w:t>, then run again.</w:t>
+      </w:r>
+    </w:p>
+    <w:p>
+      <w:pPr>
+        <w:spacing w:line="336" w:lineRule="auto" w:after="180"/>
+      </w:pPr>
+      <w:r>
+        <w:rPr>
+          <w:b w:val="0"/>
+        </w:rPr>
+        <w:t xml:space="preserve">Keep code, </w:t>
+      </w:r>
+      <w:r>
+        <w:rPr>
+          <w:b/>
+        </w:rPr>
+        <w:t>prediction</w:t>
+      </w:r>
+      <w:r>
+        <w:rPr>
+          <w:b w:val="0"/>
+        </w:rPr>
+        <w:t>s, actual results and a reasoned revision together. On paper, label your result as a trace rather than an execution.</w:t>
+      </w:r>
+    </w:p>
+    <w:p>
+      <w:pPr>
+        <w:spacing w:line="336" w:lineRule="auto" w:after="180"/>
+      </w:pPr>
+      <w:r>
+        <w:rPr>
+          <w:b w:val="0"/>
+        </w:rPr>
+        <w:t xml:space="preserve">Use Download completed work in the hosted lesson to export your answers, reflections, practice feedback and code-run </w:t>
+      </w:r>
+      <w:r>
+        <w:rPr>
+          <w:b/>
+        </w:rPr>
+        <w:t>evidence</w:t>
+      </w:r>
+      <w:r>
+        <w:rPr>
+          <w:b w:val="0"/>
+        </w:rPr>
+        <w:t>. Open the HTML copy to read or print it.</w:t>
+      </w:r>
+    </w:p>
+    <w:p>
+      <w:pPr>
+        <w:spacing w:line="336" w:lineRule="auto" w:after="180"/>
+      </w:pPr>
+      <w:r>
+        <w:rPr>
+          <w:b w:val="0"/>
+        </w:rPr>
+        <w:t>Drafts stay in this browser when storage is available; clear drafts on a shared device.</w:t>
+      </w:r>
+    </w:p>
+    <w:p>
+      <w:pPr>
+        <w:pStyle w:val="Heading3"/>
+      </w:pPr>
+      <w:r>
+        <w:t>What I repaired, the evidence I kept and the next test</w:t>
+      </w:r>
+    </w:p>
+    <w:p>
+      <w:r>
+        <w:t>________________________________________________________________</w:t>
+      </w:r>
+    </w:p>
+    <w:p>
+      <w:r>
+        <w:t>________________________________________________________________</w:t>
+      </w:r>
+    </w:p>
+    <w:p>
+      <w:r>
+        <w:t>________________________________________________________________</w:t>
+      </w:r>
+    </w:p>
+    <w:p>
+      <w:r>
+        <w:t>________________________________________________________________</w:t>
+      </w:r>
+    </w:p>
+    <w:p>
+      <w:r>
+        <w:t>________________________________________________________________</w:t>
+      </w:r>
+    </w:p>
+    <w:p>
+      <w:pPr>
+        <w:pStyle w:val="Heading2"/>
+      </w:pPr>
+      <w:r>
+        <w:t>Earlier wording, alternatives and picture transcripts · reference / check after trying</w:t>
       </w:r>
     </w:p>
     <w:p>
@@ -1840,104 +2027,10 @@
     </w:p>
     <w:p>
       <w:pPr>
-        <w:spacing w:line="336" w:lineRule="auto" w:after="180"/>
-      </w:pPr>
-      <w:r>
-        <w:rPr>
-          <w:b w:val="0"/>
-        </w:rPr>
-        <w:t xml:space="preserve">Move a toy boundary with a bias while keeping its </w:t>
-      </w:r>
-      <w:r>
-        <w:rPr>
-          <w:b/>
-        </w:rPr>
-        <w:t>input</w:t>
-      </w:r>
-      <w:r>
-        <w:rPr>
-          <w:b w:val="0"/>
-        </w:rPr>
-        <w:t xml:space="preserve"> weights fixed.</w:t>
-      </w:r>
-    </w:p>
-    <w:p>
-      <w:pPr>
         <w:pStyle w:val="Heading3"/>
       </w:pPr>
       <w:r>
-        <w:t>Practice 1: explain the deciding evidence</w:t>
-      </w:r>
-    </w:p>
-    <w:p>
-      <w:pPr>
-        <w:spacing w:line="336" w:lineRule="auto" w:after="180"/>
-      </w:pPr>
-      <w:r>
-        <w:rPr>
-          <w:b w:val="0"/>
-        </w:rPr>
-        <w:t>Which labelled step matches this detail? The boundary is v=2u-3; the bias sets its position.</w:t>
-      </w:r>
-    </w:p>
-    <w:p>
-      <w:pPr>
-        <w:spacing w:line="336" w:lineRule="auto" w:after="180"/>
-        <w:shd w:fill="F4F9FC"/>
-      </w:pPr>
-      <w:r>
-        <w:rPr>
-          <w:b w:val="0"/>
-        </w:rPr>
-        <w:t xml:space="preserve">1. Trace </w:t>
-      </w:r>
-      <w:r>
-        <w:rPr>
-          <w:b/>
-        </w:rPr>
-        <w:t>input</w:t>
-      </w:r>
-      <w:r>
-        <w:rPr>
-          <w:b w:val="0"/>
-        </w:rPr>
-        <w:t xml:space="preserve"> A</w:t>
-      </w:r>
-    </w:p>
-    <w:p>
-      <w:pPr>
-        <w:spacing w:line="336" w:lineRule="auto" w:after="180"/>
-        <w:shd w:fill="F4F9FC"/>
-      </w:pPr>
-      <w:r>
-        <w:rPr>
-          <w:b w:val="0"/>
-        </w:rPr>
-        <w:t>2. Read boundary</w:t>
-      </w:r>
-    </w:p>
-    <w:p>
-      <w:pPr>
-        <w:spacing w:line="336" w:lineRule="auto" w:after="180"/>
-        <w:shd w:fill="F4F9FC"/>
-      </w:pPr>
-      <w:r>
-        <w:rPr>
-          <w:b w:val="0"/>
-        </w:rPr>
-        <w:t xml:space="preserve">3. Trace </w:t>
-      </w:r>
-      <w:r>
-        <w:rPr>
-          <w:b/>
-        </w:rPr>
-        <w:t>input</w:t>
-      </w:r>
-      <w:r>
-        <w:rPr>
-          <w:b w:val="0"/>
-        </w:rPr>
-        <w:t xml:space="preserve"> B</w:t>
+        <w:t>Repair a missing building block</w:t>
       </w:r>
     </w:p>
     <w:p>
@@ -1945,32 +2038,7 @@
         <w:pStyle w:val="Heading3"/>
       </w:pPr>
       <w:r>
-        <w:t>My selected conclusion, deciding fact and explanation</w:t>
-      </w:r>
-    </w:p>
-    <w:p>
-      <w:r>
-        <w:t>________________________________________________________________</w:t>
-      </w:r>
-    </w:p>
-    <w:p>
-      <w:r>
-        <w:t>________________________________________________________________</w:t>
-      </w:r>
-    </w:p>
-    <w:p>
-      <w:r>
-        <w:t>________________________________________________________________</w:t>
-      </w:r>
-    </w:p>
-    <w:p>
-      <w:r>
-        <w:t>________________________________________________________________</w:t>
-      </w:r>
-    </w:p>
-    <w:p>
-      <w:r>
-        <w:t>________________________________________________________________</w:t>
+        <w:t>Predict, run and debug</w:t>
       </w:r>
     </w:p>
     <w:p>
@@ -1978,437 +2046,25 @@
         <w:pStyle w:val="Heading3"/>
       </w:pPr>
       <w:r>
-        <w:t>Hint · try first</w:t>
-      </w:r>
-    </w:p>
-    <w:p>
-      <w:pPr>
-        <w:spacing w:line="336" w:lineRule="auto" w:after="180"/>
-        <w:shd w:fill="F1F6F8"/>
-      </w:pPr>
-      <w:r>
-        <w:rPr>
-          <w:b w:val="0"/>
-        </w:rPr>
-        <w:t>Hint if needed: Read the steps in the pictorial case. Match the supplied detail to the stage that performs or records it.</w:t>
-      </w:r>
-    </w:p>
-    <w:p>
-      <w:pPr>
-        <w:pStyle w:val="Heading3"/>
-      </w:pPr>
-      <w:r>
-        <w:t>Feedback · compare after trying</w:t>
-      </w:r>
-    </w:p>
-    <w:p>
-      <w:pPr>
-        <w:spacing w:line="336" w:lineRule="auto" w:after="180"/>
-        <w:shd w:fill="F1F6FC"/>
-      </w:pPr>
-      <w:r>
-        <w:rPr>
-          <w:b w:val="0"/>
-        </w:rPr>
-        <w:t xml:space="preserve">After your attempt, compare with the supported explanation: Read boundary The boundary is v=2u-3; the bias sets its position. The bias adds the same offset after the </w:t>
-      </w:r>
-      <w:r>
-        <w:rPr>
-          <w:b/>
-        </w:rPr>
-        <w:t>input</w:t>
-      </w:r>
-      <w:r>
-        <w:rPr>
-          <w:b w:val="0"/>
-        </w:rPr>
-        <w:t xml:space="preserve"> contributions.</w:t>
-      </w:r>
-    </w:p>
-    <w:p>
-      <w:pPr>
-        <w:spacing w:line="336" w:lineRule="auto" w:after="180"/>
-        <w:shd w:fill="F1F6FC"/>
-      </w:pPr>
-      <w:r>
-        <w:rPr>
-          <w:b w:val="0"/>
-        </w:rPr>
-        <w:t>It moves the dividing line without changing the weights that set the line’s orientation. Class 1 includes score zero under our stated rule.</w:t>
-      </w:r>
-    </w:p>
-    <w:p>
-      <w:pPr>
-        <w:spacing w:line="336" w:lineRule="auto" w:after="180"/>
-        <w:shd w:fill="F1F6FC"/>
-      </w:pPr>
-      <w:r>
-        <w:rPr>
-          <w:b w:val="0"/>
-        </w:rPr>
-        <w:t>That is why B changes class when the bias rises by two: its score moves from minus two onto the included boundary.</w:t>
-      </w:r>
-    </w:p>
-    <w:p>
-      <w:pPr>
-        <w:pStyle w:val="Heading3"/>
-      </w:pPr>
-      <w:r>
-        <w:t>Practice 2: explain the deciding evidence</w:t>
-      </w:r>
-    </w:p>
-    <w:p>
-      <w:pPr>
-        <w:pStyle w:val="Heading3"/>
-      </w:pPr>
-      <w:r>
-        <w:t>Changed case · predict first</w:t>
-      </w:r>
-    </w:p>
-    <w:p>
-      <w:pPr>
-        <w:spacing w:line="336" w:lineRule="auto" w:after="180"/>
-        <w:shd w:fill="F5F1FB"/>
-      </w:pPr>
-      <w:r>
-        <w:rPr>
-          <w:b w:val="0"/>
-        </w:rPr>
-        <w:t>Changed-case practice: Change bias from -3 to-1. Which conclusion is supported by the supplied facts?</w:t>
-      </w:r>
-    </w:p>
-    <w:p>
-      <w:pPr>
-        <w:spacing w:line="336" w:lineRule="auto" w:after="180"/>
-        <w:shd w:fill="F4F9FC"/>
-      </w:pPr>
-      <w:r>
-        <w:rPr>
-          <w:b w:val="0"/>
-        </w:rPr>
-        <w:t xml:space="preserve">1. We can decide the result without examining the changed </w:t>
-      </w:r>
-      <w:r>
-        <w:rPr>
-          <w:b/>
-        </w:rPr>
-        <w:t>input</w:t>
-      </w:r>
-      <w:r>
-        <w:rPr>
-          <w:b w:val="0"/>
-        </w:rPr>
-        <w:t xml:space="preserve"> or the procedure.</w:t>
-      </w:r>
-    </w:p>
-    <w:p>
-      <w:pPr>
-        <w:spacing w:line="336" w:lineRule="auto" w:after="180"/>
-        <w:shd w:fill="F4F9FC"/>
-      </w:pPr>
-      <w:r>
-        <w:rPr>
-          <w:b w:val="0"/>
-        </w:rPr>
-        <w:t xml:space="preserve">2. This one example guarantees correct results for every future </w:t>
-      </w:r>
-      <w:r>
-        <w:rPr>
-          <w:b/>
-        </w:rPr>
-        <w:t>input</w:t>
-      </w:r>
-      <w:r>
-        <w:rPr>
-          <w:b w:val="0"/>
-        </w:rPr>
-        <w:t>.</w:t>
-      </w:r>
-    </w:p>
-    <w:p>
-      <w:pPr>
-        <w:spacing w:line="336" w:lineRule="auto" w:after="180"/>
-        <w:shd w:fill="F4F9FC"/>
-      </w:pPr>
-      <w:r>
-        <w:rPr>
-          <w:b w:val="0"/>
-        </w:rPr>
-        <w:t>3. A score becomes 2 and B score 0; both predict class 1.</w:t>
-      </w:r>
-    </w:p>
-    <w:p>
-      <w:pPr>
-        <w:pStyle w:val="Heading3"/>
-      </w:pPr>
-      <w:r>
-        <w:t>My selected conclusion, deciding fact and explanation</w:t>
-      </w:r>
-    </w:p>
-    <w:p>
-      <w:r>
-        <w:t>________________________________________________________________</w:t>
-      </w:r>
-    </w:p>
-    <w:p>
-      <w:r>
-        <w:t>________________________________________________________________</w:t>
-      </w:r>
-    </w:p>
-    <w:p>
-      <w:r>
-        <w:t>________________________________________________________________</w:t>
-      </w:r>
-    </w:p>
-    <w:p>
-      <w:r>
-        <w:t>________________________________________________________________</w:t>
-      </w:r>
-    </w:p>
-    <w:p>
-      <w:r>
-        <w:t>________________________________________________________________</w:t>
-      </w:r>
-    </w:p>
-    <w:p>
-      <w:pPr>
-        <w:pStyle w:val="Heading3"/>
-      </w:pPr>
-      <w:r>
-        <w:t>Hint · try first</w:t>
-      </w:r>
-    </w:p>
-    <w:p>
-      <w:pPr>
-        <w:spacing w:line="336" w:lineRule="auto" w:after="180"/>
-        <w:shd w:fill="F1F6F8"/>
-      </w:pPr>
-      <w:r>
-        <w:rPr>
-          <w:b w:val="0"/>
-        </w:rPr>
-        <w:t>Hint if needed: Use the changed condition and the deciding step in the pictorial trace. The answer must say what follows from those facts.</w:t>
-      </w:r>
-    </w:p>
-    <w:p>
-      <w:pPr>
-        <w:pStyle w:val="Heading3"/>
-      </w:pPr>
-      <w:r>
-        <w:t>Feedback · compare after trying</w:t>
-      </w:r>
-    </w:p>
-    <w:p>
-      <w:pPr>
-        <w:spacing w:line="336" w:lineRule="auto" w:after="180"/>
-        <w:shd w:fill="F1F6FC"/>
-      </w:pPr>
-      <w:r>
-        <w:rPr>
-          <w:b w:val="0"/>
-        </w:rPr>
-        <w:t>After your attempt, compare with the supported explanation: A score becomes 2 and B score 0; both predict class 1. Increasing bias by2 adds 2 to every score without changing the weights.</w:t>
-      </w:r>
-    </w:p>
-    <w:p>
-      <w:pPr>
-        <w:pStyle w:val="Heading3"/>
-      </w:pPr>
-      <w:r>
-        <w:t>Repair a missing building block</w:t>
-      </w:r>
-    </w:p>
-    <w:p>
-      <w:pPr>
-        <w:spacing w:line="336" w:lineRule="auto" w:after="180"/>
-      </w:pPr>
-      <w:r>
-        <w:rPr>
-          <w:b w:val="0"/>
-        </w:rPr>
-        <w:t>Review Dot products and weighted sums (ai-5/2). Goal: Calculate a dot product by matching feature positions. Short practice: Which connection explains why more right brightness lowers this score?</w:t>
-      </w:r>
-    </w:p>
-    <w:p>
-      <w:pPr>
-        <w:spacing w:line="336" w:lineRule="auto" w:after="180"/>
-      </w:pPr>
-      <w:r>
-        <w:rPr>
-          <w:b w:val="0"/>
-        </w:rPr>
-        <w:t xml:space="preserve">Point to the relevant step in the picture, then write the changed result and the rule or </w:t>
-      </w:r>
-      <w:r>
-        <w:rPr>
-          <w:b/>
-        </w:rPr>
-        <w:t>evidence</w:t>
-      </w:r>
-      <w:r>
-        <w:rPr>
-          <w:b w:val="0"/>
-        </w:rPr>
-        <w:t xml:space="preserve"> that supports it.. Return to this week and explain what you changed.</w:t>
-      </w:r>
-    </w:p>
-    <w:p>
-      <w:pPr>
-        <w:pStyle w:val="Heading3"/>
-      </w:pPr>
-      <w:r>
-        <w:t>Predict, run and debug</w:t>
-      </w:r>
-    </w:p>
-    <w:p>
-      <w:pPr>
-        <w:spacing w:line="336" w:lineRule="auto" w:after="180"/>
-      </w:pPr>
-      <w:r>
-        <w:rPr>
-          <w:b w:val="0"/>
-        </w:rPr>
-        <w:t xml:space="preserve">The browser lab lets you edit the supported Python examples already included in this lesson. Predict first, run, inspect the actual </w:t>
-      </w:r>
-      <w:r>
-        <w:rPr>
-          <w:b/>
-        </w:rPr>
-        <w:t>output</w:t>
-      </w:r>
-      <w:r>
-        <w:rPr>
-          <w:b w:val="0"/>
-        </w:rPr>
-        <w:t xml:space="preserve"> or error, change one </w:t>
-      </w:r>
-      <w:r>
-        <w:rPr>
-          <w:b/>
-        </w:rPr>
-        <w:t>input</w:t>
-      </w:r>
-      <w:r>
-        <w:rPr>
-          <w:b w:val="0"/>
-        </w:rPr>
-        <w:t>, then run again.</w:t>
-      </w:r>
-    </w:p>
-    <w:p>
-      <w:pPr>
-        <w:spacing w:line="336" w:lineRule="auto" w:after="180"/>
-      </w:pPr>
-      <w:r>
-        <w:rPr>
-          <w:b w:val="0"/>
-        </w:rPr>
-        <w:t xml:space="preserve">Keep code, </w:t>
-      </w:r>
-      <w:r>
-        <w:rPr>
-          <w:b/>
-        </w:rPr>
-        <w:t>prediction</w:t>
-      </w:r>
-      <w:r>
-        <w:rPr>
-          <w:b w:val="0"/>
-        </w:rPr>
-        <w:t>s, actual results and a reasoned revision together. On paper, label your result as a trace rather than an execution.</w:t>
-      </w:r>
-    </w:p>
-    <w:p>
-      <w:pPr>
-        <w:pStyle w:val="Heading3"/>
-      </w:pPr>
-      <w:r>
         <w:t>Keep your completed work</w:t>
       </w:r>
     </w:p>
     <w:p>
       <w:pPr>
-        <w:spacing w:line="336" w:lineRule="auto" w:after="180"/>
-      </w:pPr>
-      <w:r>
-        <w:rPr>
-          <w:b w:val="0"/>
-        </w:rPr>
-        <w:t xml:space="preserve">Use Download completed work in the hosted lesson to export your answers, reflections, practice feedback and code-run </w:t>
-      </w:r>
-      <w:r>
-        <w:rPr>
-          <w:b/>
-        </w:rPr>
-        <w:t>evidence</w:t>
-      </w:r>
-      <w:r>
-        <w:rPr>
-          <w:b w:val="0"/>
-        </w:rPr>
-        <w:t>. Open the HTML copy to read or print it.</w:t>
-      </w:r>
-    </w:p>
-    <w:p>
-      <w:pPr>
-        <w:spacing w:line="336" w:lineRule="auto" w:after="180"/>
-      </w:pPr>
-      <w:r>
-        <w:rPr>
-          <w:b w:val="0"/>
-        </w:rPr>
-        <w:t>Drafts stay in this browser when storage is available; clear drafts on a shared device.</w:t>
-      </w:r>
-    </w:p>
-    <w:p>
-      <w:pPr>
-        <w:pStyle w:val="Heading3"/>
-      </w:pPr>
-      <w:r>
-        <w:t>What I repaired, the evidence I kept and the next test</w:t>
-      </w:r>
-    </w:p>
-    <w:p>
-      <w:r>
-        <w:t>________________________________________________________________</w:t>
-      </w:r>
-    </w:p>
-    <w:p>
-      <w:r>
-        <w:t>________________________________________________________________</w:t>
-      </w:r>
-    </w:p>
-    <w:p>
-      <w:r>
-        <w:t>________________________________________________________________</w:t>
-      </w:r>
-    </w:p>
-    <w:p>
-      <w:r>
-        <w:t>________________________________________________________________</w:t>
-      </w:r>
-    </w:p>
-    <w:p>
-      <w:r>
-        <w:t>________________________________________________________________</w:t>
-      </w:r>
-    </w:p>
-    <w:p>
-      <w:pPr>
         <w:pStyle w:val="Heading1"/>
       </w:pPr>
       <w:r>
-        <w:t>15. Visual concept journey</w:t>
-      </w:r>
-    </w:p>
-    <w:p>
-      <w:r>
-        <w:t>Explain each Bias terms and decision boundaries picture from its labels, then record a relevant limit.</w:t>
-      </w:r>
-    </w:p>
-    <w:p>
-      <w:pPr>
-        <w:pStyle w:val="Heading3"/>
+        <w:t>15. Reference · Six-picture response sheets</w:t>
+      </w:r>
+    </w:p>
+    <w:p>
+      <w:r>
+        <w:t>Choose the picture that helps explain the current step.</w:t>
+      </w:r>
+    </w:p>
+    <w:p>
+      <w:pPr>
+        <w:pStyle w:val="Heading2"/>
       </w:pPr>
       <w:r>
         <w:t>01. Bias terms and decision boundaries: the case</w:t>
@@ -2511,7 +2167,6 @@
     <w:p>
       <w:pPr>
         <w:spacing w:line="336" w:lineRule="auto" w:after="180"/>
-        <w:shd w:fill="F5F1FB"/>
       </w:pPr>
       <w:r>
         <w:rPr>
@@ -2550,7 +2205,7 @@
     </w:p>
     <w:p>
       <w:pPr>
-        <w:pStyle w:val="Heading3"/>
+        <w:pStyle w:val="Heading2"/>
       </w:pPr>
       <w:r>
         <w:t>02. Follow the deciding steps</w:t>
@@ -2630,7 +2285,6 @@
     <w:p>
       <w:pPr>
         <w:spacing w:line="336" w:lineRule="auto" w:after="180"/>
-        <w:shd w:fill="F5F1FB"/>
       </w:pPr>
       <w:r>
         <w:rPr>
@@ -2681,7 +2335,7 @@
     </w:p>
     <w:p>
       <w:pPr>
-        <w:pStyle w:val="Heading3"/>
+        <w:pStyle w:val="Heading2"/>
       </w:pPr>
       <w:r>
         <w:t>03. Input A reaches the inclusive boundary</w:t>
@@ -2767,7 +2421,6 @@
     <w:p>
       <w:pPr>
         <w:spacing w:line="336" w:lineRule="auto" w:after="180"/>
-        <w:shd w:fill="F5F1FB"/>
       </w:pPr>
       <w:r>
         <w:rPr>
@@ -2806,7 +2459,7 @@
     </w:p>
     <w:p>
       <w:pPr>
-        <w:pStyle w:val="Heading3"/>
+        <w:pStyle w:val="Heading2"/>
       </w:pPr>
       <w:r>
         <w:t>04. Change one thing. Trace what follows.</w:t>
@@ -2873,7 +2526,6 @@
     <w:p>
       <w:pPr>
         <w:spacing w:line="336" w:lineRule="auto" w:after="180"/>
-        <w:shd w:fill="F5F1FB"/>
       </w:pPr>
       <w:r>
         <w:rPr>
@@ -2912,7 +2564,7 @@
     </w:p>
     <w:p>
       <w:pPr>
-        <w:pStyle w:val="Heading3"/>
+        <w:pStyle w:val="Heading2"/>
       </w:pPr>
       <w:r>
         <w:t>05. Connect the explanation to its limit</w:t>
@@ -3002,7 +2654,6 @@
     <w:p>
       <w:pPr>
         <w:spacing w:line="336" w:lineRule="auto" w:after="180"/>
-        <w:shd w:fill="F5F1FB"/>
       </w:pPr>
       <w:r>
         <w:rPr>
@@ -3041,7 +2692,7 @@
     </w:p>
     <w:p>
       <w:pPr>
-        <w:pStyle w:val="Heading3"/>
+        <w:pStyle w:val="Heading2"/>
       </w:pPr>
       <w:r>
         <w:t>06. Make the idea visible in your project</w:t>
@@ -3155,7 +2806,6 @@
     <w:p>
       <w:pPr>
         <w:spacing w:line="336" w:lineRule="auto" w:after="180"/>
-        <w:shd w:fill="F5F1FB"/>
       </w:pPr>
       <w:r>
         <w:rPr>
@@ -3202,6 +2852,62 @@
     <w:p>
       <w:r>
         <w:t>________________________________________________________________</w:t>
+      </w:r>
+    </w:p>
+    <w:p>
+      <w:pPr>
+        <w:pStyle w:val="Heading2"/>
+      </w:pPr>
+      <w:r>
+        <w:t>Earlier wording, alternatives and picture transcripts · reference / check after trying</w:t>
+      </w:r>
+    </w:p>
+    <w:p>
+      <w:pPr>
+        <w:pStyle w:val="Heading3"/>
+      </w:pPr>
+      <w:r>
+        <w:t>01. Bias terms and decision boundaries: the case</w:t>
+      </w:r>
+    </w:p>
+    <w:p>
+      <w:pPr>
+        <w:pStyle w:val="Heading3"/>
+      </w:pPr>
+      <w:r>
+        <w:t>02. Follow the deciding steps</w:t>
+      </w:r>
+    </w:p>
+    <w:p>
+      <w:pPr>
+        <w:pStyle w:val="Heading3"/>
+      </w:pPr>
+      <w:r>
+        <w:t>03. Input A reaches the inclusive boundary</w:t>
+      </w:r>
+    </w:p>
+    <w:p>
+      <w:pPr>
+        <w:pStyle w:val="Heading3"/>
+      </w:pPr>
+      <w:r>
+        <w:t>04. Change one thing. Trace what follows.</w:t>
+      </w:r>
+    </w:p>
+    <w:p>
+      <w:pPr>
+        <w:pStyle w:val="Heading3"/>
+      </w:pPr>
+      <w:r>
+        <w:t>05. Connect the explanation to its limit</w:t>
+      </w:r>
+    </w:p>
+    <w:p>
+      <w:pPr>
+        <w:pStyle w:val="Heading3"/>
+      </w:pPr>
+      <w:r>
+        <w:t>06. Make the idea visible in your project</w:t>
       </w:r>
     </w:p>
     <w:sectPr>
